--- a/base de datos I/practica/actividads praticas diseño conceptial.docx
+++ b/base de datos I/practica/actividads praticas diseño conceptial.docx
@@ -15,7 +15,23 @@
         <w:t>:</w:t>
       </w:r>
       <w:r>
-        <w:t xml:space="preserve"> Una empresa multinacional cuenta con oficinas distribuidas en distintos edificios de su complejo corporativo. Diariamente se realizan reuniones entre empleados de diferentes departamentos para coordinar proyectos, presentar informes, capacitar al personal o recibir visitas de otras sedes de la empresa. Actualmente la reserva de las salas de reuniones se realiza mediante planillas compartidas y correos electrónicos, lo que provoca conflictos de disponibilidad, superposición de horarios y dificultades para conocer la ocupación de las espacios disponibles. Con el propósito de optimizar este proceso, la empresa ha decidido desarrollar un sistema informático que permita administrar las reservas de las salas de reuniones y la información relacionada. La empresa se encuentra organizada en distintos departamentos, donde desarrollan sus actividades los empleados. Cada empleado pertenece a un único departamento, mientras que un departamento puede estar integrado por varios empleados. La empresa utiliza una dirección de correo electrónico institucional para identificar a cada empleado. No pueden existir dos empleados con la misma dirección de correo electrónico. Además del correo electrónico, la empresa registra el nombre, apellido, edad y los números telefónicos de contacto de cada empleado, disponiendo de un teléfono fijo y un teléfono móvil. Las reuniones se realizan en salas especialmente destinadas para ese fin. Cada sala posee un nombre o código que la identifica dentro de la empresa, por ejemplo Sala A, Sala Ejecutiva o Sala de Directorio. Las salas se encuentran distribuidas en distintos edificios y cada una tiene asignada una ubicación física determinada dentro del edificio. Para facilitar su localización interesa conocer: edificio donde se encuentra; piso; número o identificación interna de la sala. Cada sala posee además una capacidad máxima de personas permitidas. Los empleados pueden reservar salas para realizar reuniones. Cada reserva corresponde a una única sala y es realizada por un único empleado. De cada reserva interesa registrar: fecha en que se utilizará la sala; hora de inicio; hora de finalización. La empresa también desea conocer la duración de cada reunión para obtener estadísticas sobre el uso de las salas. Bases de Datos I Lic. en Sistemas de Información </w:t>
+        <w:t xml:space="preserve"> Una empresa multinacional cuenta con oficinas distribuidas en distintos edificios de su complejo corporativo. Diariamente se realizan reuniones entre empleados de diferentes departamentos para coordinar proyectos, presentar informes, capacitar al personal o recibir visitas de otras sedes de la empresa. Actualmente la reserva de las salas de reuniones se realiza mediante planillas compartidas y correos electrónicos, lo que provoca conflictos de disponibilidad, superposición de horarios y dificultades para conocer la ocupación de </w:t>
+      </w:r>
+      <w:proofErr w:type="gramStart"/>
+      <w:r>
+        <w:t>las espacios disponibles</w:t>
+      </w:r>
+      <w:proofErr w:type="gramEnd"/>
+      <w:r>
+        <w:t xml:space="preserve">. Con el propósito de optimizar este proceso, la empresa ha decidido desarrollar un sistema informático que permita administrar las reservas de las salas de reuniones y la información relacionada. La empresa se encuentra organizada en distintos departamentos, donde desarrollan sus actividades los empleados. Cada empleado pertenece a un único departamento, mientras que un departamento puede estar integrado por varios empleados. La empresa utiliza una dirección de correo electrónico institucional para identificar a cada empleado. No pueden existir dos empleados con la misma dirección de correo electrónico. Además del correo electrónico, la empresa registra el nombre, apellido, edad y los números telefónicos de contacto de cada empleado, disponiendo de un teléfono fijo y un teléfono móvil. Las reuniones se realizan en salas especialmente destinadas para ese fin. Cada sala posee un nombre o código que la identifica dentro de la empresa, por </w:t>
+      </w:r>
+      <w:proofErr w:type="gramStart"/>
+      <w:r>
+        <w:t>ejemplo</w:t>
+      </w:r>
+      <w:proofErr w:type="gramEnd"/>
+      <w:r>
+        <w:t xml:space="preserve"> Sala A, Sala Ejecutiva o Sala de Directorio. Las salas se encuentran distribuidas en distintos edificios y cada una tiene asignada una ubicación física determinada dentro del edificio. Para facilitar su localización interesa conocer: edificio donde se encuentra; piso; número o identificación interna de la sala. Cada sala posee además una capacidad máxima de personas permitidas. Los empleados pueden reservar salas para realizar reuniones. Cada reserva corresponde a una única sala y es realizada por un único empleado. De cada reserva interesa registrar: fecha en que se utilizará la sala; hora de inicio; hora de finalización. La empresa también desea conocer la duración de cada reunión para obtener estadísticas sobre el uso de las salas. Bases de Datos I Lic. en Sistemas de Información </w:t>
       </w:r>
       <w:r>
         <w:t>–</w:t>
@@ -25,8 +41,13 @@
       </w:r>
     </w:p>
     <w:p>
-      <w:r>
-        <w:t xml:space="preserve">FaCENA | UNNE </w:t>
+      <w:proofErr w:type="spellStart"/>
+      <w:r>
+        <w:t>FaCENA</w:t>
+      </w:r>
+      <w:proofErr w:type="spellEnd"/>
+      <w:r>
+        <w:t xml:space="preserve"> | UNNE </w:t>
       </w:r>
     </w:p>
     <w:p>
@@ -73,18 +94,65 @@
     <w:p/>
     <w:p>
       <w:r>
-        <w:t>Resolución: para resolver este problema tengo que buscar 3 componetnes claves</w:t>
-      </w:r>
-    </w:p>
-    <w:p>
-      <w:r>
-        <w:t>Entidades: q ue es? Son objetos del mundo real de los que la empresa quiere guardar información.</w:t>
+        <w:t xml:space="preserve">Resolución: para resolver este problema tengo que buscar 3 </w:t>
+      </w:r>
+      <w:proofErr w:type="spellStart"/>
+      <w:r>
+        <w:t>componetnes</w:t>
+      </w:r>
+      <w:proofErr w:type="spellEnd"/>
+      <w:r>
+        <w:t xml:space="preserve"> claves</w:t>
+      </w:r>
+    </w:p>
+    <w:p>
+      <w:r>
+        <w:t xml:space="preserve">Entidades: </w:t>
+      </w:r>
+      <w:proofErr w:type="gramStart"/>
+      <w:r>
+        <w:t xml:space="preserve">q </w:t>
+      </w:r>
+      <w:proofErr w:type="spellStart"/>
+      <w:r>
+        <w:t>ue</w:t>
+      </w:r>
+      <w:proofErr w:type="spellEnd"/>
+      <w:r>
+        <w:t xml:space="preserve"> es?</w:t>
+      </w:r>
+      <w:proofErr w:type="gramEnd"/>
+      <w:r>
+        <w:t xml:space="preserve"> Son objetos del mundo real de los que la empresa quiere guardar información.</w:t>
       </w:r>
     </w:p>
     <w:p>
       <w:r>
         <w:tab/>
-        <w:t xml:space="preserve">Prgunta clave : de que o de quienes nos habla el texto que necesitemos registrar? </w:t>
+      </w:r>
+      <w:proofErr w:type="spellStart"/>
+      <w:r>
+        <w:t>Prgunta</w:t>
+      </w:r>
+      <w:proofErr w:type="spellEnd"/>
+      <w:r>
+        <w:t xml:space="preserve"> </w:t>
+      </w:r>
+      <w:proofErr w:type="gramStart"/>
+      <w:r>
+        <w:t>clave :</w:t>
+      </w:r>
+      <w:proofErr w:type="gramEnd"/>
+      <w:r>
+        <w:t xml:space="preserve"> </w:t>
+      </w:r>
+      <w:proofErr w:type="gramStart"/>
+      <w:r>
+        <w:t>de que o de quienes nos habla el texto que necesitemos registrar?</w:t>
+      </w:r>
+      <w:proofErr w:type="gramEnd"/>
+      <w:r>
+        <w:t xml:space="preserve"> </w:t>
       </w:r>
     </w:p>
     <w:p>
@@ -102,42 +170,111 @@
     <w:p>
       <w:r>
         <w:tab/>
-        <w:t>Queremos guardar datos de los lugares :sala</w:t>
-      </w:r>
+        <w:t xml:space="preserve">Queremos guardar datos de los </w:t>
+      </w:r>
+      <w:proofErr w:type="gramStart"/>
+      <w:r>
+        <w:t>lugares :sala</w:t>
+      </w:r>
+      <w:proofErr w:type="gramEnd"/>
     </w:p>
     <w:p>
       <w:r>
         <w:tab/>
-        <w:t>Queremos guardar datos de los turnos/ apartados :reserva</w:t>
-      </w:r>
-    </w:p>
-    <w:p>
-      <w:r>
-        <w:t>2) atributos  ( las características de cada cosa)</w:t>
+        <w:t xml:space="preserve">Queremos guardar datos de los turnos/ </w:t>
+      </w:r>
+      <w:proofErr w:type="gramStart"/>
+      <w:r>
+        <w:t>apartados :reserva</w:t>
+      </w:r>
+      <w:proofErr w:type="gramEnd"/>
+    </w:p>
+    <w:p>
+      <w:r>
+        <w:t xml:space="preserve">2) </w:t>
+      </w:r>
+      <w:proofErr w:type="gramStart"/>
+      <w:r>
+        <w:t>atributos  (</w:t>
+      </w:r>
+      <w:proofErr w:type="gramEnd"/>
+      <w:r>
+        <w:t xml:space="preserve"> las características de cada cosa)</w:t>
       </w:r>
     </w:p>
     <w:p>
       <w:r>
         <w:tab/>
-        <w:t xml:space="preserve">Que es? Son las características o datos específicos que identifican o describen a luna entidad </w:t>
+      </w:r>
+      <w:proofErr w:type="spellStart"/>
+      <w:proofErr w:type="gramStart"/>
+      <w:r>
+        <w:t>Que</w:t>
+      </w:r>
+      <w:proofErr w:type="spellEnd"/>
+      <w:r>
+        <w:t xml:space="preserve"> es?</w:t>
+      </w:r>
+      <w:proofErr w:type="gramEnd"/>
+      <w:r>
+        <w:t xml:space="preserve"> Son las características o datos específicos que identifican o describen a luna entidad </w:t>
       </w:r>
     </w:p>
     <w:p>
       <w:r>
         <w:tab/>
-        <w:t>Como se dibuja? Con elpses unidos por una línea a su rectángulo</w:t>
+      </w:r>
+      <w:proofErr w:type="gramStart"/>
+      <w:r>
+        <w:t>Como se dibuja?</w:t>
+      </w:r>
+      <w:proofErr w:type="gramEnd"/>
+      <w:r>
+        <w:t xml:space="preserve"> Con </w:t>
+      </w:r>
+      <w:proofErr w:type="spellStart"/>
+      <w:r>
+        <w:t>elpses</w:t>
+      </w:r>
+      <w:proofErr w:type="spellEnd"/>
+      <w:r>
+        <w:t xml:space="preserve"> unidos por una línea a su rectángulo</w:t>
       </w:r>
     </w:p>
     <w:p>
       <w:r>
         <w:tab/>
-        <w:t>Pregunta clave : que datos particulares nos da el texto de cada una de esas cosas ¿</w:t>
+        <w:t xml:space="preserve">Pregunta </w:t>
+      </w:r>
+      <w:proofErr w:type="gramStart"/>
+      <w:r>
+        <w:t>clave :</w:t>
+      </w:r>
+      <w:proofErr w:type="gramEnd"/>
+      <w:r>
+        <w:t xml:space="preserve"> que datos particulares nos da el texto de cada una de esas cosas ¿</w:t>
       </w:r>
     </w:p>
     <w:p>
       <w:r>
         <w:tab/>
-        <w:t xml:space="preserve">Respuesta en esete caso: del empleado nos da su correo, nombre apellido suedad y sus </w:t>
+        <w:t xml:space="preserve">Respuesta en </w:t>
+      </w:r>
+      <w:proofErr w:type="spellStart"/>
+      <w:r>
+        <w:t>esete</w:t>
+      </w:r>
+      <w:proofErr w:type="spellEnd"/>
+      <w:r>
+        <w:t xml:space="preserve"> caso: del empleado nos da su correo, nombre apellido </w:t>
+      </w:r>
+      <w:proofErr w:type="spellStart"/>
+      <w:r>
+        <w:t>suedad</w:t>
+      </w:r>
+      <w:proofErr w:type="spellEnd"/>
+      <w:r>
+        <w:t xml:space="preserve"> y sus </w:t>
       </w:r>
       <w:r>
         <w:t>teléfonos</w:t>
@@ -164,24 +301,92 @@
         </w:numPr>
       </w:pPr>
       <w:r>
-        <w:t>de la reverva:la fehca la hora de inicio , la hora de fin y la duración.</w:t>
-      </w:r>
-    </w:p>
-    <w:p>
-      <w:r>
-        <w:t xml:space="preserve">3) relaciones , las acciones o verbos que conectan </w:t>
+        <w:t xml:space="preserve">de la </w:t>
+      </w:r>
+      <w:proofErr w:type="spellStart"/>
+      <w:r>
+        <w:t>reverva:la</w:t>
+      </w:r>
+      <w:proofErr w:type="spellEnd"/>
+      <w:r>
+        <w:t xml:space="preserve"> </w:t>
+      </w:r>
+      <w:proofErr w:type="spellStart"/>
+      <w:r>
+        <w:t>fehca</w:t>
+      </w:r>
+      <w:proofErr w:type="spellEnd"/>
+      <w:r>
+        <w:t xml:space="preserve"> la hora de </w:t>
+      </w:r>
+      <w:proofErr w:type="gramStart"/>
+      <w:r>
+        <w:t>inicio ,</w:t>
+      </w:r>
+      <w:proofErr w:type="gramEnd"/>
+      <w:r>
+        <w:t xml:space="preserve"> la hora de fin y la duración.</w:t>
+      </w:r>
+    </w:p>
+    <w:p>
+      <w:r>
+        <w:t xml:space="preserve">3) </w:t>
+      </w:r>
+      <w:proofErr w:type="gramStart"/>
+      <w:r>
+        <w:t>relaciones ,</w:t>
+      </w:r>
+      <w:proofErr w:type="gramEnd"/>
+      <w:r>
+        <w:t xml:space="preserve"> las acciones o verbos que conectan </w:t>
       </w:r>
     </w:p>
     <w:p>
       <w:r>
         <w:tab/>
-        <w:t>- ¿Qué es?   La forma en que las entidades intectuan entre si.</w:t>
+        <w:t xml:space="preserve">- ¿Qué es?   La forma en que las entidades </w:t>
+      </w:r>
+      <w:proofErr w:type="spellStart"/>
+      <w:r>
+        <w:t>intectuan</w:t>
+      </w:r>
+      <w:proofErr w:type="spellEnd"/>
+      <w:r>
+        <w:t xml:space="preserve"> entre </w:t>
+      </w:r>
+      <w:proofErr w:type="spellStart"/>
+      <w:r>
+        <w:t>si</w:t>
+      </w:r>
+      <w:proofErr w:type="spellEnd"/>
+      <w:r>
+        <w:t>.</w:t>
       </w:r>
     </w:p>
     <w:p>
       <w:r>
         <w:tab/>
-        <w:t>_¿cmo se dibuja ? con un rombo ubicado entre dos rectángulos</w:t>
+      </w:r>
+      <w:proofErr w:type="gramStart"/>
+      <w:r>
+        <w:t>_¿</w:t>
+      </w:r>
+      <w:proofErr w:type="spellStart"/>
+      <w:proofErr w:type="gramEnd"/>
+      <w:r>
+        <w:t>cmo</w:t>
+      </w:r>
+      <w:proofErr w:type="spellEnd"/>
+      <w:r>
+        <w:t xml:space="preserve"> se </w:t>
+      </w:r>
+      <w:proofErr w:type="gramStart"/>
+      <w:r>
+        <w:t>dibuja ?</w:t>
+      </w:r>
+      <w:proofErr w:type="gramEnd"/>
+      <w:r>
+        <w:t xml:space="preserve"> con un rombo ubicado entre dos rectángulos</w:t>
       </w:r>
     </w:p>
     <w:p>
@@ -193,7 +398,15 @@
         </w:numPr>
       </w:pPr>
       <w:r>
-        <w:t xml:space="preserve">pregunta clave como se relacion a una cosa con la otra ¿ </w:t>
+        <w:t xml:space="preserve">pregunta clave como se </w:t>
+      </w:r>
+      <w:proofErr w:type="spellStart"/>
+      <w:r>
+        <w:t>relacion</w:t>
+      </w:r>
+      <w:proofErr w:type="spellEnd"/>
+      <w:r>
+        <w:t xml:space="preserve"> a una cosa con la otra ¿ </w:t>
       </w:r>
     </w:p>
     <w:p>
@@ -205,7 +418,15 @@
         </w:numPr>
       </w:pPr>
       <w:r>
-        <w:t xml:space="preserve">respuesta en este caso : </w:t>
+        <w:t xml:space="preserve">respuesta en este </w:t>
+      </w:r>
+      <w:proofErr w:type="gramStart"/>
+      <w:r>
+        <w:t>caso :</w:t>
+      </w:r>
+      <w:proofErr w:type="gramEnd"/>
+      <w:r>
+        <w:t xml:space="preserve"> </w:t>
       </w:r>
     </w:p>
     <w:p>
@@ -253,22 +474,94 @@
     </w:p>
     <w:p>
       <w:r>
-        <w:t>2) objetos de interés  que serian las entidades principales:</w:t>
-      </w:r>
-    </w:p>
-    <w:p>
-      <w:r>
-        <w:t>1 departamento , los sectores o areaas e nlo sque esta dividida la empresa.</w:t>
-      </w:r>
-    </w:p>
-    <w:p>
-      <w:r>
-        <w:t>2empleado: el personal que trabaja en la empres y solicita el uso de salas</w:t>
-      </w:r>
-    </w:p>
-    <w:p>
-      <w:r>
-        <w:t>3 saka de reunión, los espacios físicos habilitados para llevar a cabo las reuniones</w:t>
+        <w:t xml:space="preserve">2) objetos de </w:t>
+      </w:r>
+      <w:proofErr w:type="gramStart"/>
+      <w:r>
+        <w:t>interés  que</w:t>
+      </w:r>
+      <w:proofErr w:type="gramEnd"/>
+      <w:r>
+        <w:t xml:space="preserve"> </w:t>
+      </w:r>
+      <w:proofErr w:type="spellStart"/>
+      <w:r>
+        <w:t>serian</w:t>
+      </w:r>
+      <w:proofErr w:type="spellEnd"/>
+      <w:r>
+        <w:t xml:space="preserve"> las entidades principales:</w:t>
+      </w:r>
+    </w:p>
+    <w:p>
+      <w:r>
+        <w:t xml:space="preserve">1 </w:t>
+      </w:r>
+      <w:proofErr w:type="gramStart"/>
+      <w:r>
+        <w:t>departamento ,</w:t>
+      </w:r>
+      <w:proofErr w:type="gramEnd"/>
+      <w:r>
+        <w:t xml:space="preserve"> los sectores o </w:t>
+      </w:r>
+      <w:proofErr w:type="spellStart"/>
+      <w:r>
+        <w:t>areaas</w:t>
+      </w:r>
+      <w:proofErr w:type="spellEnd"/>
+      <w:r>
+        <w:t xml:space="preserve"> e </w:t>
+      </w:r>
+      <w:proofErr w:type="spellStart"/>
+      <w:r>
+        <w:t>nlo</w:t>
+      </w:r>
+      <w:proofErr w:type="spellEnd"/>
+      <w:r>
+        <w:t xml:space="preserve"> </w:t>
+      </w:r>
+      <w:proofErr w:type="spellStart"/>
+      <w:r>
+        <w:t>sque</w:t>
+      </w:r>
+      <w:proofErr w:type="spellEnd"/>
+      <w:r>
+        <w:t xml:space="preserve"> </w:t>
+      </w:r>
+      <w:proofErr w:type="spellStart"/>
+      <w:r>
+        <w:t>esta</w:t>
+      </w:r>
+      <w:proofErr w:type="spellEnd"/>
+      <w:r>
+        <w:t xml:space="preserve"> dividida la empresa.</w:t>
+      </w:r>
+    </w:p>
+    <w:p>
+      <w:r>
+        <w:t xml:space="preserve">2empleado: el personal que trabaja en la </w:t>
+      </w:r>
+      <w:proofErr w:type="spellStart"/>
+      <w:r>
+        <w:t>empres</w:t>
+      </w:r>
+      <w:proofErr w:type="spellEnd"/>
+      <w:r>
+        <w:t xml:space="preserve"> y solicita el uso de salas</w:t>
+      </w:r>
+    </w:p>
+    <w:p>
+      <w:r>
+        <w:t xml:space="preserve">3 </w:t>
+      </w:r>
+      <w:proofErr w:type="spellStart"/>
+      <w:r>
+        <w:t>saka</w:t>
+      </w:r>
+      <w:proofErr w:type="spellEnd"/>
+      <w:r>
+        <w:t xml:space="preserve"> de reunión, los espacios físicos habilitados para llevar a cabo las reuniones</w:t>
       </w:r>
     </w:p>
     <w:p>
@@ -278,13 +571,39 @@
     </w:p>
     <w:p>
       <w:r>
-        <w:t>3) inditificar las reglas de negocio explicitas e implictas</w:t>
-      </w:r>
+        <w:t xml:space="preserve">3) </w:t>
+      </w:r>
+      <w:proofErr w:type="spellStart"/>
+      <w:r>
+        <w:t>inditificar</w:t>
+      </w:r>
+      <w:proofErr w:type="spellEnd"/>
+      <w:r>
+        <w:t xml:space="preserve"> las reglas de negocio explicitas e </w:t>
+      </w:r>
+      <w:proofErr w:type="spellStart"/>
+      <w:r>
+        <w:t>implictas</w:t>
+      </w:r>
+      <w:proofErr w:type="spellEnd"/>
     </w:p>
     <w:p>
       <w:r>
         <w:tab/>
-        <w:t>Las reglas de negocio son simplemente las normas o restricciones que te impone el cliente en el txto , define como debe comportarse el sistema.</w:t>
+        <w:t xml:space="preserve">Las reglas de negocio son simplemente las normas o restricciones que te impone el cliente en el </w:t>
+      </w:r>
+      <w:proofErr w:type="spellStart"/>
+      <w:proofErr w:type="gramStart"/>
+      <w:r>
+        <w:t>txto</w:t>
+      </w:r>
+      <w:proofErr w:type="spellEnd"/>
+      <w:r>
+        <w:t xml:space="preserve"> ,</w:t>
+      </w:r>
+      <w:proofErr w:type="gramEnd"/>
+      <w:r>
+        <w:t xml:space="preserve"> define como debe comportarse el sistema.</w:t>
       </w:r>
     </w:p>
     <w:p>
@@ -305,7 +624,15 @@
         <w:ind w:left="1065"/>
       </w:pPr>
       <w:r>
-        <w:t>-empleado y departamento : cada empleado pertenece a un único departamento, pero un departamento puede tener varios empleados.</w:t>
+        <w:t xml:space="preserve">-empleado y </w:t>
+      </w:r>
+      <w:proofErr w:type="gramStart"/>
+      <w:r>
+        <w:t>departamento :</w:t>
+      </w:r>
+      <w:proofErr w:type="gramEnd"/>
+      <w:r>
+        <w:t xml:space="preserve"> cada empleado pertenece a un único departamento, pero un departamento puede tener varios empleados.</w:t>
       </w:r>
     </w:p>
     <w:p>
@@ -314,7 +641,31 @@
         <w:ind w:left="1065"/>
       </w:pPr>
       <w:r>
-        <w:t>-identificacion del empleado: no pueden existir dos empelados con la misma dirección de correco electrónico institucional (el correo es único ).</w:t>
+        <w:t>-</w:t>
+      </w:r>
+      <w:proofErr w:type="spellStart"/>
+      <w:r>
+        <w:t>identificacion</w:t>
+      </w:r>
+      <w:proofErr w:type="spellEnd"/>
+      <w:r>
+        <w:t xml:space="preserve"> del empleado: no pueden existir dos empelados con la misma dirección de </w:t>
+      </w:r>
+      <w:proofErr w:type="spellStart"/>
+      <w:r>
+        <w:t>correco</w:t>
+      </w:r>
+      <w:proofErr w:type="spellEnd"/>
+      <w:r>
+        <w:t xml:space="preserve"> electrónico institucional (el correo es </w:t>
+      </w:r>
+      <w:proofErr w:type="gramStart"/>
+      <w:r>
+        <w:t>único )</w:t>
+      </w:r>
+      <w:proofErr w:type="gramEnd"/>
+      <w:r>
+        <w:t>.</w:t>
       </w:r>
     </w:p>
     <w:p>
@@ -323,7 +674,15 @@
         <w:ind w:left="1065"/>
       </w:pPr>
       <w:r>
-        <w:t>-contacto del empelado : se registran el nombre, apellido, edad y números de teléfono que puede ser fijo o móvil</w:t>
+        <w:t xml:space="preserve">-contacto del </w:t>
+      </w:r>
+      <w:proofErr w:type="gramStart"/>
+      <w:r>
+        <w:t>empelado :</w:t>
+      </w:r>
+      <w:proofErr w:type="gramEnd"/>
+      <w:r>
+        <w:t xml:space="preserve"> se registran el nombre, apellido, edad y números de teléfono que puede ser fijo o móvil</w:t>
       </w:r>
     </w:p>
     <w:p>
@@ -332,7 +691,15 @@
         <w:ind w:left="1065"/>
       </w:pPr>
       <w:r>
-        <w:t>-ubicaion de la sala: cada sala pertenece a un edificio piso y número de sala especifico.</w:t>
+        <w:t>-</w:t>
+      </w:r>
+      <w:proofErr w:type="spellStart"/>
+      <w:r>
+        <w:t>ubicaion</w:t>
+      </w:r>
+      <w:proofErr w:type="spellEnd"/>
+      <w:r>
+        <w:t xml:space="preserve"> de la sala: cada sala pertenece a un edificio piso y número de sala especifico.</w:t>
       </w:r>
     </w:p>
     <w:p>
@@ -341,7 +708,25 @@
         <w:ind w:left="1065"/>
       </w:pPr>
       <w:r>
-        <w:t>-reserva de la sala:cada reserva es realizada pir un único empelado y corresponde a una única sala</w:t>
+        <w:t xml:space="preserve">-reserva de la </w:t>
+      </w:r>
+      <w:proofErr w:type="spellStart"/>
+      <w:proofErr w:type="gramStart"/>
+      <w:r>
+        <w:t>sala:cada</w:t>
+      </w:r>
+      <w:proofErr w:type="spellEnd"/>
+      <w:proofErr w:type="gramEnd"/>
+      <w:r>
+        <w:t xml:space="preserve"> reserva es realizada </w:t>
+      </w:r>
+      <w:proofErr w:type="spellStart"/>
+      <w:r>
+        <w:t>pir</w:t>
+      </w:r>
+      <w:proofErr w:type="spellEnd"/>
+      <w:r>
+        <w:t xml:space="preserve"> un único empelado y corresponde a una única sala</w:t>
       </w:r>
     </w:p>
     <w:p>
@@ -350,7 +735,15 @@
         <w:ind w:left="1065"/>
       </w:pPr>
       <w:r>
-        <w:t>. datos de la reserva : de cada reserva se debe guardar fecha, hora de inicio y hora de finalización.</w:t>
+        <w:t xml:space="preserve">. datos de la </w:t>
+      </w:r>
+      <w:proofErr w:type="gramStart"/>
+      <w:r>
+        <w:t>reserva :</w:t>
+      </w:r>
+      <w:proofErr w:type="gramEnd"/>
+      <w:r>
+        <w:t xml:space="preserve"> de cada reserva se debe guardar fecha, hora de inicio y hora de finalización.</w:t>
       </w:r>
     </w:p>
     <w:p>
@@ -374,7 +767,23 @@
         </w:numPr>
       </w:pPr>
       <w:r>
-        <w:t>Son las reglas que no están escritas explícitamente pero que decuciomos por sentido común al analizar como funciona el negocio:</w:t>
+        <w:t xml:space="preserve">Son las reglas que no están escritas explícitamente pero que </w:t>
+      </w:r>
+      <w:proofErr w:type="spellStart"/>
+      <w:r>
+        <w:t>decuciomos</w:t>
+      </w:r>
+      <w:proofErr w:type="spellEnd"/>
+      <w:r>
+        <w:t xml:space="preserve"> por sentido común al analizar </w:t>
+      </w:r>
+      <w:proofErr w:type="spellStart"/>
+      <w:r>
+        <w:t>como</w:t>
+      </w:r>
+      <w:proofErr w:type="spellEnd"/>
+      <w:r>
+        <w:t xml:space="preserve"> funciona el negocio:</w:t>
       </w:r>
     </w:p>
     <w:p>
@@ -383,7 +792,23 @@
         <w:ind w:left="1416"/>
       </w:pPr>
       <w:r>
-        <w:t xml:space="preserve">- multiples reservas : un empleado puede hacer varias reservas a lo largo del tiempo o ninguna </w:t>
+        <w:t xml:space="preserve">- </w:t>
+      </w:r>
+      <w:proofErr w:type="spellStart"/>
+      <w:r>
+        <w:t>multiples</w:t>
+      </w:r>
+      <w:proofErr w:type="spellEnd"/>
+      <w:r>
+        <w:t xml:space="preserve"> </w:t>
+      </w:r>
+      <w:proofErr w:type="gramStart"/>
+      <w:r>
+        <w:t>reservas :</w:t>
+      </w:r>
+      <w:proofErr w:type="gramEnd"/>
+      <w:r>
+        <w:t xml:space="preserve"> un empleado puede hacer varias reservas a lo largo del tiempo o ninguna </w:t>
       </w:r>
     </w:p>
     <w:p>
@@ -392,7 +817,15 @@
         <w:ind w:left="1416"/>
       </w:pPr>
       <w:r>
-        <w:t>- uso de la sala: una sala puede ser reservada multiples veces en diferentes fechas u horarios.</w:t>
+        <w:t xml:space="preserve">- uso de la sala: una sala puede ser reservada </w:t>
+      </w:r>
+      <w:proofErr w:type="spellStart"/>
+      <w:r>
+        <w:t>multiples</w:t>
+      </w:r>
+      <w:proofErr w:type="spellEnd"/>
+      <w:r>
+        <w:t xml:space="preserve"> veces en diferentes fechas u horarios.</w:t>
       </w:r>
     </w:p>
     <w:p>
@@ -401,7 +834,23 @@
         <w:ind w:left="1416"/>
       </w:pPr>
       <w:r>
-        <w:t>- no solapamiento : una misma sasla no puede tener dos reservas activas en el mismo rango de fecha y hora.</w:t>
+        <w:t xml:space="preserve">- no </w:t>
+      </w:r>
+      <w:proofErr w:type="gramStart"/>
+      <w:r>
+        <w:t>solapamiento :</w:t>
+      </w:r>
+      <w:proofErr w:type="gramEnd"/>
+      <w:r>
+        <w:t xml:space="preserve"> una misma </w:t>
+      </w:r>
+      <w:proofErr w:type="spellStart"/>
+      <w:r>
+        <w:t>sasla</w:t>
+      </w:r>
+      <w:proofErr w:type="spellEnd"/>
+      <w:r>
+        <w:t xml:space="preserve"> no puede tener dos reservas activas en el mismo rango de fecha y hora.</w:t>
       </w:r>
     </w:p>
     <w:p>
@@ -410,7 +859,15 @@
         <w:ind w:left="1416"/>
       </w:pPr>
       <w:r>
-        <w:t>-calculo de duración: la duración de la reunión se obtiene calculando la diferencia entre la hora de fin y la hora de inicio.</w:t>
+        <w:t>-</w:t>
+      </w:r>
+      <w:proofErr w:type="spellStart"/>
+      <w:r>
+        <w:t>calculo</w:t>
+      </w:r>
+      <w:proofErr w:type="spellEnd"/>
+      <w:r>
+        <w:t xml:space="preserve"> de duración: la duración de la reunión se obtiene calculando la diferencia entre la hora de fin y la hora de inicio.</w:t>
       </w:r>
     </w:p>
     <w:p>
@@ -422,12 +879,33 @@
     <w:p>
       <w:r>
         <w:lastRenderedPageBreak/>
-        <w:t>4)punto 4 preguntas para el cliente ( información faltante o ambigua )</w:t>
-      </w:r>
-    </w:p>
-    <w:p>
-      <w:r>
-        <w:t>En la vida real y en los exámenes  los textos no te dicen todo. Te piden que identifiques que dudas le preguntarías al cliente para no cometer errores al diseñar</w:t>
+        <w:t xml:space="preserve">4)punto 4 preguntas para el cliente </w:t>
+      </w:r>
+      <w:proofErr w:type="gramStart"/>
+      <w:r>
+        <w:t>( información</w:t>
+      </w:r>
+      <w:proofErr w:type="gramEnd"/>
+      <w:r>
+        <w:t xml:space="preserve"> faltante o </w:t>
+      </w:r>
+      <w:proofErr w:type="gramStart"/>
+      <w:r>
+        <w:t>ambigua )</w:t>
+      </w:r>
+      <w:proofErr w:type="gramEnd"/>
+    </w:p>
+    <w:p>
+      <w:r>
+        <w:t xml:space="preserve">En la vida real y en los </w:t>
+      </w:r>
+      <w:proofErr w:type="gramStart"/>
+      <w:r>
+        <w:t>exámenes  los</w:t>
+      </w:r>
+      <w:proofErr w:type="gramEnd"/>
+      <w:r>
+        <w:t xml:space="preserve"> textos no te dicen todo. Te piden que identifiques que dudas le preguntarías al cliente para no cometer errores al diseñar</w:t>
       </w:r>
     </w:p>
     <w:p>
@@ -445,7 +923,20 @@
         </w:numPr>
       </w:pPr>
       <w:r>
-        <w:t>Sobre la identificación de la sala: el nombre o código de la sala ( ej sala a) es único en toda la empresa o puede repetirse en distintos edificios?</w:t>
+        <w:t xml:space="preserve">Sobre la identificación de la sala: el nombre o código de la sala </w:t>
+      </w:r>
+      <w:proofErr w:type="gramStart"/>
+      <w:r>
+        <w:t xml:space="preserve">( </w:t>
+      </w:r>
+      <w:proofErr w:type="spellStart"/>
+      <w:r>
+        <w:t>ej</w:t>
+      </w:r>
+      <w:proofErr w:type="spellEnd"/>
+      <w:proofErr w:type="gramEnd"/>
+      <w:r>
+        <w:t xml:space="preserve"> sala a) es único en toda la empresa o puede repetirse en distintos edificios?</w:t>
       </w:r>
     </w:p>
     <w:p>
@@ -456,8 +947,13 @@
           <w:numId w:val="3"/>
         </w:numPr>
       </w:pPr>
-      <w:r>
-        <w:t>Sobre los teléfonos, es obligatorio registrar ambos teléfonos? (fijo y móvil), o un empleado puede tener solo 1?</w:t>
+      <w:proofErr w:type="gramStart"/>
+      <w:r>
+        <w:t>Sobre los teléfonos, es obligatorio registrar ambos teléfonos?</w:t>
+      </w:r>
+      <w:proofErr w:type="gramEnd"/>
+      <w:r>
+        <w:t xml:space="preserve"> (fijo y móvil), o un empleado puede tener solo 1?</w:t>
       </w:r>
     </w:p>
     <w:p>
@@ -469,7 +965,15 @@
         </w:numPr>
       </w:pPr>
       <w:r>
-        <w:t xml:space="preserve">Sobre los participantes: en la reserva solo  importa guardar quien la solicito o también necesitamos guardar que otros empelados asistirán a la reunión </w:t>
+        <w:t xml:space="preserve">Sobre los participantes: en la reserva </w:t>
+      </w:r>
+      <w:proofErr w:type="gramStart"/>
+      <w:r>
+        <w:t>solo  importa</w:t>
+      </w:r>
+      <w:proofErr w:type="gramEnd"/>
+      <w:r>
+        <w:t xml:space="preserve"> guardar quien la solicito o también necesitamos guardar que otros empelados asistirán a la reunión </w:t>
       </w:r>
     </w:p>
     <w:p>
@@ -495,7 +999,23 @@
       </w:pPr>
       <w:r>
         <w:tab/>
-        <w:t>1-Edificio:Representa la construcción fidica donde se ubican las salas</w:t>
+        <w:t>1-</w:t>
+      </w:r>
+      <w:proofErr w:type="gramStart"/>
+      <w:r>
+        <w:t>Edificio:Representa</w:t>
+      </w:r>
+      <w:proofErr w:type="gramEnd"/>
+      <w:r>
+        <w:t xml:space="preserve"> la construcción </w:t>
+      </w:r>
+      <w:proofErr w:type="spellStart"/>
+      <w:r>
+        <w:t>fidica</w:t>
+      </w:r>
+      <w:proofErr w:type="spellEnd"/>
+      <w:r>
+        <w:t xml:space="preserve"> donde se ubican las salas</w:t>
       </w:r>
     </w:p>
     <w:p>
@@ -535,7 +1055,15 @@
         </w:numPr>
       </w:pPr>
       <w:r>
-        <w:t>Reserva: la acción /evento de apartar una sala en un dia y horario especifico</w:t>
+        <w:t xml:space="preserve">Reserva: la acción /evento de apartar una sala en un </w:t>
+      </w:r>
+      <w:proofErr w:type="spellStart"/>
+      <w:r>
+        <w:t>dia</w:t>
+      </w:r>
+      <w:proofErr w:type="spellEnd"/>
+      <w:r>
+        <w:t xml:space="preserve"> y horario especifico</w:t>
       </w:r>
     </w:p>
     <w:p>
@@ -554,8 +1082,39 @@
           <w:numId w:val="4"/>
         </w:numPr>
       </w:pPr>
-      <w:r>
-        <w:t>Edificio : id:edificio o nombre_edifico (clave primaria :va subrayado)</w:t>
+      <w:proofErr w:type="gramStart"/>
+      <w:r>
+        <w:t>Edificio :</w:t>
+      </w:r>
+      <w:proofErr w:type="gramEnd"/>
+      <w:r>
+        <w:t xml:space="preserve"> </w:t>
+      </w:r>
+      <w:proofErr w:type="spellStart"/>
+      <w:proofErr w:type="gramStart"/>
+      <w:r>
+        <w:t>id:edificio</w:t>
+      </w:r>
+      <w:proofErr w:type="spellEnd"/>
+      <w:proofErr w:type="gramEnd"/>
+      <w:r>
+        <w:t xml:space="preserve"> o </w:t>
+      </w:r>
+      <w:proofErr w:type="spellStart"/>
+      <w:r>
+        <w:t>nombre_edifico</w:t>
+      </w:r>
+      <w:proofErr w:type="spellEnd"/>
+      <w:r>
+        <w:t xml:space="preserve"> (clave </w:t>
+      </w:r>
+      <w:proofErr w:type="gramStart"/>
+      <w:r>
+        <w:t>primaria :va</w:t>
+      </w:r>
+      <w:proofErr w:type="gramEnd"/>
+      <w:r>
+        <w:t xml:space="preserve"> subrayado)</w:t>
       </w:r>
     </w:p>
     <w:p>
@@ -566,8 +1125,29 @@
           <w:numId w:val="4"/>
         </w:numPr>
       </w:pPr>
-      <w:r>
-        <w:t>Departamento : id_departamento ( clave primaria va subrayado).</w:t>
+      <w:proofErr w:type="gramStart"/>
+      <w:r>
+        <w:t>Departamento :</w:t>
+      </w:r>
+      <w:proofErr w:type="gramEnd"/>
+      <w:r>
+        <w:t xml:space="preserve"> </w:t>
+      </w:r>
+      <w:proofErr w:type="spellStart"/>
+      <w:r>
+        <w:t>id_departamento</w:t>
+      </w:r>
+      <w:proofErr w:type="spellEnd"/>
+      <w:r>
+        <w:t xml:space="preserve"> </w:t>
+      </w:r>
+      <w:proofErr w:type="gramStart"/>
+      <w:r>
+        <w:t>( clave</w:t>
+      </w:r>
+      <w:proofErr w:type="gramEnd"/>
+      <w:r>
+        <w:t xml:space="preserve"> primaria va subrayado).</w:t>
       </w:r>
     </w:p>
     <w:p>
@@ -642,7 +1222,39 @@
         </w:numPr>
       </w:pPr>
       <w:r>
-        <w:t>teléfono ( atributo multivaluado : se dibuaj con doble elipse por que puede tener varios números como fijo y  móvil)</w:t>
+        <w:t xml:space="preserve">teléfono </w:t>
+      </w:r>
+      <w:proofErr w:type="gramStart"/>
+      <w:r>
+        <w:t>( atributo</w:t>
+      </w:r>
+      <w:proofErr w:type="gramEnd"/>
+      <w:r>
+        <w:t xml:space="preserve"> </w:t>
+      </w:r>
+      <w:proofErr w:type="gramStart"/>
+      <w:r>
+        <w:t>multivaluado :</w:t>
+      </w:r>
+      <w:proofErr w:type="gramEnd"/>
+      <w:r>
+        <w:t xml:space="preserve"> se </w:t>
+      </w:r>
+      <w:proofErr w:type="spellStart"/>
+      <w:r>
+        <w:t>dibuaj</w:t>
+      </w:r>
+      <w:proofErr w:type="spellEnd"/>
+      <w:r>
+        <w:t xml:space="preserve"> con doble elipse por que puede tener varios números como fijo </w:t>
+      </w:r>
+      <w:proofErr w:type="gramStart"/>
+      <w:r>
+        <w:t>y  móvil</w:t>
+      </w:r>
+      <w:proofErr w:type="gramEnd"/>
+      <w:r>
+        <w:t>)</w:t>
       </w:r>
     </w:p>
     <w:p>
@@ -665,8 +1277,13 @@
           <w:numId w:val="4"/>
         </w:numPr>
       </w:pPr>
-      <w:r>
-        <w:t>código_sala (clave primaria va subrayado)</w:t>
+      <w:proofErr w:type="spellStart"/>
+      <w:r>
+        <w:t>código_sala</w:t>
+      </w:r>
+      <w:proofErr w:type="spellEnd"/>
+      <w:r>
+        <w:t xml:space="preserve"> (clave primaria va subrayado)</w:t>
       </w:r>
     </w:p>
     <w:p>
@@ -701,9 +1318,11 @@
           <w:numId w:val="4"/>
         </w:numPr>
       </w:pPr>
+      <w:proofErr w:type="spellStart"/>
       <w:r>
         <w:t>numero_interno</w:t>
       </w:r>
+      <w:proofErr w:type="spellEnd"/>
     </w:p>
     <w:p>
       <w:pPr>
@@ -713,9 +1332,11 @@
           <w:numId w:val="4"/>
         </w:numPr>
       </w:pPr>
+      <w:proofErr w:type="gramStart"/>
       <w:r>
         <w:t>reserva :</w:t>
       </w:r>
+      <w:proofErr w:type="gramEnd"/>
     </w:p>
     <w:p>
       <w:pPr>
@@ -725,8 +1346,21 @@
           <w:numId w:val="4"/>
         </w:numPr>
       </w:pPr>
-      <w:r>
-        <w:t>id_reserva (clave primaria: vasubrayado)</w:t>
+      <w:proofErr w:type="spellStart"/>
+      <w:r>
+        <w:t>id_reserva</w:t>
+      </w:r>
+      <w:proofErr w:type="spellEnd"/>
+      <w:r>
+        <w:t xml:space="preserve"> (clave primaria: </w:t>
+      </w:r>
+      <w:proofErr w:type="spellStart"/>
+      <w:r>
+        <w:t>vasubrayado</w:t>
+      </w:r>
+      <w:proofErr w:type="spellEnd"/>
+      <w:r>
+        <w:t>)</w:t>
       </w:r>
     </w:p>
     <w:p>
@@ -775,12 +1409,49 @@
         </w:numPr>
       </w:pPr>
       <w:r>
-        <w:t>duración ( atributo derivado: se dibuja co nlunea punteada por que se calcula automáticamente restando la hora fin menos la hora inicio )</w:t>
-      </w:r>
-    </w:p>
-    <w:p>
-      <w:r>
-        <w:t>paso 6) determinar las relación s y cardinalidades</w:t>
+        <w:t xml:space="preserve">duración </w:t>
+      </w:r>
+      <w:proofErr w:type="gramStart"/>
+      <w:r>
+        <w:t>( atributo</w:t>
+      </w:r>
+      <w:proofErr w:type="gramEnd"/>
+      <w:r>
+        <w:t xml:space="preserve"> derivado: se dibuja </w:t>
+      </w:r>
+      <w:proofErr w:type="spellStart"/>
+      <w:r>
+        <w:t>co</w:t>
+      </w:r>
+      <w:proofErr w:type="spellEnd"/>
+      <w:r>
+        <w:t xml:space="preserve"> </w:t>
+      </w:r>
+      <w:proofErr w:type="spellStart"/>
+      <w:r>
+        <w:t>nlunea</w:t>
+      </w:r>
+      <w:proofErr w:type="spellEnd"/>
+      <w:r>
+        <w:t xml:space="preserve"> punteada por que se calcula automáticamente restando la hora fin menos la hora </w:t>
+      </w:r>
+      <w:proofErr w:type="gramStart"/>
+      <w:r>
+        <w:t>inicio )</w:t>
+      </w:r>
+      <w:proofErr w:type="gramEnd"/>
+    </w:p>
+    <w:p>
+      <w:r>
+        <w:t xml:space="preserve">paso 6) determinar </w:t>
+      </w:r>
+      <w:proofErr w:type="gramStart"/>
+      <w:r>
+        <w:t>las relación</w:t>
+      </w:r>
+      <w:proofErr w:type="gramEnd"/>
+      <w:r>
+        <w:t xml:space="preserve"> s y cardinalidades</w:t>
       </w:r>
     </w:p>
     <w:p>
@@ -809,7 +1480,31 @@
         </w:numPr>
       </w:pPr>
       <w:r>
-        <w:t>CARDINALIDAD1:N : un empleado pertenece a un 1 unico departamento pero un departamento tiene N (mucho) empleados.</w:t>
+        <w:t>CARDINALIDAD</w:t>
+      </w:r>
+      <w:proofErr w:type="gramStart"/>
+      <w:r>
+        <w:t>1:N</w:t>
+      </w:r>
+      <w:proofErr w:type="gramEnd"/>
+      <w:r>
+        <w:t xml:space="preserve"> : un empleado pertenece a un 1 </w:t>
+      </w:r>
+      <w:proofErr w:type="spellStart"/>
+      <w:r>
+        <w:t>unico</w:t>
+      </w:r>
+      <w:proofErr w:type="spellEnd"/>
+      <w:r>
+        <w:t xml:space="preserve"> </w:t>
+      </w:r>
+      <w:proofErr w:type="gramStart"/>
+      <w:r>
+        <w:t>departamento</w:t>
+      </w:r>
+      <w:proofErr w:type="gramEnd"/>
+      <w:r>
+        <w:t xml:space="preserve"> pero un departamento tiene N (mucho) empleados.</w:t>
       </w:r>
     </w:p>
     <w:p>
@@ -820,8 +1515,18 @@
           <w:numId w:val="5"/>
         </w:numPr>
       </w:pPr>
-      <w:r>
-        <w:t xml:space="preserve">Sala  esta ubicada en Edificio </w:t>
+      <w:proofErr w:type="gramStart"/>
+      <w:r>
+        <w:t xml:space="preserve">Sala  </w:t>
+      </w:r>
+      <w:proofErr w:type="spellStart"/>
+      <w:r>
+        <w:t>esta</w:t>
+      </w:r>
+      <w:proofErr w:type="spellEnd"/>
+      <w:proofErr w:type="gramEnd"/>
+      <w:r>
+        <w:t xml:space="preserve"> ubicada en Edificio </w:t>
       </w:r>
     </w:p>
     <w:p>
@@ -833,7 +1538,39 @@
         </w:numPr>
       </w:pPr>
       <w:r>
-        <w:t xml:space="preserve"> Cardinalidad 1:n :  una sala esta en un solo edificio pero un edificio puede tener n (muchas )salas </w:t>
+        <w:t xml:space="preserve"> Cardinalidad </w:t>
+      </w:r>
+      <w:proofErr w:type="gramStart"/>
+      <w:r>
+        <w:t>1:n</w:t>
+      </w:r>
+      <w:proofErr w:type="gramEnd"/>
+      <w:r>
+        <w:t xml:space="preserve"> :  una sala </w:t>
+      </w:r>
+      <w:proofErr w:type="spellStart"/>
+      <w:r>
+        <w:t>esta</w:t>
+      </w:r>
+      <w:proofErr w:type="spellEnd"/>
+      <w:r>
+        <w:t xml:space="preserve"> en un solo </w:t>
+      </w:r>
+      <w:proofErr w:type="gramStart"/>
+      <w:r>
+        <w:t>edificio</w:t>
+      </w:r>
+      <w:proofErr w:type="gramEnd"/>
+      <w:r>
+        <w:t xml:space="preserve"> pero un edificio puede tener n (</w:t>
+      </w:r>
+      <w:proofErr w:type="gramStart"/>
+      <w:r>
+        <w:t>muchas )salas</w:t>
+      </w:r>
+      <w:proofErr w:type="gramEnd"/>
+      <w:r>
+        <w:t xml:space="preserve"> </w:t>
       </w:r>
     </w:p>
     <w:p>
@@ -845,7 +1582,15 @@
         </w:numPr>
       </w:pPr>
       <w:r>
-        <w:t xml:space="preserve">Empleado reailza una reserva </w:t>
+        <w:t xml:space="preserve">Empleado </w:t>
+      </w:r>
+      <w:proofErr w:type="spellStart"/>
+      <w:r>
+        <w:t>reailza</w:t>
+      </w:r>
+      <w:proofErr w:type="spellEnd"/>
+      <w:r>
+        <w:t xml:space="preserve"> una reserva </w:t>
       </w:r>
     </w:p>
     <w:p>
@@ -857,7 +1602,31 @@
         </w:numPr>
       </w:pPr>
       <w:r>
-        <w:t>Cardinalidad: 1:n: un empleado puede hacer n (muchas ) reserva pero cada reserva se realiza por 1 solo empleado</w:t>
+        <w:t xml:space="preserve">Cardinalidad: </w:t>
+      </w:r>
+      <w:proofErr w:type="gramStart"/>
+      <w:r>
+        <w:t>1:n</w:t>
+      </w:r>
+      <w:proofErr w:type="gramEnd"/>
+      <w:r>
+        <w:t>: un empleado puede hacer n (</w:t>
+      </w:r>
+      <w:proofErr w:type="gramStart"/>
+      <w:r>
+        <w:t>muchas )</w:t>
+      </w:r>
+      <w:proofErr w:type="gramEnd"/>
+      <w:r>
+        <w:t xml:space="preserve"> </w:t>
+      </w:r>
+      <w:proofErr w:type="gramStart"/>
+      <w:r>
+        <w:t>reserva</w:t>
+      </w:r>
+      <w:proofErr w:type="gramEnd"/>
+      <w:r>
+        <w:t xml:space="preserve"> pero cada reserva se realiza por 1 solo empleado</w:t>
       </w:r>
     </w:p>
     <w:p>
@@ -869,7 +1638,15 @@
         </w:numPr>
       </w:pPr>
       <w:r>
-        <w:t>Reserva asgina a sala</w:t>
+        <w:t xml:space="preserve">Reserva </w:t>
+      </w:r>
+      <w:proofErr w:type="spellStart"/>
+      <w:r>
+        <w:t>asgina</w:t>
+      </w:r>
+      <w:proofErr w:type="spellEnd"/>
+      <w:r>
+        <w:t xml:space="preserve"> a sala</w:t>
       </w:r>
     </w:p>
     <w:p>
@@ -881,13 +1658,42 @@
         </w:numPr>
       </w:pPr>
       <w:r>
-        <w:t>Cardinalidad 1:n :una reserva es para una  sola sala, pero una sala puede tener n (muchas ) reservas en diferentes días / horarios.</w:t>
-      </w:r>
-    </w:p>
-    <w:p>
-      <w:r>
-        <w:t>Punto 7 diagrama deer</w:t>
-      </w:r>
+        <w:t xml:space="preserve">Cardinalidad </w:t>
+      </w:r>
+      <w:proofErr w:type="gramStart"/>
+      <w:r>
+        <w:t>1:n :una</w:t>
+      </w:r>
+      <w:proofErr w:type="gramEnd"/>
+      <w:r>
+        <w:t xml:space="preserve"> reserva es para </w:t>
+      </w:r>
+      <w:proofErr w:type="gramStart"/>
+      <w:r>
+        <w:t>una  sola</w:t>
+      </w:r>
+      <w:proofErr w:type="gramEnd"/>
+      <w:r>
+        <w:t xml:space="preserve"> sala, pero una sala puede tener n (</w:t>
+      </w:r>
+      <w:proofErr w:type="gramStart"/>
+      <w:r>
+        <w:t>muchas )</w:t>
+      </w:r>
+      <w:proofErr w:type="gramEnd"/>
+      <w:r>
+        <w:t xml:space="preserve"> reservas en diferentes días / horarios.</w:t>
+      </w:r>
+    </w:p>
+    <w:p>
+      <w:r>
+        <w:t xml:space="preserve">Punto 7 diagrama </w:t>
+      </w:r>
+      <w:proofErr w:type="spellStart"/>
+      <w:r>
+        <w:t>deer</w:t>
+      </w:r>
+      <w:proofErr w:type="spellEnd"/>
       <w:r>
         <w:rPr>
           <w:noProof/>
@@ -949,8 +1755,21 @@
         </w:tabs>
       </w:pPr>
       <w:r>
-        <w:t>Punto 8:justificación de las decisiones de modelado :</w:t>
-      </w:r>
+        <w:t xml:space="preserve">Punto </w:t>
+      </w:r>
+      <w:proofErr w:type="gramStart"/>
+      <w:r>
+        <w:t>8:justificación</w:t>
+      </w:r>
+      <w:proofErr w:type="gramEnd"/>
+      <w:r>
+        <w:t xml:space="preserve"> de las decisiones de </w:t>
+      </w:r>
+      <w:proofErr w:type="gramStart"/>
+      <w:r>
+        <w:t>modelado :</w:t>
+      </w:r>
+      <w:proofErr w:type="gramEnd"/>
     </w:p>
     <w:p>
       <w:pPr>
@@ -964,12 +1783,51 @@
         </w:tabs>
       </w:pPr>
       <w:r>
-        <w:t xml:space="preserve">Entidad RESERVA: Se modelo como una entidad propia (en lugar de una simple relacon n:m entre empleado y sala ) para asignarle una clave </w:t>
+        <w:t xml:space="preserve">Entidad RESERVA: Se modelo como una entidad propia (en lugar de una simple </w:t>
+      </w:r>
+      <w:proofErr w:type="spellStart"/>
+      <w:r>
+        <w:t>relacon</w:t>
+      </w:r>
+      <w:proofErr w:type="spellEnd"/>
+      <w:r>
+        <w:t xml:space="preserve"> n:m entre empleado y </w:t>
+      </w:r>
+      <w:proofErr w:type="gramStart"/>
+      <w:r>
+        <w:t>sala )</w:t>
+      </w:r>
+      <w:proofErr w:type="gramEnd"/>
+      <w:r>
+        <w:t xml:space="preserve"> para asignarle una clave </w:t>
       </w:r>
       <w:r>
         <w:lastRenderedPageBreak/>
-        <w:t>primaria (id:reserva) y registrar atributos propios del evento como la fehca, hora de inicio y duración .</w:t>
-      </w:r>
+        <w:t>primaria (</w:t>
+      </w:r>
+      <w:proofErr w:type="spellStart"/>
+      <w:proofErr w:type="gramStart"/>
+      <w:r>
+        <w:t>id:reserva</w:t>
+      </w:r>
+      <w:proofErr w:type="spellEnd"/>
+      <w:proofErr w:type="gramEnd"/>
+      <w:r>
+        <w:t xml:space="preserve">) y registrar atributos propios del evento como la </w:t>
+      </w:r>
+      <w:proofErr w:type="spellStart"/>
+      <w:r>
+        <w:t>fehca</w:t>
+      </w:r>
+      <w:proofErr w:type="spellEnd"/>
+      <w:r>
+        <w:t xml:space="preserve">, hora de inicio y </w:t>
+      </w:r>
+      <w:proofErr w:type="gramStart"/>
+      <w:r>
+        <w:t>duración .</w:t>
+      </w:r>
+      <w:proofErr w:type="gramEnd"/>
     </w:p>
     <w:p>
       <w:pPr>
@@ -983,7 +1841,39 @@
         </w:tabs>
       </w:pPr>
       <w:r>
-        <w:t>Entidad débil sala: se considero como una entidad devil respecto a edificio ya que su nomero o identificaion interna cobra sentido en el contexto del edificio en el que se ubica.</w:t>
+        <w:t xml:space="preserve">Entidad débil sala: se </w:t>
+      </w:r>
+      <w:proofErr w:type="spellStart"/>
+      <w:r>
+        <w:t>considero</w:t>
+      </w:r>
+      <w:proofErr w:type="spellEnd"/>
+      <w:r>
+        <w:t xml:space="preserve"> como una entidad </w:t>
+      </w:r>
+      <w:proofErr w:type="spellStart"/>
+      <w:r>
+        <w:t>devil</w:t>
+      </w:r>
+      <w:proofErr w:type="spellEnd"/>
+      <w:r>
+        <w:t xml:space="preserve"> respecto a edificio ya que su </w:t>
+      </w:r>
+      <w:proofErr w:type="spellStart"/>
+      <w:r>
+        <w:t>nomero</w:t>
+      </w:r>
+      <w:proofErr w:type="spellEnd"/>
+      <w:r>
+        <w:t xml:space="preserve"> o </w:t>
+      </w:r>
+      <w:proofErr w:type="spellStart"/>
+      <w:r>
+        <w:t>identificaion</w:t>
+      </w:r>
+      <w:proofErr w:type="spellEnd"/>
+      <w:r>
+        <w:t xml:space="preserve"> interna cobra sentido en el contexto del edificio en el que se ubica.</w:t>
       </w:r>
     </w:p>
     <w:p>
@@ -998,7 +1888,47 @@
         </w:tabs>
       </w:pPr>
       <w:r>
-        <w:t>Atributo multivaludado teléfono: se utiliozo una doble elipse en empleado por que el enunciado especifica la necesidad de almacenrar mas de un numero de contacto ( fijo y móvil).</w:t>
+        <w:t xml:space="preserve">Atributo </w:t>
+      </w:r>
+      <w:proofErr w:type="spellStart"/>
+      <w:r>
+        <w:t>multivaludado</w:t>
+      </w:r>
+      <w:proofErr w:type="spellEnd"/>
+      <w:r>
+        <w:t xml:space="preserve"> teléfono: se </w:t>
+      </w:r>
+      <w:proofErr w:type="spellStart"/>
+      <w:r>
+        <w:t>utiliozo</w:t>
+      </w:r>
+      <w:proofErr w:type="spellEnd"/>
+      <w:r>
+        <w:t xml:space="preserve"> una doble elipse en empleado por que el enunciado especifica la necesidad de </w:t>
+      </w:r>
+      <w:proofErr w:type="spellStart"/>
+      <w:r>
+        <w:t>almacenrar</w:t>
+      </w:r>
+      <w:proofErr w:type="spellEnd"/>
+      <w:r>
+        <w:t xml:space="preserve"> </w:t>
+      </w:r>
+      <w:proofErr w:type="spellStart"/>
+      <w:r>
+        <w:t>mas</w:t>
+      </w:r>
+      <w:proofErr w:type="spellEnd"/>
+      <w:r>
+        <w:t xml:space="preserve"> de un numero de contacto </w:t>
+      </w:r>
+      <w:proofErr w:type="gramStart"/>
+      <w:r>
+        <w:t>( fijo</w:t>
+      </w:r>
+      <w:proofErr w:type="gramEnd"/>
+      <w:r>
+        <w:t xml:space="preserve"> y móvil).</w:t>
       </w:r>
     </w:p>
     <w:p>
@@ -1013,8 +1943,1957 @@
         </w:tabs>
       </w:pPr>
       <w:r>
-        <w:t>Atributo derivado duración: se represnto con elipse punteada en reserva dado que su valor se calcula mediante la diferencia entre la hora de finalización y la hora de inicio , evitando reundancias de datos.</w:t>
-      </w:r>
+        <w:t xml:space="preserve">Atributo derivado duración: se </w:t>
+      </w:r>
+      <w:proofErr w:type="spellStart"/>
+      <w:r>
+        <w:t>represnto</w:t>
+      </w:r>
+      <w:proofErr w:type="spellEnd"/>
+      <w:r>
+        <w:t xml:space="preserve"> con elipse punteada en reserva dado que su valor se calcula mediante la diferencia entre la hora de finalización y la hora de </w:t>
+      </w:r>
+      <w:proofErr w:type="gramStart"/>
+      <w:r>
+        <w:t>inicio ,</w:t>
+      </w:r>
+      <w:proofErr w:type="gramEnd"/>
+      <w:r>
+        <w:t xml:space="preserve"> evitando </w:t>
+      </w:r>
+      <w:proofErr w:type="spellStart"/>
+      <w:r>
+        <w:t>reundancias</w:t>
+      </w:r>
+      <w:proofErr w:type="spellEnd"/>
+      <w:r>
+        <w:t xml:space="preserve"> de datos.</w:t>
+      </w:r>
+    </w:p>
+    <w:p>
+      <w:pPr>
+        <w:tabs>
+          <w:tab w:val="left" w:pos="2010"/>
+        </w:tabs>
+      </w:pPr>
+    </w:p>
+    <w:p>
+      <w:pPr>
+        <w:tabs>
+          <w:tab w:val="left" w:pos="2010"/>
+        </w:tabs>
+      </w:pPr>
+    </w:p>
+    <w:p>
+      <w:pPr>
+        <w:tabs>
+          <w:tab w:val="left" w:pos="2010"/>
+        </w:tabs>
+      </w:pPr>
+      <w:r>
+        <w:rPr>
+          <w:noProof/>
+        </w:rPr>
+        <w:drawing>
+          <wp:inline distT="0" distB="0" distL="0" distR="0" wp14:anchorId="22EBF9A9" wp14:editId="226CB840">
+            <wp:extent cx="5400040" cy="2308225"/>
+            <wp:effectExtent l="0" t="0" r="0" b="0"/>
+            <wp:docPr id="1004410622" name="Imagen 1"/>
+            <wp:cNvGraphicFramePr>
+              <a:graphicFrameLocks xmlns:a="http://schemas.openxmlformats.org/drawingml/2006/main" noChangeAspect="1"/>
+            </wp:cNvGraphicFramePr>
+            <a:graphic xmlns:a="http://schemas.openxmlformats.org/drawingml/2006/main">
+              <a:graphicData uri="http://schemas.openxmlformats.org/drawingml/2006/picture">
+                <pic:pic xmlns:pic="http://schemas.openxmlformats.org/drawingml/2006/picture">
+                  <pic:nvPicPr>
+                    <pic:cNvPr id="1004410622" name=""/>
+                    <pic:cNvPicPr/>
+                  </pic:nvPicPr>
+                  <pic:blipFill>
+                    <a:blip r:embed="rId9"/>
+                    <a:stretch>
+                      <a:fillRect/>
+                    </a:stretch>
+                  </pic:blipFill>
+                  <pic:spPr>
+                    <a:xfrm>
+                      <a:off x="0" y="0"/>
+                      <a:ext cx="5400040" cy="2308225"/>
+                    </a:xfrm>
+                    <a:prstGeom prst="rect">
+                      <a:avLst/>
+                    </a:prstGeom>
+                  </pic:spPr>
+                </pic:pic>
+              </a:graphicData>
+            </a:graphic>
+          </wp:inline>
+        </w:drawing>
+      </w:r>
+    </w:p>
+    <w:p>
+      <w:pPr>
+        <w:tabs>
+          <w:tab w:val="left" w:pos="2010"/>
+        </w:tabs>
+      </w:pPr>
+      <w:r>
+        <w:t>2)</w:t>
+      </w:r>
+      <w:r>
+        <w:rPr>
+          <w:rFonts w:ascii="Arial" w:eastAsia="Times New Roman" w:hAnsi="Arial" w:cs="Arial"/>
+          <w:kern w:val="0"/>
+          <w:lang w:eastAsia="es-AR"/>
+          <w14:ligatures w14:val="none"/>
+        </w:rPr>
+        <w:t xml:space="preserve"> </w:t>
+      </w:r>
+      <w:r>
+        <w:t>Los objetos principales identificados en la lógica del negocio son:</w:t>
+      </w:r>
+    </w:p>
+    <w:p>
+      <w:pPr>
+        <w:numPr>
+          <w:ilvl w:val="0"/>
+          <w:numId w:val="14"/>
+        </w:numPr>
+        <w:tabs>
+          <w:tab w:val="left" w:pos="2010"/>
+        </w:tabs>
+      </w:pPr>
+      <w:r>
+        <w:rPr>
+          <w:b/>
+          <w:bCs/>
+        </w:rPr>
+        <w:t>Cliente:</w:t>
+      </w:r>
+      <w:r>
+        <w:t xml:space="preserve"> Entidad que adquiere los productos. </w:t>
+      </w:r>
+    </w:p>
+    <w:p>
+      <w:pPr>
+        <w:numPr>
+          <w:ilvl w:val="0"/>
+          <w:numId w:val="14"/>
+        </w:numPr>
+        <w:tabs>
+          <w:tab w:val="left" w:pos="2010"/>
+        </w:tabs>
+      </w:pPr>
+      <w:r>
+        <w:rPr>
+          <w:b/>
+          <w:bCs/>
+        </w:rPr>
+        <w:t>Producto:</w:t>
+      </w:r>
+      <w:r>
+        <w:t xml:space="preserve"> Artículo comercializado por la distribuidora. </w:t>
+      </w:r>
+    </w:p>
+    <w:p>
+      <w:pPr>
+        <w:numPr>
+          <w:ilvl w:val="0"/>
+          <w:numId w:val="14"/>
+        </w:numPr>
+        <w:tabs>
+          <w:tab w:val="left" w:pos="2010"/>
+        </w:tabs>
+      </w:pPr>
+      <w:r>
+        <w:rPr>
+          <w:b/>
+          <w:bCs/>
+        </w:rPr>
+        <w:t>Proveedor:</w:t>
+      </w:r>
+      <w:r>
+        <w:t xml:space="preserve"> Entidad que suministra los productos. </w:t>
+      </w:r>
+    </w:p>
+    <w:p>
+      <w:pPr>
+        <w:numPr>
+          <w:ilvl w:val="0"/>
+          <w:numId w:val="14"/>
+        </w:numPr>
+        <w:tabs>
+          <w:tab w:val="left" w:pos="2010"/>
+        </w:tabs>
+      </w:pPr>
+      <w:r>
+        <w:rPr>
+          <w:b/>
+          <w:bCs/>
+        </w:rPr>
+        <w:t>Compra / Operación de Venta:</w:t>
+      </w:r>
+      <w:r>
+        <w:t xml:space="preserve"> La transacción mediante la cual un cliente adquiere productos en una fecha determinada</w:t>
+      </w:r>
+    </w:p>
+    <w:p>
+      <w:pPr>
+        <w:tabs>
+          <w:tab w:val="left" w:pos="2010"/>
+        </w:tabs>
+      </w:pPr>
+    </w:p>
+    <w:p>
+      <w:pPr>
+        <w:tabs>
+          <w:tab w:val="left" w:pos="2010"/>
+        </w:tabs>
+      </w:pPr>
+      <w:r>
+        <w:rPr>
+          <w:noProof/>
+        </w:rPr>
+        <w:lastRenderedPageBreak/>
+        <w:drawing>
+          <wp:inline distT="0" distB="0" distL="0" distR="0" wp14:anchorId="03D050B3" wp14:editId="61CF7878">
+            <wp:extent cx="5400040" cy="3315970"/>
+            <wp:effectExtent l="0" t="0" r="0" b="0"/>
+            <wp:docPr id="1830529071" name="Imagen 1"/>
+            <wp:cNvGraphicFramePr>
+              <a:graphicFrameLocks xmlns:a="http://schemas.openxmlformats.org/drawingml/2006/main" noChangeAspect="1"/>
+            </wp:cNvGraphicFramePr>
+            <a:graphic xmlns:a="http://schemas.openxmlformats.org/drawingml/2006/main">
+              <a:graphicData uri="http://schemas.openxmlformats.org/drawingml/2006/picture">
+                <pic:pic xmlns:pic="http://schemas.openxmlformats.org/drawingml/2006/picture">
+                  <pic:nvPicPr>
+                    <pic:cNvPr id="1830529071" name=""/>
+                    <pic:cNvPicPr/>
+                  </pic:nvPicPr>
+                  <pic:blipFill>
+                    <a:blip r:embed="rId10"/>
+                    <a:stretch>
+                      <a:fillRect/>
+                    </a:stretch>
+                  </pic:blipFill>
+                  <pic:spPr>
+                    <a:xfrm>
+                      <a:off x="0" y="0"/>
+                      <a:ext cx="5400040" cy="3315970"/>
+                    </a:xfrm>
+                    <a:prstGeom prst="rect">
+                      <a:avLst/>
+                    </a:prstGeom>
+                  </pic:spPr>
+                </pic:pic>
+              </a:graphicData>
+            </a:graphic>
+          </wp:inline>
+        </w:drawing>
+      </w:r>
+    </w:p>
+    <w:p>
+      <w:pPr>
+        <w:tabs>
+          <w:tab w:val="left" w:pos="2010"/>
+        </w:tabs>
+      </w:pPr>
+    </w:p>
+    <w:p>
+      <w:pPr>
+        <w:tabs>
+          <w:tab w:val="left" w:pos="2010"/>
+        </w:tabs>
+      </w:pPr>
+      <w:r>
+        <w:t xml:space="preserve">3)reglas de negocio </w:t>
+      </w:r>
+    </w:p>
+    <w:p>
+      <w:pPr>
+        <w:spacing w:after="100" w:afterAutospacing="1" w:line="240" w:lineRule="auto"/>
+        <w:rPr>
+          <w:rFonts w:ascii="Arial" w:eastAsia="Times New Roman" w:hAnsi="Arial" w:cs="Arial"/>
+          <w:kern w:val="0"/>
+          <w:lang w:eastAsia="es-AR"/>
+          <w14:ligatures w14:val="none"/>
+        </w:rPr>
+      </w:pPr>
+      <w:proofErr w:type="gramStart"/>
+      <w:r>
+        <w:rPr>
+          <w:rFonts w:ascii="Times New Roman" w:eastAsia="Times New Roman" w:hAnsi="Symbol" w:cs="Times New Roman"/>
+          <w:kern w:val="0"/>
+          <w:lang w:eastAsia="es-AR"/>
+          <w14:ligatures w14:val="none"/>
+        </w:rPr>
+        <w:t></w:t>
+      </w:r>
+      <w:r>
+        <w:rPr>
+          <w:rFonts w:ascii="Times New Roman" w:eastAsia="Times New Roman" w:hAnsi="Times New Roman" w:cs="Times New Roman"/>
+          <w:kern w:val="0"/>
+          <w:lang w:eastAsia="es-AR"/>
+          <w14:ligatures w14:val="none"/>
+        </w:rPr>
+        <w:t xml:space="preserve">  </w:t>
+      </w:r>
+      <w:r>
+        <w:rPr>
+          <w:rFonts w:ascii="Arial" w:eastAsia="Times New Roman" w:hAnsi="Arial" w:cs="Arial"/>
+          <w:b/>
+          <w:bCs/>
+          <w:kern w:val="0"/>
+          <w:lang w:eastAsia="es-AR"/>
+          <w14:ligatures w14:val="none"/>
+        </w:rPr>
+        <w:t>RN</w:t>
+      </w:r>
+      <w:proofErr w:type="gramEnd"/>
+      <w:r>
+        <w:rPr>
+          <w:rFonts w:ascii="Arial" w:eastAsia="Times New Roman" w:hAnsi="Arial" w:cs="Arial"/>
+          <w:b/>
+          <w:bCs/>
+          <w:kern w:val="0"/>
+          <w:lang w:eastAsia="es-AR"/>
+          <w14:ligatures w14:val="none"/>
+        </w:rPr>
+        <w:t>.01 (Explícita):</w:t>
+      </w:r>
+      <w:r>
+        <w:rPr>
+          <w:rFonts w:ascii="Arial" w:eastAsia="Times New Roman" w:hAnsi="Arial" w:cs="Arial"/>
+          <w:kern w:val="0"/>
+          <w:lang w:eastAsia="es-AR"/>
+          <w14:ligatures w14:val="none"/>
+        </w:rPr>
+        <w:t xml:space="preserve"> Cada cliente se identifica de manera unívoca por un código propio. </w:t>
+      </w:r>
+    </w:p>
+    <w:p>
+      <w:pPr>
+        <w:spacing w:after="100" w:afterAutospacing="1" w:line="240" w:lineRule="auto"/>
+        <w:rPr>
+          <w:rFonts w:ascii="Arial" w:eastAsia="Times New Roman" w:hAnsi="Arial" w:cs="Arial"/>
+          <w:kern w:val="0"/>
+          <w:lang w:eastAsia="es-AR"/>
+          <w14:ligatures w14:val="none"/>
+        </w:rPr>
+      </w:pPr>
+      <w:proofErr w:type="gramStart"/>
+      <w:r>
+        <w:rPr>
+          <w:rFonts w:ascii="Times New Roman" w:eastAsia="Times New Roman" w:hAnsi="Symbol" w:cs="Times New Roman"/>
+          <w:kern w:val="0"/>
+          <w:lang w:eastAsia="es-AR"/>
+          <w14:ligatures w14:val="none"/>
+        </w:rPr>
+        <w:t></w:t>
+      </w:r>
+      <w:r>
+        <w:rPr>
+          <w:rFonts w:ascii="Times New Roman" w:eastAsia="Times New Roman" w:hAnsi="Times New Roman" w:cs="Times New Roman"/>
+          <w:kern w:val="0"/>
+          <w:lang w:eastAsia="es-AR"/>
+          <w14:ligatures w14:val="none"/>
+        </w:rPr>
+        <w:t xml:space="preserve">  </w:t>
+      </w:r>
+      <w:r>
+        <w:rPr>
+          <w:rFonts w:ascii="Arial" w:eastAsia="Times New Roman" w:hAnsi="Arial" w:cs="Arial"/>
+          <w:b/>
+          <w:bCs/>
+          <w:kern w:val="0"/>
+          <w:lang w:eastAsia="es-AR"/>
+          <w14:ligatures w14:val="none"/>
+        </w:rPr>
+        <w:t>RN</w:t>
+      </w:r>
+      <w:proofErr w:type="gramEnd"/>
+      <w:r>
+        <w:rPr>
+          <w:rFonts w:ascii="Arial" w:eastAsia="Times New Roman" w:hAnsi="Arial" w:cs="Arial"/>
+          <w:b/>
+          <w:bCs/>
+          <w:kern w:val="0"/>
+          <w:lang w:eastAsia="es-AR"/>
+          <w14:ligatures w14:val="none"/>
+        </w:rPr>
+        <w:t>.02 (Explícita):</w:t>
+      </w:r>
+      <w:r>
+        <w:rPr>
+          <w:rFonts w:ascii="Arial" w:eastAsia="Times New Roman" w:hAnsi="Arial" w:cs="Arial"/>
+          <w:kern w:val="0"/>
+          <w:lang w:eastAsia="es-AR"/>
+          <w14:ligatures w14:val="none"/>
+        </w:rPr>
+        <w:t xml:space="preserve"> Cada producto se identifica de forma única mediante un código de producto. </w:t>
+      </w:r>
+    </w:p>
+    <w:p>
+      <w:pPr>
+        <w:spacing w:after="100" w:afterAutospacing="1" w:line="240" w:lineRule="auto"/>
+        <w:rPr>
+          <w:rFonts w:ascii="Arial" w:eastAsia="Times New Roman" w:hAnsi="Arial" w:cs="Arial"/>
+          <w:kern w:val="0"/>
+          <w:lang w:eastAsia="es-AR"/>
+          <w14:ligatures w14:val="none"/>
+        </w:rPr>
+      </w:pPr>
+      <w:proofErr w:type="gramStart"/>
+      <w:r>
+        <w:rPr>
+          <w:rFonts w:ascii="Times New Roman" w:eastAsia="Times New Roman" w:hAnsi="Symbol" w:cs="Times New Roman"/>
+          <w:kern w:val="0"/>
+          <w:lang w:eastAsia="es-AR"/>
+          <w14:ligatures w14:val="none"/>
+        </w:rPr>
+        <w:t></w:t>
+      </w:r>
+      <w:r>
+        <w:rPr>
+          <w:rFonts w:ascii="Times New Roman" w:eastAsia="Times New Roman" w:hAnsi="Times New Roman" w:cs="Times New Roman"/>
+          <w:kern w:val="0"/>
+          <w:lang w:eastAsia="es-AR"/>
+          <w14:ligatures w14:val="none"/>
+        </w:rPr>
+        <w:t xml:space="preserve">  </w:t>
+      </w:r>
+      <w:r>
+        <w:rPr>
+          <w:rFonts w:ascii="Arial" w:eastAsia="Times New Roman" w:hAnsi="Arial" w:cs="Arial"/>
+          <w:b/>
+          <w:bCs/>
+          <w:kern w:val="0"/>
+          <w:lang w:eastAsia="es-AR"/>
+          <w14:ligatures w14:val="none"/>
+        </w:rPr>
+        <w:t>RN</w:t>
+      </w:r>
+      <w:proofErr w:type="gramEnd"/>
+      <w:r>
+        <w:rPr>
+          <w:rFonts w:ascii="Arial" w:eastAsia="Times New Roman" w:hAnsi="Arial" w:cs="Arial"/>
+          <w:b/>
+          <w:bCs/>
+          <w:kern w:val="0"/>
+          <w:lang w:eastAsia="es-AR"/>
+          <w14:ligatures w14:val="none"/>
+        </w:rPr>
+        <w:t>.03 (Explícita):</w:t>
+      </w:r>
+      <w:r>
+        <w:rPr>
+          <w:rFonts w:ascii="Arial" w:eastAsia="Times New Roman" w:hAnsi="Arial" w:cs="Arial"/>
+          <w:kern w:val="0"/>
+          <w:lang w:eastAsia="es-AR"/>
+          <w14:ligatures w14:val="none"/>
+        </w:rPr>
+        <w:t xml:space="preserve"> Cada proveedor se identifica de forma única mediante un código de proveedor. </w:t>
+      </w:r>
+    </w:p>
+    <w:p>
+      <w:pPr>
+        <w:spacing w:after="100" w:afterAutospacing="1" w:line="240" w:lineRule="auto"/>
+        <w:rPr>
+          <w:rFonts w:ascii="Arial" w:eastAsia="Times New Roman" w:hAnsi="Arial" w:cs="Arial"/>
+          <w:kern w:val="0"/>
+          <w:lang w:eastAsia="es-AR"/>
+          <w14:ligatures w14:val="none"/>
+        </w:rPr>
+      </w:pPr>
+      <w:proofErr w:type="gramStart"/>
+      <w:r>
+        <w:rPr>
+          <w:rFonts w:ascii="Times New Roman" w:eastAsia="Times New Roman" w:hAnsi="Symbol" w:cs="Times New Roman"/>
+          <w:kern w:val="0"/>
+          <w:lang w:eastAsia="es-AR"/>
+          <w14:ligatures w14:val="none"/>
+        </w:rPr>
+        <w:t></w:t>
+      </w:r>
+      <w:r>
+        <w:rPr>
+          <w:rFonts w:ascii="Times New Roman" w:eastAsia="Times New Roman" w:hAnsi="Times New Roman" w:cs="Times New Roman"/>
+          <w:kern w:val="0"/>
+          <w:lang w:eastAsia="es-AR"/>
+          <w14:ligatures w14:val="none"/>
+        </w:rPr>
+        <w:t xml:space="preserve">  </w:t>
+      </w:r>
+      <w:r>
+        <w:rPr>
+          <w:rFonts w:ascii="Arial" w:eastAsia="Times New Roman" w:hAnsi="Arial" w:cs="Arial"/>
+          <w:b/>
+          <w:bCs/>
+          <w:kern w:val="0"/>
+          <w:lang w:eastAsia="es-AR"/>
+          <w14:ligatures w14:val="none"/>
+        </w:rPr>
+        <w:t>RN</w:t>
+      </w:r>
+      <w:proofErr w:type="gramEnd"/>
+      <w:r>
+        <w:rPr>
+          <w:rFonts w:ascii="Arial" w:eastAsia="Times New Roman" w:hAnsi="Arial" w:cs="Arial"/>
+          <w:b/>
+          <w:bCs/>
+          <w:kern w:val="0"/>
+          <w:lang w:eastAsia="es-AR"/>
+          <w14:ligatures w14:val="none"/>
+        </w:rPr>
+        <w:t>.04 (Explícita):</w:t>
+      </w:r>
+      <w:r>
+        <w:rPr>
+          <w:rFonts w:ascii="Arial" w:eastAsia="Times New Roman" w:hAnsi="Arial" w:cs="Arial"/>
+          <w:kern w:val="0"/>
+          <w:lang w:eastAsia="es-AR"/>
+          <w14:ligatures w14:val="none"/>
+        </w:rPr>
+        <w:t xml:space="preserve"> Un cliente puede adquirir uno o varios productos, y un mismo producto puede ser comprado por diferentes clientes (Relación Muchos a Muchos). </w:t>
+      </w:r>
+    </w:p>
+    <w:p>
+      <w:pPr>
+        <w:spacing w:after="100" w:afterAutospacing="1" w:line="240" w:lineRule="auto"/>
+        <w:rPr>
+          <w:rFonts w:ascii="Arial" w:eastAsia="Times New Roman" w:hAnsi="Arial" w:cs="Arial"/>
+          <w:kern w:val="0"/>
+          <w:lang w:eastAsia="es-AR"/>
+          <w14:ligatures w14:val="none"/>
+        </w:rPr>
+      </w:pPr>
+      <w:proofErr w:type="gramStart"/>
+      <w:r>
+        <w:rPr>
+          <w:rFonts w:ascii="Times New Roman" w:eastAsia="Times New Roman" w:hAnsi="Symbol" w:cs="Times New Roman"/>
+          <w:kern w:val="0"/>
+          <w:lang w:eastAsia="es-AR"/>
+          <w14:ligatures w14:val="none"/>
+        </w:rPr>
+        <w:t></w:t>
+      </w:r>
+      <w:r>
+        <w:rPr>
+          <w:rFonts w:ascii="Times New Roman" w:eastAsia="Times New Roman" w:hAnsi="Times New Roman" w:cs="Times New Roman"/>
+          <w:kern w:val="0"/>
+          <w:lang w:eastAsia="es-AR"/>
+          <w14:ligatures w14:val="none"/>
+        </w:rPr>
+        <w:t xml:space="preserve">  </w:t>
+      </w:r>
+      <w:r>
+        <w:rPr>
+          <w:rFonts w:ascii="Arial" w:eastAsia="Times New Roman" w:hAnsi="Arial" w:cs="Arial"/>
+          <w:b/>
+          <w:bCs/>
+          <w:kern w:val="0"/>
+          <w:lang w:eastAsia="es-AR"/>
+          <w14:ligatures w14:val="none"/>
+        </w:rPr>
+        <w:t>RN</w:t>
+      </w:r>
+      <w:proofErr w:type="gramEnd"/>
+      <w:r>
+        <w:rPr>
+          <w:rFonts w:ascii="Arial" w:eastAsia="Times New Roman" w:hAnsi="Arial" w:cs="Arial"/>
+          <w:b/>
+          <w:bCs/>
+          <w:kern w:val="0"/>
+          <w:lang w:eastAsia="es-AR"/>
+          <w14:ligatures w14:val="none"/>
+        </w:rPr>
+        <w:t>.05 (Explícita):</w:t>
+      </w:r>
+      <w:r>
+        <w:rPr>
+          <w:rFonts w:ascii="Arial" w:eastAsia="Times New Roman" w:hAnsi="Arial" w:cs="Arial"/>
+          <w:kern w:val="0"/>
+          <w:lang w:eastAsia="es-AR"/>
+          <w14:ligatures w14:val="none"/>
+        </w:rPr>
+        <w:t xml:space="preserve"> De cada compra se debe registrar obligatoriamente la fecha de realización y la cantidad de unidades de cada producto adquirido. </w:t>
+      </w:r>
+    </w:p>
+    <w:p>
+      <w:pPr>
+        <w:spacing w:after="100" w:afterAutospacing="1" w:line="240" w:lineRule="auto"/>
+        <w:rPr>
+          <w:rFonts w:ascii="Arial" w:eastAsia="Times New Roman" w:hAnsi="Arial" w:cs="Arial"/>
+          <w:kern w:val="0"/>
+          <w:lang w:eastAsia="es-AR"/>
+          <w14:ligatures w14:val="none"/>
+        </w:rPr>
+      </w:pPr>
+      <w:proofErr w:type="gramStart"/>
+      <w:r>
+        <w:rPr>
+          <w:rFonts w:ascii="Times New Roman" w:eastAsia="Times New Roman" w:hAnsi="Symbol" w:cs="Times New Roman"/>
+          <w:kern w:val="0"/>
+          <w:lang w:eastAsia="es-AR"/>
+          <w14:ligatures w14:val="none"/>
+        </w:rPr>
+        <w:t></w:t>
+      </w:r>
+      <w:r>
+        <w:rPr>
+          <w:rFonts w:ascii="Times New Roman" w:eastAsia="Times New Roman" w:hAnsi="Times New Roman" w:cs="Times New Roman"/>
+          <w:kern w:val="0"/>
+          <w:lang w:eastAsia="es-AR"/>
+          <w14:ligatures w14:val="none"/>
+        </w:rPr>
+        <w:t xml:space="preserve">  </w:t>
+      </w:r>
+      <w:r>
+        <w:rPr>
+          <w:rFonts w:ascii="Arial" w:eastAsia="Times New Roman" w:hAnsi="Arial" w:cs="Arial"/>
+          <w:b/>
+          <w:bCs/>
+          <w:kern w:val="0"/>
+          <w:lang w:eastAsia="es-AR"/>
+          <w14:ligatures w14:val="none"/>
+        </w:rPr>
+        <w:t>RN</w:t>
+      </w:r>
+      <w:proofErr w:type="gramEnd"/>
+      <w:r>
+        <w:rPr>
+          <w:rFonts w:ascii="Arial" w:eastAsia="Times New Roman" w:hAnsi="Arial" w:cs="Arial"/>
+          <w:b/>
+          <w:bCs/>
+          <w:kern w:val="0"/>
+          <w:lang w:eastAsia="es-AR"/>
+          <w14:ligatures w14:val="none"/>
+        </w:rPr>
+        <w:t>.06 (Explícita):</w:t>
+      </w:r>
+      <w:r>
+        <w:rPr>
+          <w:rFonts w:ascii="Arial" w:eastAsia="Times New Roman" w:hAnsi="Arial" w:cs="Arial"/>
+          <w:kern w:val="0"/>
+          <w:lang w:eastAsia="es-AR"/>
+          <w14:ligatures w14:val="none"/>
+        </w:rPr>
+        <w:t xml:space="preserve"> Un producto puede ser suministrado por uno o varios proveedores, y un proveedor puede suministrar diferentes productos (Relación Muchos a Muchos). </w:t>
+      </w:r>
+    </w:p>
+    <w:p>
+      <w:pPr>
+        <w:spacing w:after="100" w:afterAutospacing="1" w:line="240" w:lineRule="auto"/>
+        <w:rPr>
+          <w:rFonts w:ascii="Arial" w:eastAsia="Times New Roman" w:hAnsi="Arial" w:cs="Arial"/>
+          <w:kern w:val="0"/>
+          <w:lang w:eastAsia="es-AR"/>
+          <w14:ligatures w14:val="none"/>
+        </w:rPr>
+      </w:pPr>
+      <w:proofErr w:type="gramStart"/>
+      <w:r>
+        <w:rPr>
+          <w:rFonts w:ascii="Times New Roman" w:eastAsia="Times New Roman" w:hAnsi="Symbol" w:cs="Times New Roman"/>
+          <w:kern w:val="0"/>
+          <w:lang w:eastAsia="es-AR"/>
+          <w14:ligatures w14:val="none"/>
+        </w:rPr>
+        <w:t></w:t>
+      </w:r>
+      <w:r>
+        <w:rPr>
+          <w:rFonts w:ascii="Times New Roman" w:eastAsia="Times New Roman" w:hAnsi="Times New Roman" w:cs="Times New Roman"/>
+          <w:kern w:val="0"/>
+          <w:lang w:eastAsia="es-AR"/>
+          <w14:ligatures w14:val="none"/>
+        </w:rPr>
+        <w:t xml:space="preserve">  </w:t>
+      </w:r>
+      <w:r>
+        <w:rPr>
+          <w:rFonts w:ascii="Arial" w:eastAsia="Times New Roman" w:hAnsi="Arial" w:cs="Arial"/>
+          <w:b/>
+          <w:bCs/>
+          <w:kern w:val="0"/>
+          <w:lang w:eastAsia="es-AR"/>
+          <w14:ligatures w14:val="none"/>
+        </w:rPr>
+        <w:t>RN</w:t>
+      </w:r>
+      <w:proofErr w:type="gramEnd"/>
+      <w:r>
+        <w:rPr>
+          <w:rFonts w:ascii="Arial" w:eastAsia="Times New Roman" w:hAnsi="Arial" w:cs="Arial"/>
+          <w:b/>
+          <w:bCs/>
+          <w:kern w:val="0"/>
+          <w:lang w:eastAsia="es-AR"/>
+          <w14:ligatures w14:val="none"/>
+        </w:rPr>
+        <w:t>.07 (Implícita):</w:t>
+      </w:r>
+      <w:r>
+        <w:rPr>
+          <w:rFonts w:ascii="Arial" w:eastAsia="Times New Roman" w:hAnsi="Arial" w:cs="Arial"/>
+          <w:kern w:val="0"/>
+          <w:lang w:eastAsia="es-AR"/>
+          <w14:ligatures w14:val="none"/>
+        </w:rPr>
+        <w:t xml:space="preserve"> Un producto debe tener al menos un proveedor registrado que lo suministre.</w:t>
+      </w:r>
+    </w:p>
+    <w:p>
+      <w:pPr>
+        <w:spacing w:after="100" w:afterAutospacing="1" w:line="240" w:lineRule="auto"/>
+        <w:rPr>
+          <w:rFonts w:ascii="Arial" w:eastAsia="Times New Roman" w:hAnsi="Arial" w:cs="Arial"/>
+          <w:kern w:val="0"/>
+          <w:lang w:eastAsia="es-AR"/>
+          <w14:ligatures w14:val="none"/>
+        </w:rPr>
+      </w:pPr>
+      <w:proofErr w:type="gramStart"/>
+      <w:r>
+        <w:rPr>
+          <w:rFonts w:ascii="Times New Roman" w:eastAsia="Times New Roman" w:hAnsi="Symbol" w:cs="Times New Roman"/>
+          <w:kern w:val="0"/>
+          <w:lang w:eastAsia="es-AR"/>
+          <w14:ligatures w14:val="none"/>
+        </w:rPr>
+        <w:t></w:t>
+      </w:r>
+      <w:r>
+        <w:rPr>
+          <w:rFonts w:ascii="Times New Roman" w:eastAsia="Times New Roman" w:hAnsi="Times New Roman" w:cs="Times New Roman"/>
+          <w:kern w:val="0"/>
+          <w:lang w:eastAsia="es-AR"/>
+          <w14:ligatures w14:val="none"/>
+        </w:rPr>
+        <w:t xml:space="preserve">  </w:t>
+      </w:r>
+      <w:r>
+        <w:rPr>
+          <w:rFonts w:ascii="Arial" w:eastAsia="Times New Roman" w:hAnsi="Arial" w:cs="Arial"/>
+          <w:b/>
+          <w:bCs/>
+          <w:kern w:val="0"/>
+          <w:lang w:eastAsia="es-AR"/>
+          <w14:ligatures w14:val="none"/>
+        </w:rPr>
+        <w:t>RN</w:t>
+      </w:r>
+      <w:proofErr w:type="gramEnd"/>
+      <w:r>
+        <w:rPr>
+          <w:rFonts w:ascii="Arial" w:eastAsia="Times New Roman" w:hAnsi="Arial" w:cs="Arial"/>
+          <w:b/>
+          <w:bCs/>
+          <w:kern w:val="0"/>
+          <w:lang w:eastAsia="es-AR"/>
+          <w14:ligatures w14:val="none"/>
+        </w:rPr>
+        <w:t>.08 (Implícita):</w:t>
+      </w:r>
+      <w:r>
+        <w:rPr>
+          <w:rFonts w:ascii="Arial" w:eastAsia="Times New Roman" w:hAnsi="Arial" w:cs="Arial"/>
+          <w:kern w:val="0"/>
+          <w:lang w:eastAsia="es-AR"/>
+          <w14:ligatures w14:val="none"/>
+        </w:rPr>
+        <w:t xml:space="preserve"> Las cantidades compradas deben ser valores positivos mayores a cero y descontarse del stock disponible del producto. </w:t>
+      </w:r>
+    </w:p>
+    <w:p>
+      <w:pPr>
+        <w:tabs>
+          <w:tab w:val="left" w:pos="2010"/>
+        </w:tabs>
+        <w:ind w:left="360"/>
+      </w:pPr>
+    </w:p>
+    <w:p>
+      <w:pPr>
+        <w:tabs>
+          <w:tab w:val="left" w:pos="2010"/>
+        </w:tabs>
+        <w:ind w:left="360"/>
+      </w:pPr>
+      <w:r>
+        <w:t xml:space="preserve">4) información </w:t>
+      </w:r>
+      <w:proofErr w:type="spellStart"/>
+      <w:r>
+        <w:t>faltate</w:t>
+      </w:r>
+      <w:proofErr w:type="spellEnd"/>
+      <w:r>
+        <w:t xml:space="preserve"> o ambigua:</w:t>
+      </w:r>
+    </w:p>
+    <w:p>
+      <w:pPr>
+        <w:pStyle w:val="Prrafodelista"/>
+        <w:numPr>
+          <w:ilvl w:val="0"/>
+          <w:numId w:val="10"/>
+        </w:numPr>
+        <w:tabs>
+          <w:tab w:val="left" w:pos="2010"/>
+        </w:tabs>
+        <w:ind w:left="360"/>
+      </w:pPr>
+      <w:r>
+        <w:t xml:space="preserve">el código identificador de cada cliente puede ser el </w:t>
+      </w:r>
+      <w:proofErr w:type="spellStart"/>
+      <w:r>
+        <w:t>dni</w:t>
+      </w:r>
+      <w:proofErr w:type="spellEnd"/>
+      <w:r>
+        <w:t>? O lo genera el sistema</w:t>
+      </w:r>
+    </w:p>
+    <w:p>
+      <w:pPr>
+        <w:pStyle w:val="Prrafodelista"/>
+        <w:numPr>
+          <w:ilvl w:val="0"/>
+          <w:numId w:val="10"/>
+        </w:numPr>
+        <w:tabs>
+          <w:tab w:val="left" w:pos="2010"/>
+        </w:tabs>
+        <w:ind w:left="360"/>
+      </w:pPr>
+      <w:proofErr w:type="gramStart"/>
+      <w:r>
+        <w:t xml:space="preserve">El código identificador de proveedor podría ser el </w:t>
+      </w:r>
+      <w:proofErr w:type="spellStart"/>
+      <w:r>
+        <w:t>cuit</w:t>
+      </w:r>
+      <w:proofErr w:type="spellEnd"/>
+      <w:r>
+        <w:t>?</w:t>
+      </w:r>
+      <w:proofErr w:type="gramEnd"/>
+      <w:r>
+        <w:t xml:space="preserve"> </w:t>
+      </w:r>
+      <w:proofErr w:type="gramStart"/>
+      <w:r>
+        <w:t>O lo genera el sistema?</w:t>
+      </w:r>
+      <w:proofErr w:type="gramEnd"/>
+    </w:p>
+    <w:p>
+      <w:pPr>
+        <w:pStyle w:val="Prrafodelista"/>
+        <w:numPr>
+          <w:ilvl w:val="0"/>
+          <w:numId w:val="10"/>
+        </w:numPr>
+        <w:tabs>
+          <w:tab w:val="left" w:pos="2010"/>
+        </w:tabs>
+        <w:ind w:left="360"/>
+      </w:pPr>
+      <w:proofErr w:type="gramStart"/>
+      <w:r>
+        <w:t xml:space="preserve">El </w:t>
+      </w:r>
+      <w:proofErr w:type="spellStart"/>
+      <w:r>
+        <w:t>numero</w:t>
+      </w:r>
+      <w:proofErr w:type="spellEnd"/>
+      <w:r>
+        <w:t xml:space="preserve"> de teléfono en cliente es un atributo multivaluado?</w:t>
+      </w:r>
+      <w:proofErr w:type="gramEnd"/>
+      <w:r>
+        <w:t xml:space="preserve"> Es </w:t>
+      </w:r>
+      <w:proofErr w:type="gramStart"/>
+      <w:r>
+        <w:t>decir</w:t>
+      </w:r>
+      <w:proofErr w:type="gramEnd"/>
+      <w:r>
+        <w:t xml:space="preserve"> puede tener </w:t>
+      </w:r>
+      <w:proofErr w:type="spellStart"/>
+      <w:r>
+        <w:t>mas</w:t>
+      </w:r>
+      <w:proofErr w:type="spellEnd"/>
+      <w:r>
+        <w:t xml:space="preserve"> de un </w:t>
+      </w:r>
+      <w:proofErr w:type="spellStart"/>
+      <w:r>
+        <w:t>nro</w:t>
+      </w:r>
+      <w:proofErr w:type="spellEnd"/>
+      <w:r>
+        <w:t xml:space="preserve"> teléfono ¿</w:t>
+      </w:r>
+    </w:p>
+    <w:p>
+      <w:pPr>
+        <w:pStyle w:val="Prrafodelista"/>
+        <w:numPr>
+          <w:ilvl w:val="0"/>
+          <w:numId w:val="10"/>
+        </w:numPr>
+        <w:tabs>
+          <w:tab w:val="left" w:pos="2010"/>
+        </w:tabs>
+        <w:ind w:left="360"/>
+      </w:pPr>
+      <w:proofErr w:type="gramStart"/>
+      <w:r>
+        <w:t>El atributo localidad y dirección pueden unificarse en uno solo?</w:t>
+      </w:r>
+      <w:proofErr w:type="gramEnd"/>
+    </w:p>
+    <w:p>
+      <w:pPr>
+        <w:pStyle w:val="Prrafodelista"/>
+        <w:numPr>
+          <w:ilvl w:val="0"/>
+          <w:numId w:val="10"/>
+        </w:numPr>
+        <w:tabs>
+          <w:tab w:val="left" w:pos="2010"/>
+        </w:tabs>
+        <w:ind w:left="360"/>
+      </w:pPr>
+      <w:proofErr w:type="gramStart"/>
+      <w:r>
+        <w:t xml:space="preserve">El atributo fecha en la entidad compra se desglosa en </w:t>
+      </w:r>
+      <w:proofErr w:type="spellStart"/>
+      <w:r>
+        <w:t>dia</w:t>
+      </w:r>
+      <w:proofErr w:type="spellEnd"/>
+      <w:r>
+        <w:t xml:space="preserve"> fecha y hora?</w:t>
+      </w:r>
+      <w:proofErr w:type="gramEnd"/>
+    </w:p>
+    <w:p>
+      <w:pPr>
+        <w:tabs>
+          <w:tab w:val="left" w:pos="2010"/>
+        </w:tabs>
+      </w:pPr>
+      <w:r>
+        <w:t xml:space="preserve">5)representar las entidades </w:t>
+      </w:r>
+      <w:proofErr w:type="spellStart"/>
+      <w:r>
+        <w:t>atribuos</w:t>
+      </w:r>
+      <w:proofErr w:type="spellEnd"/>
+      <w:r>
+        <w:t xml:space="preserve"> y </w:t>
+      </w:r>
+      <w:proofErr w:type="gramStart"/>
+      <w:r>
+        <w:t>relaciones  para</w:t>
+      </w:r>
+      <w:proofErr w:type="gramEnd"/>
+      <w:r>
+        <w:t xml:space="preserve"> resolver el problema</w:t>
+      </w:r>
+    </w:p>
+    <w:p>
+      <w:pPr>
+        <w:tabs>
+          <w:tab w:val="left" w:pos="2010"/>
+        </w:tabs>
+      </w:pPr>
+      <w:r>
+        <w:t>1)Producto:</w:t>
+      </w:r>
+    </w:p>
+    <w:p>
+      <w:pPr>
+        <w:tabs>
+          <w:tab w:val="left" w:pos="2010"/>
+        </w:tabs>
+      </w:pPr>
+      <w:r>
+        <w:t>-</w:t>
+      </w:r>
+      <w:proofErr w:type="spellStart"/>
+      <w:r>
+        <w:t>Id_prod</w:t>
+      </w:r>
+      <w:proofErr w:type="spellEnd"/>
+    </w:p>
+    <w:p>
+      <w:pPr>
+        <w:tabs>
+          <w:tab w:val="left" w:pos="2010"/>
+        </w:tabs>
+      </w:pPr>
+      <w:r>
+        <w:t>-Descripción</w:t>
+      </w:r>
+    </w:p>
+    <w:p>
+      <w:pPr>
+        <w:tabs>
+          <w:tab w:val="left" w:pos="2010"/>
+        </w:tabs>
+      </w:pPr>
+      <w:r>
+        <w:t>-Precio</w:t>
+      </w:r>
+    </w:p>
+    <w:p>
+      <w:pPr>
+        <w:tabs>
+          <w:tab w:val="left" w:pos="2010"/>
+        </w:tabs>
+      </w:pPr>
+      <w:r>
+        <w:t>-Stock</w:t>
+      </w:r>
+    </w:p>
+    <w:p>
+      <w:pPr>
+        <w:tabs>
+          <w:tab w:val="left" w:pos="2010"/>
+        </w:tabs>
+      </w:pPr>
+      <w:r>
+        <w:t>2)proveedor:</w:t>
+      </w:r>
+    </w:p>
+    <w:p>
+      <w:pPr>
+        <w:tabs>
+          <w:tab w:val="left" w:pos="2010"/>
+        </w:tabs>
+      </w:pPr>
+      <w:r>
+        <w:t>-</w:t>
+      </w:r>
+      <w:proofErr w:type="spellStart"/>
+      <w:r>
+        <w:t>id_proveedor</w:t>
+      </w:r>
+      <w:proofErr w:type="spellEnd"/>
+    </w:p>
+    <w:p>
+      <w:pPr>
+        <w:tabs>
+          <w:tab w:val="left" w:pos="2010"/>
+        </w:tabs>
+      </w:pPr>
+      <w:r>
+        <w:t>-</w:t>
+      </w:r>
+      <w:proofErr w:type="spellStart"/>
+      <w:r>
+        <w:t>razon_social</w:t>
+      </w:r>
+      <w:proofErr w:type="spellEnd"/>
+    </w:p>
+    <w:p>
+      <w:pPr>
+        <w:tabs>
+          <w:tab w:val="left" w:pos="2010"/>
+        </w:tabs>
+      </w:pPr>
+      <w:r>
+        <w:t>-</w:t>
+      </w:r>
+      <w:proofErr w:type="spellStart"/>
+      <w:r>
+        <w:t>cuit</w:t>
+      </w:r>
+      <w:proofErr w:type="spellEnd"/>
+    </w:p>
+    <w:p>
+      <w:pPr>
+        <w:tabs>
+          <w:tab w:val="left" w:pos="2010"/>
+        </w:tabs>
+      </w:pPr>
+      <w:r>
+        <w:t>-</w:t>
+      </w:r>
+      <w:proofErr w:type="spellStart"/>
+      <w:r>
+        <w:t>direccion</w:t>
+      </w:r>
+      <w:proofErr w:type="spellEnd"/>
+    </w:p>
+    <w:p>
+      <w:pPr>
+        <w:tabs>
+          <w:tab w:val="left" w:pos="2010"/>
+        </w:tabs>
+      </w:pPr>
+      <w:r>
+        <w:t>-</w:t>
+      </w:r>
+      <w:proofErr w:type="spellStart"/>
+      <w:r>
+        <w:t>telefono</w:t>
+      </w:r>
+      <w:proofErr w:type="spellEnd"/>
+    </w:p>
+    <w:p>
+      <w:pPr>
+        <w:tabs>
+          <w:tab w:val="left" w:pos="2010"/>
+        </w:tabs>
+      </w:pPr>
+      <w:r>
+        <w:t>3)cliente:</w:t>
+      </w:r>
+    </w:p>
+    <w:p>
+      <w:pPr>
+        <w:tabs>
+          <w:tab w:val="left" w:pos="2010"/>
+        </w:tabs>
+      </w:pPr>
+      <w:r>
+        <w:t>-</w:t>
+      </w:r>
+      <w:proofErr w:type="spellStart"/>
+      <w:r>
+        <w:t>id_cliente</w:t>
+      </w:r>
+      <w:proofErr w:type="spellEnd"/>
+    </w:p>
+    <w:p>
+      <w:pPr>
+        <w:tabs>
+          <w:tab w:val="left" w:pos="2010"/>
+        </w:tabs>
+      </w:pPr>
+      <w:r>
+        <w:t>-</w:t>
+      </w:r>
+      <w:proofErr w:type="spellStart"/>
+      <w:r>
+        <w:t>nombreyapellido</w:t>
+      </w:r>
+      <w:proofErr w:type="spellEnd"/>
+    </w:p>
+    <w:p>
+      <w:pPr>
+        <w:tabs>
+          <w:tab w:val="left" w:pos="2010"/>
+        </w:tabs>
+      </w:pPr>
+      <w:r>
+        <w:t>-</w:t>
+      </w:r>
+      <w:proofErr w:type="spellStart"/>
+      <w:r>
+        <w:t>dni</w:t>
+      </w:r>
+      <w:proofErr w:type="spellEnd"/>
+    </w:p>
+    <w:p>
+      <w:pPr>
+        <w:tabs>
+          <w:tab w:val="left" w:pos="2010"/>
+        </w:tabs>
+      </w:pPr>
+      <w:r>
+        <w:t>-</w:t>
+      </w:r>
+      <w:proofErr w:type="spellStart"/>
+      <w:r>
+        <w:t>direccion</w:t>
+      </w:r>
+      <w:proofErr w:type="spellEnd"/>
+    </w:p>
+    <w:p>
+      <w:pPr>
+        <w:tabs>
+          <w:tab w:val="left" w:pos="2010"/>
+        </w:tabs>
+      </w:pPr>
+      <w:r>
+        <w:t>-localidad</w:t>
+      </w:r>
+    </w:p>
+    <w:p>
+      <w:pPr>
+        <w:tabs>
+          <w:tab w:val="left" w:pos="2010"/>
+        </w:tabs>
+      </w:pPr>
+      <w:r>
+        <w:t>-</w:t>
+      </w:r>
+      <w:proofErr w:type="spellStart"/>
+      <w:r>
+        <w:t>numero_telefono</w:t>
+      </w:r>
+      <w:proofErr w:type="spellEnd"/>
+    </w:p>
+    <w:p>
+      <w:pPr>
+        <w:tabs>
+          <w:tab w:val="left" w:pos="2010"/>
+        </w:tabs>
+      </w:pPr>
+      <w:r>
+        <w:t>4)compra:</w:t>
+      </w:r>
+    </w:p>
+    <w:p>
+      <w:pPr>
+        <w:tabs>
+          <w:tab w:val="left" w:pos="2010"/>
+        </w:tabs>
+      </w:pPr>
+      <w:r>
+        <w:t>-fecha</w:t>
+      </w:r>
+    </w:p>
+    <w:p>
+      <w:pPr>
+        <w:tabs>
+          <w:tab w:val="left" w:pos="2010"/>
+        </w:tabs>
+      </w:pPr>
+      <w:r>
+        <w:lastRenderedPageBreak/>
+        <w:t>-cantidad-de-</w:t>
+      </w:r>
+      <w:proofErr w:type="spellStart"/>
+      <w:r>
+        <w:t>prod</w:t>
+      </w:r>
+      <w:proofErr w:type="spellEnd"/>
+      <w:r>
+        <w:t>.</w:t>
+      </w:r>
+    </w:p>
+    <w:p>
+      <w:pPr>
+        <w:tabs>
+          <w:tab w:val="left" w:pos="2010"/>
+        </w:tabs>
+      </w:pPr>
+      <w:proofErr w:type="gramStart"/>
+      <w:r>
+        <w:t>Relaciones :</w:t>
+      </w:r>
+      <w:proofErr w:type="gramEnd"/>
+    </w:p>
+    <w:p>
+      <w:pPr>
+        <w:tabs>
+          <w:tab w:val="left" w:pos="2010"/>
+        </w:tabs>
+      </w:pPr>
+      <w:r>
+        <w:t xml:space="preserve">Proveedor (suministra)producto. </w:t>
+      </w:r>
+    </w:p>
+    <w:p>
+      <w:pPr>
+        <w:tabs>
+          <w:tab w:val="left" w:pos="2010"/>
+        </w:tabs>
+      </w:pPr>
+      <w:r>
+        <w:t xml:space="preserve">Cliente(compra) producto </w:t>
+      </w:r>
+    </w:p>
+    <w:p>
+      <w:pPr>
+        <w:pStyle w:val="NormalWeb"/>
+        <w:rPr>
+          <w:rFonts w:ascii="Arial" w:eastAsia="Times New Roman" w:hAnsi="Arial" w:cs="Arial"/>
+          <w:kern w:val="0"/>
+          <w:lang w:eastAsia="es-AR"/>
+          <w14:ligatures w14:val="none"/>
+        </w:rPr>
+      </w:pPr>
+      <w:r>
+        <w:t>6)</w:t>
+      </w:r>
+      <w:r>
+        <w:rPr>
+          <w:rFonts w:eastAsia="Times New Roman" w:hAnsi="Symbol"/>
+          <w:kern w:val="0"/>
+          <w:lang w:eastAsia="es-AR"/>
+          <w14:ligatures w14:val="none"/>
+        </w:rPr>
+        <w:t xml:space="preserve"> </w:t>
+      </w:r>
+      <w:proofErr w:type="gramStart"/>
+      <w:r>
+        <w:rPr>
+          <w:rFonts w:eastAsia="Times New Roman" w:hAnsi="Symbol"/>
+          <w:kern w:val="0"/>
+          <w:lang w:eastAsia="es-AR"/>
+          <w14:ligatures w14:val="none"/>
+        </w:rPr>
+        <w:t></w:t>
+      </w:r>
+      <w:r>
+        <w:rPr>
+          <w:rFonts w:eastAsia="Times New Roman"/>
+          <w:kern w:val="0"/>
+          <w:lang w:eastAsia="es-AR"/>
+          <w14:ligatures w14:val="none"/>
+        </w:rPr>
+        <w:t xml:space="preserve">  </w:t>
+      </w:r>
+      <w:r>
+        <w:rPr>
+          <w:rFonts w:ascii="Arial" w:eastAsia="Times New Roman" w:hAnsi="Arial" w:cs="Arial"/>
+          <w:b/>
+          <w:bCs/>
+          <w:kern w:val="0"/>
+          <w:lang w:eastAsia="es-AR"/>
+          <w14:ligatures w14:val="none"/>
+        </w:rPr>
+        <w:t>Relación</w:t>
+      </w:r>
+      <w:proofErr w:type="gramEnd"/>
+      <w:r>
+        <w:rPr>
+          <w:rFonts w:ascii="Arial" w:eastAsia="Times New Roman" w:hAnsi="Arial" w:cs="Arial"/>
+          <w:b/>
+          <w:bCs/>
+          <w:kern w:val="0"/>
+          <w:lang w:eastAsia="es-AR"/>
+          <w14:ligatures w14:val="none"/>
+        </w:rPr>
+        <w:t xml:space="preserve"> </w:t>
+      </w:r>
+      <w:r>
+        <w:rPr>
+          <w:rFonts w:ascii="Arial" w:eastAsia="Times New Roman" w:hAnsi="Arial" w:cs="Arial"/>
+          <w:b/>
+          <w:bCs/>
+          <w:kern w:val="0"/>
+          <w:sz w:val="20"/>
+          <w:szCs w:val="20"/>
+          <w:lang w:eastAsia="es-AR"/>
+          <w14:ligatures w14:val="none"/>
+        </w:rPr>
+        <w:t>CLIENTE</w:t>
+      </w:r>
+      <w:r>
+        <w:rPr>
+          <w:rFonts w:ascii="Arial" w:eastAsia="Times New Roman" w:hAnsi="Arial" w:cs="Arial"/>
+          <w:b/>
+          <w:bCs/>
+          <w:kern w:val="0"/>
+          <w:lang w:eastAsia="es-AR"/>
+          <w14:ligatures w14:val="none"/>
+        </w:rPr>
+        <w:t xml:space="preserve"> – </w:t>
+      </w:r>
+      <w:r>
+        <w:rPr>
+          <w:rFonts w:ascii="Arial" w:eastAsia="Times New Roman" w:hAnsi="Arial" w:cs="Arial"/>
+          <w:b/>
+          <w:bCs/>
+          <w:kern w:val="0"/>
+          <w:sz w:val="20"/>
+          <w:szCs w:val="20"/>
+          <w:lang w:eastAsia="es-AR"/>
+          <w14:ligatures w14:val="none"/>
+        </w:rPr>
+        <w:t>PRODUCTO</w:t>
+      </w:r>
+      <w:r>
+        <w:rPr>
+          <w:rFonts w:ascii="Arial" w:eastAsia="Times New Roman" w:hAnsi="Arial" w:cs="Arial"/>
+          <w:b/>
+          <w:bCs/>
+          <w:kern w:val="0"/>
+          <w:lang w:eastAsia="es-AR"/>
+          <w14:ligatures w14:val="none"/>
+        </w:rPr>
+        <w:t xml:space="preserve"> (</w:t>
+      </w:r>
+      <w:r>
+        <w:rPr>
+          <w:rFonts w:ascii="Arial" w:eastAsia="Times New Roman" w:hAnsi="Arial" w:cs="Arial"/>
+          <w:b/>
+          <w:bCs/>
+          <w:kern w:val="0"/>
+          <w:sz w:val="20"/>
+          <w:szCs w:val="20"/>
+          <w:lang w:eastAsia="es-AR"/>
+          <w14:ligatures w14:val="none"/>
+        </w:rPr>
+        <w:t>COMPRA</w:t>
+      </w:r>
+      <w:r>
+        <w:rPr>
+          <w:rFonts w:ascii="Arial" w:eastAsia="Times New Roman" w:hAnsi="Arial" w:cs="Arial"/>
+          <w:b/>
+          <w:bCs/>
+          <w:kern w:val="0"/>
+          <w:lang w:eastAsia="es-AR"/>
+          <w14:ligatures w14:val="none"/>
+        </w:rPr>
+        <w:t>):</w:t>
+      </w:r>
+    </w:p>
+    <w:p>
+      <w:pPr>
+        <w:numPr>
+          <w:ilvl w:val="0"/>
+          <w:numId w:val="15"/>
+        </w:numPr>
+        <w:spacing w:after="100" w:afterAutospacing="1" w:line="240" w:lineRule="auto"/>
+        <w:rPr>
+          <w:rFonts w:ascii="Arial" w:eastAsia="Times New Roman" w:hAnsi="Arial" w:cs="Arial"/>
+          <w:kern w:val="0"/>
+          <w:lang w:eastAsia="es-AR"/>
+          <w14:ligatures w14:val="none"/>
+        </w:rPr>
+      </w:pPr>
+      <w:r>
+        <w:rPr>
+          <w:rFonts w:ascii="Arial" w:eastAsia="Times New Roman" w:hAnsi="Arial" w:cs="Arial"/>
+          <w:kern w:val="0"/>
+          <w:lang w:eastAsia="es-AR"/>
+          <w14:ligatures w14:val="none"/>
+        </w:rPr>
+        <w:t xml:space="preserve">Cardinalidad: </w:t>
+      </w:r>
+      <m:oMath>
+        <m:r>
+          <w:rPr>
+            <w:rFonts w:ascii="Cambria Math" w:eastAsia="Times New Roman" w:hAnsi="Cambria Math" w:cs="Arial"/>
+            <w:kern w:val="0"/>
+            <w:lang w:eastAsia="es-AR"/>
+            <w14:ligatures w14:val="none"/>
+          </w:rPr>
+          <m:t>N:M</m:t>
+        </m:r>
+      </m:oMath>
+      <w:r>
+        <w:rPr>
+          <w:rFonts w:ascii="Arial" w:eastAsia="Times New Roman" w:hAnsi="Arial" w:cs="Arial"/>
+          <w:b/>
+          <w:bCs/>
+          <w:kern w:val="0"/>
+          <w:lang w:eastAsia="es-AR"/>
+          <w14:ligatures w14:val="none"/>
+        </w:rPr>
+        <w:t xml:space="preserve"> (Muchos a Muchos)</w:t>
+      </w:r>
+      <w:r>
+        <w:rPr>
+          <w:rFonts w:ascii="Arial" w:eastAsia="Times New Roman" w:hAnsi="Arial" w:cs="Arial"/>
+          <w:kern w:val="0"/>
+          <w:lang w:eastAsia="es-AR"/>
+          <w14:ligatures w14:val="none"/>
+        </w:rPr>
+        <w:t xml:space="preserve">. </w:t>
+      </w:r>
+    </w:p>
+    <w:p>
+      <w:pPr>
+        <w:numPr>
+          <w:ilvl w:val="0"/>
+          <w:numId w:val="15"/>
+        </w:numPr>
+        <w:spacing w:after="100" w:afterAutospacing="1" w:line="240" w:lineRule="auto"/>
+        <w:rPr>
+          <w:rFonts w:ascii="Arial" w:eastAsia="Times New Roman" w:hAnsi="Arial" w:cs="Arial"/>
+          <w:kern w:val="0"/>
+          <w:lang w:eastAsia="es-AR"/>
+          <w14:ligatures w14:val="none"/>
+        </w:rPr>
+      </w:pPr>
+      <w:r>
+        <w:rPr>
+          <w:rFonts w:ascii="Arial" w:eastAsia="Times New Roman" w:hAnsi="Arial" w:cs="Arial"/>
+          <w:i/>
+          <w:iCs/>
+          <w:kern w:val="0"/>
+          <w:lang w:eastAsia="es-AR"/>
+          <w14:ligatures w14:val="none"/>
+        </w:rPr>
+        <w:t>Razón:</w:t>
+      </w:r>
+      <w:r>
+        <w:rPr>
+          <w:rFonts w:ascii="Arial" w:eastAsia="Times New Roman" w:hAnsi="Arial" w:cs="Arial"/>
+          <w:kern w:val="0"/>
+          <w:lang w:eastAsia="es-AR"/>
+          <w14:ligatures w14:val="none"/>
+        </w:rPr>
+        <w:t xml:space="preserve"> Un cliente puede realizar varias compras de distintos productos (</w:t>
+      </w:r>
+      <m:oMath>
+        <m:r>
+          <w:rPr>
+            <w:rFonts w:ascii="Cambria Math" w:eastAsia="Times New Roman" w:hAnsi="Cambria Math" w:cs="Arial"/>
+            <w:kern w:val="0"/>
+            <w:lang w:eastAsia="es-AR"/>
+            <w14:ligatures w14:val="none"/>
+          </w:rPr>
+          <m:t>N</m:t>
+        </m:r>
+      </m:oMath>
+      <w:r>
+        <w:rPr>
+          <w:rFonts w:ascii="Arial" w:eastAsia="Times New Roman" w:hAnsi="Arial" w:cs="Arial"/>
+          <w:kern w:val="0"/>
+          <w:lang w:eastAsia="es-AR"/>
+          <w14:ligatures w14:val="none"/>
+        </w:rPr>
+        <w:t>) y un producto puede ser comprado por múltiples clientes (</w:t>
+      </w:r>
+      <m:oMath>
+        <m:r>
+          <w:rPr>
+            <w:rFonts w:ascii="Cambria Math" w:eastAsia="Times New Roman" w:hAnsi="Cambria Math" w:cs="Arial"/>
+            <w:kern w:val="0"/>
+            <w:lang w:eastAsia="es-AR"/>
+            <w14:ligatures w14:val="none"/>
+          </w:rPr>
+          <m:t>M</m:t>
+        </m:r>
+      </m:oMath>
+      <w:r>
+        <w:rPr>
+          <w:rFonts w:ascii="Arial" w:eastAsia="Times New Roman" w:hAnsi="Arial" w:cs="Arial"/>
+          <w:kern w:val="0"/>
+          <w:lang w:eastAsia="es-AR"/>
+          <w14:ligatures w14:val="none"/>
+        </w:rPr>
+        <w:t xml:space="preserve">). </w:t>
+      </w:r>
+    </w:p>
+    <w:p>
+      <w:pPr>
+        <w:spacing w:after="100" w:afterAutospacing="1" w:line="240" w:lineRule="auto"/>
+        <w:rPr>
+          <w:rFonts w:ascii="Arial" w:eastAsia="Times New Roman" w:hAnsi="Arial" w:cs="Arial"/>
+          <w:kern w:val="0"/>
+          <w:lang w:eastAsia="es-AR"/>
+          <w14:ligatures w14:val="none"/>
+        </w:rPr>
+      </w:pPr>
+      <w:proofErr w:type="gramStart"/>
+      <w:r>
+        <w:rPr>
+          <w:rFonts w:ascii="Times New Roman" w:eastAsia="Times New Roman" w:hAnsi="Symbol" w:cs="Times New Roman"/>
+          <w:kern w:val="0"/>
+          <w:lang w:eastAsia="es-AR"/>
+          <w14:ligatures w14:val="none"/>
+        </w:rPr>
+        <w:t></w:t>
+      </w:r>
+      <w:r>
+        <w:rPr>
+          <w:rFonts w:ascii="Times New Roman" w:eastAsia="Times New Roman" w:hAnsi="Times New Roman" w:cs="Times New Roman"/>
+          <w:kern w:val="0"/>
+          <w:lang w:eastAsia="es-AR"/>
+          <w14:ligatures w14:val="none"/>
+        </w:rPr>
+        <w:t xml:space="preserve">  </w:t>
+      </w:r>
+      <w:r>
+        <w:rPr>
+          <w:rFonts w:ascii="Arial" w:eastAsia="Times New Roman" w:hAnsi="Arial" w:cs="Arial"/>
+          <w:b/>
+          <w:bCs/>
+          <w:kern w:val="0"/>
+          <w:lang w:eastAsia="es-AR"/>
+          <w14:ligatures w14:val="none"/>
+        </w:rPr>
+        <w:t>Relación</w:t>
+      </w:r>
+      <w:proofErr w:type="gramEnd"/>
+      <w:r>
+        <w:rPr>
+          <w:rFonts w:ascii="Arial" w:eastAsia="Times New Roman" w:hAnsi="Arial" w:cs="Arial"/>
+          <w:b/>
+          <w:bCs/>
+          <w:kern w:val="0"/>
+          <w:lang w:eastAsia="es-AR"/>
+          <w14:ligatures w14:val="none"/>
+        </w:rPr>
+        <w:t xml:space="preserve"> </w:t>
+      </w:r>
+      <w:r>
+        <w:rPr>
+          <w:rFonts w:ascii="Arial" w:eastAsia="Times New Roman" w:hAnsi="Arial" w:cs="Arial"/>
+          <w:b/>
+          <w:bCs/>
+          <w:kern w:val="0"/>
+          <w:sz w:val="20"/>
+          <w:szCs w:val="20"/>
+          <w:lang w:eastAsia="es-AR"/>
+          <w14:ligatures w14:val="none"/>
+        </w:rPr>
+        <w:t>PROVEEDOR</w:t>
+      </w:r>
+      <w:r>
+        <w:rPr>
+          <w:rFonts w:ascii="Arial" w:eastAsia="Times New Roman" w:hAnsi="Arial" w:cs="Arial"/>
+          <w:b/>
+          <w:bCs/>
+          <w:kern w:val="0"/>
+          <w:lang w:eastAsia="es-AR"/>
+          <w14:ligatures w14:val="none"/>
+        </w:rPr>
+        <w:t xml:space="preserve"> – </w:t>
+      </w:r>
+      <w:r>
+        <w:rPr>
+          <w:rFonts w:ascii="Arial" w:eastAsia="Times New Roman" w:hAnsi="Arial" w:cs="Arial"/>
+          <w:b/>
+          <w:bCs/>
+          <w:kern w:val="0"/>
+          <w:sz w:val="20"/>
+          <w:szCs w:val="20"/>
+          <w:lang w:eastAsia="es-AR"/>
+          <w14:ligatures w14:val="none"/>
+        </w:rPr>
+        <w:t>PRODUCTO</w:t>
+      </w:r>
+      <w:r>
+        <w:rPr>
+          <w:rFonts w:ascii="Arial" w:eastAsia="Times New Roman" w:hAnsi="Arial" w:cs="Arial"/>
+          <w:b/>
+          <w:bCs/>
+          <w:kern w:val="0"/>
+          <w:lang w:eastAsia="es-AR"/>
+          <w14:ligatures w14:val="none"/>
+        </w:rPr>
+        <w:t xml:space="preserve"> (</w:t>
+      </w:r>
+      <w:r>
+        <w:rPr>
+          <w:rFonts w:ascii="Arial" w:eastAsia="Times New Roman" w:hAnsi="Arial" w:cs="Arial"/>
+          <w:b/>
+          <w:bCs/>
+          <w:kern w:val="0"/>
+          <w:sz w:val="20"/>
+          <w:szCs w:val="20"/>
+          <w:lang w:eastAsia="es-AR"/>
+          <w14:ligatures w14:val="none"/>
+        </w:rPr>
+        <w:t>SUMINISTRA</w:t>
+      </w:r>
+      <w:r>
+        <w:rPr>
+          <w:rFonts w:ascii="Arial" w:eastAsia="Times New Roman" w:hAnsi="Arial" w:cs="Arial"/>
+          <w:b/>
+          <w:bCs/>
+          <w:kern w:val="0"/>
+          <w:lang w:eastAsia="es-AR"/>
+          <w14:ligatures w14:val="none"/>
+        </w:rPr>
+        <w:t>):</w:t>
+      </w:r>
+    </w:p>
+    <w:p>
+      <w:pPr>
+        <w:numPr>
+          <w:ilvl w:val="0"/>
+          <w:numId w:val="16"/>
+        </w:numPr>
+        <w:spacing w:after="100" w:afterAutospacing="1" w:line="240" w:lineRule="auto"/>
+        <w:rPr>
+          <w:rFonts w:ascii="Arial" w:eastAsia="Times New Roman" w:hAnsi="Arial" w:cs="Arial"/>
+          <w:kern w:val="0"/>
+          <w:lang w:eastAsia="es-AR"/>
+          <w14:ligatures w14:val="none"/>
+        </w:rPr>
+      </w:pPr>
+      <w:r>
+        <w:rPr>
+          <w:rFonts w:ascii="Arial" w:eastAsia="Times New Roman" w:hAnsi="Arial" w:cs="Arial"/>
+          <w:kern w:val="0"/>
+          <w:lang w:eastAsia="es-AR"/>
+          <w14:ligatures w14:val="none"/>
+        </w:rPr>
+        <w:t xml:space="preserve">Cardinalidad: </w:t>
+      </w:r>
+      <m:oMath>
+        <m:r>
+          <w:rPr>
+            <w:rFonts w:ascii="Cambria Math" w:eastAsia="Times New Roman" w:hAnsi="Cambria Math" w:cs="Arial"/>
+            <w:kern w:val="0"/>
+            <w:lang w:eastAsia="es-AR"/>
+            <w14:ligatures w14:val="none"/>
+          </w:rPr>
+          <m:t>N:M</m:t>
+        </m:r>
+      </m:oMath>
+      <w:r>
+        <w:rPr>
+          <w:rFonts w:ascii="Arial" w:eastAsia="Times New Roman" w:hAnsi="Arial" w:cs="Arial"/>
+          <w:b/>
+          <w:bCs/>
+          <w:kern w:val="0"/>
+          <w:lang w:eastAsia="es-AR"/>
+          <w14:ligatures w14:val="none"/>
+        </w:rPr>
+        <w:t xml:space="preserve"> (Muchos a Muchos)</w:t>
+      </w:r>
+      <w:r>
+        <w:rPr>
+          <w:rFonts w:ascii="Arial" w:eastAsia="Times New Roman" w:hAnsi="Arial" w:cs="Arial"/>
+          <w:kern w:val="0"/>
+          <w:lang w:eastAsia="es-AR"/>
+          <w14:ligatures w14:val="none"/>
+        </w:rPr>
+        <w:t xml:space="preserve">. </w:t>
+      </w:r>
+    </w:p>
+    <w:p>
+      <w:pPr>
+        <w:numPr>
+          <w:ilvl w:val="0"/>
+          <w:numId w:val="16"/>
+        </w:numPr>
+        <w:spacing w:after="100" w:afterAutospacing="1" w:line="240" w:lineRule="auto"/>
+        <w:rPr>
+          <w:rFonts w:ascii="Arial" w:eastAsia="Times New Roman" w:hAnsi="Arial" w:cs="Arial"/>
+          <w:kern w:val="0"/>
+          <w:lang w:eastAsia="es-AR"/>
+          <w14:ligatures w14:val="none"/>
+        </w:rPr>
+      </w:pPr>
+      <w:r>
+        <w:rPr>
+          <w:rFonts w:ascii="Arial" w:eastAsia="Times New Roman" w:hAnsi="Arial" w:cs="Arial"/>
+          <w:i/>
+          <w:iCs/>
+          <w:kern w:val="0"/>
+          <w:lang w:eastAsia="es-AR"/>
+          <w14:ligatures w14:val="none"/>
+        </w:rPr>
+        <w:t>Razón:</w:t>
+      </w:r>
+      <w:r>
+        <w:rPr>
+          <w:rFonts w:ascii="Arial" w:eastAsia="Times New Roman" w:hAnsi="Arial" w:cs="Arial"/>
+          <w:kern w:val="0"/>
+          <w:lang w:eastAsia="es-AR"/>
+          <w14:ligatures w14:val="none"/>
+        </w:rPr>
+        <w:t xml:space="preserve"> Un proveedor puede proveer varios productos (</w:t>
+      </w:r>
+      <m:oMath>
+        <m:r>
+          <w:rPr>
+            <w:rFonts w:ascii="Cambria Math" w:eastAsia="Times New Roman" w:hAnsi="Cambria Math" w:cs="Arial"/>
+            <w:kern w:val="0"/>
+            <w:lang w:eastAsia="es-AR"/>
+            <w14:ligatures w14:val="none"/>
+          </w:rPr>
+          <m:t>N</m:t>
+        </m:r>
+      </m:oMath>
+      <w:r>
+        <w:rPr>
+          <w:rFonts w:ascii="Arial" w:eastAsia="Times New Roman" w:hAnsi="Arial" w:cs="Arial"/>
+          <w:kern w:val="0"/>
+          <w:lang w:eastAsia="es-AR"/>
+          <w14:ligatures w14:val="none"/>
+        </w:rPr>
+        <w:t>) y un mismo producto puede ser abastecido por varios proveedores (</w:t>
+      </w:r>
+      <m:oMath>
+        <m:r>
+          <w:rPr>
+            <w:rFonts w:ascii="Cambria Math" w:eastAsia="Times New Roman" w:hAnsi="Cambria Math" w:cs="Arial"/>
+            <w:kern w:val="0"/>
+            <w:lang w:eastAsia="es-AR"/>
+            <w14:ligatures w14:val="none"/>
+          </w:rPr>
+          <m:t>M</m:t>
+        </m:r>
+      </m:oMath>
+    </w:p>
+    <w:p>
+      <w:pPr>
+        <w:tabs>
+          <w:tab w:val="left" w:pos="2010"/>
+        </w:tabs>
+        <w:rPr>
+          <w:b/>
+          <w:bCs/>
+        </w:rPr>
+      </w:pPr>
+      <w:r>
+        <w:rPr>
+          <w:b/>
+          <w:bCs/>
+        </w:rPr>
+        <w:t>8. Justificación de las decisiones de modelado</w:t>
+      </w:r>
+    </w:p>
+    <w:p>
+      <w:pPr>
+        <w:numPr>
+          <w:ilvl w:val="0"/>
+          <w:numId w:val="17"/>
+        </w:numPr>
+        <w:tabs>
+          <w:tab w:val="left" w:pos="2010"/>
+        </w:tabs>
+      </w:pPr>
+      <w:r>
+        <w:rPr>
+          <w:b/>
+          <w:bCs/>
+        </w:rPr>
+        <w:t xml:space="preserve">Uso de Relaciones </w:t>
+      </w:r>
+      <m:oMath>
+        <m:r>
+          <w:rPr>
+            <w:rFonts w:ascii="Cambria Math" w:hAnsi="Cambria Math"/>
+          </w:rPr>
+          <m:t>N:M</m:t>
+        </m:r>
+      </m:oMath>
+      <w:r>
+        <w:rPr>
+          <w:b/>
+          <w:bCs/>
+        </w:rPr>
+        <w:t>:</w:t>
+      </w:r>
+      <w:r>
+        <w:t xml:space="preserve"> Las cardinalidades expresadas en la consigna establecen explícitamente combinaciones múltiples en ambos sentidos, tanto para la compra de artículos como para el abastecimiento de mercadería. </w:t>
+      </w:r>
+    </w:p>
+    <w:p>
+      <w:pPr>
+        <w:numPr>
+          <w:ilvl w:val="0"/>
+          <w:numId w:val="17"/>
+        </w:numPr>
+        <w:tabs>
+          <w:tab w:val="left" w:pos="2010"/>
+        </w:tabs>
+      </w:pPr>
+      <w:r>
+        <w:rPr>
+          <w:b/>
+          <w:bCs/>
+        </w:rPr>
+        <w:t>Atributos en la Relación COMPRA:</w:t>
+      </w:r>
+      <w:r>
+        <w:t xml:space="preserve"> fecha y cantidad no pueden pertenecer de forma aislada ni a CLIENTE ni a PRODUCTO, ya que la cantidad adquirida y el momento exacto en que se realiza la transacción solo cobran sentido cuando un cliente específico adquiere un producto determinado. </w:t>
+      </w:r>
+    </w:p>
+    <w:p>
+      <w:pPr>
+        <w:tabs>
+          <w:tab w:val="left" w:pos="2010"/>
+        </w:tabs>
+      </w:pPr>
+    </w:p>
+    <w:p>
+      <w:pPr>
+        <w:tabs>
+          <w:tab w:val="left" w:pos="2010"/>
+        </w:tabs>
+      </w:pPr>
+    </w:p>
+    <w:p>
+      <w:pPr>
+        <w:tabs>
+          <w:tab w:val="left" w:pos="2010"/>
+        </w:tabs>
+      </w:pPr>
+      <w:r>
+        <w:rPr>
+          <w:noProof/>
+        </w:rPr>
+        <w:drawing>
+          <wp:inline distT="0" distB="0" distL="0" distR="0" wp14:anchorId="0B2207BF" wp14:editId="6870DF2D">
+            <wp:extent cx="5400040" cy="2076450"/>
+            <wp:effectExtent l="0" t="0" r="0" b="0"/>
+            <wp:docPr id="253066166" name="Imagen 1"/>
+            <wp:cNvGraphicFramePr>
+              <a:graphicFrameLocks xmlns:a="http://schemas.openxmlformats.org/drawingml/2006/main" noChangeAspect="1"/>
+            </wp:cNvGraphicFramePr>
+            <a:graphic xmlns:a="http://schemas.openxmlformats.org/drawingml/2006/main">
+              <a:graphicData uri="http://schemas.openxmlformats.org/drawingml/2006/picture">
+                <pic:pic xmlns:pic="http://schemas.openxmlformats.org/drawingml/2006/picture">
+                  <pic:nvPicPr>
+                    <pic:cNvPr id="0" name="Picture 1"/>
+                    <pic:cNvPicPr>
+                      <a:picLocks noChangeAspect="1" noChangeArrowheads="1"/>
+                    </pic:cNvPicPr>
+                  </pic:nvPicPr>
+                  <pic:blipFill>
+                    <a:blip r:embed="rId11" cstate="print">
+                      <a:extLst>
+                        <a:ext uri="{28A0092B-C50C-407E-A947-70E740481C1C}">
+                          <a14:useLocalDpi xmlns:a14="http://schemas.microsoft.com/office/drawing/2010/main" val="0"/>
+                        </a:ext>
+                      </a:extLst>
+                    </a:blip>
+                    <a:srcRect/>
+                    <a:stretch>
+                      <a:fillRect/>
+                    </a:stretch>
+                  </pic:blipFill>
+                  <pic:spPr bwMode="auto">
+                    <a:xfrm>
+                      <a:off x="0" y="0"/>
+                      <a:ext cx="5400040" cy="2076450"/>
+                    </a:xfrm>
+                    <a:prstGeom prst="rect">
+                      <a:avLst/>
+                    </a:prstGeom>
+                    <a:noFill/>
+                    <a:ln>
+                      <a:noFill/>
+                    </a:ln>
+                  </pic:spPr>
+                </pic:pic>
+              </a:graphicData>
+            </a:graphic>
+          </wp:inline>
+        </w:drawing>
+      </w:r>
+    </w:p>
+    <w:p>
+      <w:pPr>
+        <w:tabs>
+          <w:tab w:val="left" w:pos="2010"/>
+        </w:tabs>
+      </w:pPr>
+    </w:p>
+    <w:p>
+      <w:pPr>
+        <w:tabs>
+          <w:tab w:val="left" w:pos="2010"/>
+        </w:tabs>
+      </w:pPr>
     </w:p>
     <w:sectPr>
       <w:pgSz w:w="11906" w:h="16838"/>
@@ -1079,9 +3958,122 @@
 <file path=word/numbering.xml><?xml version="1.0" encoding="utf-8"?>
 <w:numbering xmlns:wpc="http://schemas.microsoft.com/office/word/2010/wordprocessingCanvas" xmlns:cx="http://schemas.microsoft.com/office/drawing/2014/chartex" xmlns:cx1="http://schemas.microsoft.com/office/drawing/2015/9/8/chartex" xmlns:cx2="http://schemas.microsoft.com/office/drawing/2015/10/21/chartex" xmlns:cx3="http://schemas.microsoft.com/office/drawing/2016/5/9/chartex" xmlns:cx4="http://schemas.microsoft.com/office/drawing/2016/5/10/chartex" xmlns:cx5="http://schemas.microsoft.com/office/drawing/2016/5/11/chartex" xmlns:cx6="http://schemas.microsoft.com/office/drawing/2016/5/12/chartex" xmlns:cx7="http://schemas.microsoft.com/office/drawing/2016/5/13/chartex" xmlns:cx8="http://schemas.microsoft.com/office/drawing/2016/5/14/chartex" xmlns:mc="http://schemas.openxmlformats.org/markup-compatibility/2006" xmlns:aink="http://schemas.microsoft.com/office/drawing/2016/ink" xmlns:am3d="http://schemas.microsoft.com/office/drawing/2017/model3d" xmlns:o="urn:schemas-microsoft-com:office:office" xmlns:oel="http://schemas.microsoft.com/office/2019/extlst" xmlns:r="http://schemas.openxmlformats.org/officeDocument/2006/relationships" xmlns:m="http://schemas.openxmlformats.org/officeDocument/2006/math" xmlns:v="urn:schemas-microsoft-com:vml" xmlns:wp14="http://schemas.microsoft.com/office/word/2010/wordprocessingDrawing" xmlns:wp="http://schemas.openxmlformats.org/drawingml/2006/wordprocessingDrawing" xmlns:w10="urn:schemas-microsoft-com:office:word" xmlns:w="http://schemas.openxmlformats.org/wordprocessingml/2006/main" xmlns:w14="http://schemas.microsoft.com/office/word/2010/wordml" xmlns:w15="http://schemas.microsoft.com/office/word/2012/wordml" xmlns:w16cex="http://schemas.microsoft.com/office/word/2018/wordml/cex" xmlns:w16cid="http://schemas.microsoft.com/office/word/2016/wordml/cid" xmlns:w16="http://schemas.microsoft.com/office/word/2018/wordml" xmlns:w16du="http://schemas.microsoft.com/office/word/2023/wordml/word16du" xmlns:w16sdtdh="http://schemas.microsoft.com/office/word/2020/wordml/sdtdatahash" xmlns:w16sdtfl="http://schemas.microsoft.com/office/word/2024/wordml/sdtformatlock" xmlns:w16se="http://schemas.microsoft.com/office/word/2015/wordml/symex" xmlns:wpg="http://schemas.microsoft.com/office/word/2010/wordprocessingGroup" xmlns:wpi="http://schemas.microsoft.com/office/word/2010/wordprocessingInk" xmlns:wne="http://schemas.microsoft.com/office/word/2006/wordml" xmlns:wps="http://schemas.microsoft.com/office/word/2010/wordprocessingShape" mc:Ignorable="w14 w15 w16se w16cid w16 w16cex w16sdtdh w16sdtfl w16du wp14">
   <w:abstractNum w:abstractNumId="0" w15:restartNumberingAfterBreak="0">
+    <w:nsid w:val="006D0F2D"/>
+    <w:multiLevelType w:val="hybridMultilevel"/>
+    <w:tmpl w:val="381605CA"/>
+    <w:lvl w:ilvl="0" w:tplc="2C0A0001">
+      <w:start w:val="1"/>
+      <w:numFmt w:val="bullet"/>
+      <w:lvlText w:val=""/>
+      <w:lvlJc w:val="left"/>
+      <w:pPr>
+        <w:ind w:left="720" w:hanging="360"/>
+      </w:pPr>
+      <w:rPr>
+        <w:rFonts w:ascii="Symbol" w:hAnsi="Symbol" w:hint="default"/>
+      </w:rPr>
+    </w:lvl>
+    <w:lvl w:ilvl="1" w:tplc="2C0A0003">
+      <w:start w:val="1"/>
+      <w:numFmt w:val="bullet"/>
+      <w:lvlText w:val="o"/>
+      <w:lvlJc w:val="left"/>
+      <w:pPr>
+        <w:ind w:left="1440" w:hanging="360"/>
+      </w:pPr>
+      <w:rPr>
+        <w:rFonts w:ascii="Courier New" w:hAnsi="Courier New" w:cs="Courier New" w:hint="default"/>
+      </w:rPr>
+    </w:lvl>
+    <w:lvl w:ilvl="2" w:tplc="2C0A0005" w:tentative="1">
+      <w:start w:val="1"/>
+      <w:numFmt w:val="bullet"/>
+      <w:lvlText w:val=""/>
+      <w:lvlJc w:val="left"/>
+      <w:pPr>
+        <w:ind w:left="2160" w:hanging="360"/>
+      </w:pPr>
+      <w:rPr>
+        <w:rFonts w:ascii="Wingdings" w:hAnsi="Wingdings" w:hint="default"/>
+      </w:rPr>
+    </w:lvl>
+    <w:lvl w:ilvl="3" w:tplc="2C0A0001" w:tentative="1">
+      <w:start w:val="1"/>
+      <w:numFmt w:val="bullet"/>
+      <w:lvlText w:val=""/>
+      <w:lvlJc w:val="left"/>
+      <w:pPr>
+        <w:ind w:left="2880" w:hanging="360"/>
+      </w:pPr>
+      <w:rPr>
+        <w:rFonts w:ascii="Symbol" w:hAnsi="Symbol" w:hint="default"/>
+      </w:rPr>
+    </w:lvl>
+    <w:lvl w:ilvl="4" w:tplc="2C0A0003" w:tentative="1">
+      <w:start w:val="1"/>
+      <w:numFmt w:val="bullet"/>
+      <w:lvlText w:val="o"/>
+      <w:lvlJc w:val="left"/>
+      <w:pPr>
+        <w:ind w:left="3600" w:hanging="360"/>
+      </w:pPr>
+      <w:rPr>
+        <w:rFonts w:ascii="Courier New" w:hAnsi="Courier New" w:cs="Courier New" w:hint="default"/>
+      </w:rPr>
+    </w:lvl>
+    <w:lvl w:ilvl="5" w:tplc="2C0A0005" w:tentative="1">
+      <w:start w:val="1"/>
+      <w:numFmt w:val="bullet"/>
+      <w:lvlText w:val=""/>
+      <w:lvlJc w:val="left"/>
+      <w:pPr>
+        <w:ind w:left="4320" w:hanging="360"/>
+      </w:pPr>
+      <w:rPr>
+        <w:rFonts w:ascii="Wingdings" w:hAnsi="Wingdings" w:hint="default"/>
+      </w:rPr>
+    </w:lvl>
+    <w:lvl w:ilvl="6" w:tplc="2C0A0001" w:tentative="1">
+      <w:start w:val="1"/>
+      <w:numFmt w:val="bullet"/>
+      <w:lvlText w:val=""/>
+      <w:lvlJc w:val="left"/>
+      <w:pPr>
+        <w:ind w:left="5040" w:hanging="360"/>
+      </w:pPr>
+      <w:rPr>
+        <w:rFonts w:ascii="Symbol" w:hAnsi="Symbol" w:hint="default"/>
+      </w:rPr>
+    </w:lvl>
+    <w:lvl w:ilvl="7" w:tplc="2C0A0003" w:tentative="1">
+      <w:start w:val="1"/>
+      <w:numFmt w:val="bullet"/>
+      <w:lvlText w:val="o"/>
+      <w:lvlJc w:val="left"/>
+      <w:pPr>
+        <w:ind w:left="5760" w:hanging="360"/>
+      </w:pPr>
+      <w:rPr>
+        <w:rFonts w:ascii="Courier New" w:hAnsi="Courier New" w:cs="Courier New" w:hint="default"/>
+      </w:rPr>
+    </w:lvl>
+    <w:lvl w:ilvl="8" w:tplc="2C0A0005" w:tentative="1">
+      <w:start w:val="1"/>
+      <w:numFmt w:val="bullet"/>
+      <w:lvlText w:val=""/>
+      <w:lvlJc w:val="left"/>
+      <w:pPr>
+        <w:ind w:left="6480" w:hanging="360"/>
+      </w:pPr>
+      <w:rPr>
+        <w:rFonts w:ascii="Wingdings" w:hAnsi="Wingdings" w:hint="default"/>
+      </w:rPr>
+    </w:lvl>
+  </w:abstractNum>
+  <w:abstractNum w:abstractNumId="1" w15:restartNumberingAfterBreak="0">
     <w:nsid w:val="05A379E4"/>
     <w:multiLevelType w:val="hybridMultilevel"/>
-    <w:tmpl w:val="850A7118"/>
+    <w:tmpl w:val="E3FE1BF4"/>
     <w:lvl w:ilvl="0" w:tplc="46BCEEE6">
       <w:start w:val="2"/>
       <w:numFmt w:val="bullet"/>
@@ -1191,7 +4183,156 @@
       </w:rPr>
     </w:lvl>
   </w:abstractNum>
-  <w:abstractNum w:abstractNumId="1" w15:restartNumberingAfterBreak="0">
+  <w:abstractNum w:abstractNumId="2" w15:restartNumberingAfterBreak="0">
+    <w:nsid w:val="06DD7349"/>
+    <w:multiLevelType w:val="multilevel"/>
+    <w:tmpl w:val="12547076"/>
+    <w:lvl w:ilvl="0">
+      <w:start w:val="1"/>
+      <w:numFmt w:val="bullet"/>
+      <w:lvlText w:val=""/>
+      <w:lvlJc w:val="left"/>
+      <w:pPr>
+        <w:tabs>
+          <w:tab w:val="num" w:pos="720"/>
+        </w:tabs>
+        <w:ind w:left="720" w:hanging="360"/>
+      </w:pPr>
+      <w:rPr>
+        <w:rFonts w:ascii="Symbol" w:hAnsi="Symbol" w:hint="default"/>
+        <w:sz w:val="20"/>
+      </w:rPr>
+    </w:lvl>
+    <w:lvl w:ilvl="1" w:tentative="1">
+      <w:start w:val="1"/>
+      <w:numFmt w:val="bullet"/>
+      <w:lvlText w:val="o"/>
+      <w:lvlJc w:val="left"/>
+      <w:pPr>
+        <w:tabs>
+          <w:tab w:val="num" w:pos="1440"/>
+        </w:tabs>
+        <w:ind w:left="1440" w:hanging="360"/>
+      </w:pPr>
+      <w:rPr>
+        <w:rFonts w:ascii="Courier New" w:hAnsi="Courier New" w:hint="default"/>
+        <w:sz w:val="20"/>
+      </w:rPr>
+    </w:lvl>
+    <w:lvl w:ilvl="2" w:tentative="1">
+      <w:start w:val="1"/>
+      <w:numFmt w:val="bullet"/>
+      <w:lvlText w:val=""/>
+      <w:lvlJc w:val="left"/>
+      <w:pPr>
+        <w:tabs>
+          <w:tab w:val="num" w:pos="2160"/>
+        </w:tabs>
+        <w:ind w:left="2160" w:hanging="360"/>
+      </w:pPr>
+      <w:rPr>
+        <w:rFonts w:ascii="Wingdings" w:hAnsi="Wingdings" w:hint="default"/>
+        <w:sz w:val="20"/>
+      </w:rPr>
+    </w:lvl>
+    <w:lvl w:ilvl="3" w:tentative="1">
+      <w:start w:val="1"/>
+      <w:numFmt w:val="bullet"/>
+      <w:lvlText w:val=""/>
+      <w:lvlJc w:val="left"/>
+      <w:pPr>
+        <w:tabs>
+          <w:tab w:val="num" w:pos="2880"/>
+        </w:tabs>
+        <w:ind w:left="2880" w:hanging="360"/>
+      </w:pPr>
+      <w:rPr>
+        <w:rFonts w:ascii="Wingdings" w:hAnsi="Wingdings" w:hint="default"/>
+        <w:sz w:val="20"/>
+      </w:rPr>
+    </w:lvl>
+    <w:lvl w:ilvl="4" w:tentative="1">
+      <w:start w:val="1"/>
+      <w:numFmt w:val="bullet"/>
+      <w:lvlText w:val=""/>
+      <w:lvlJc w:val="left"/>
+      <w:pPr>
+        <w:tabs>
+          <w:tab w:val="num" w:pos="3600"/>
+        </w:tabs>
+        <w:ind w:left="3600" w:hanging="360"/>
+      </w:pPr>
+      <w:rPr>
+        <w:rFonts w:ascii="Wingdings" w:hAnsi="Wingdings" w:hint="default"/>
+        <w:sz w:val="20"/>
+      </w:rPr>
+    </w:lvl>
+    <w:lvl w:ilvl="5" w:tentative="1">
+      <w:start w:val="1"/>
+      <w:numFmt w:val="bullet"/>
+      <w:lvlText w:val=""/>
+      <w:lvlJc w:val="left"/>
+      <w:pPr>
+        <w:tabs>
+          <w:tab w:val="num" w:pos="4320"/>
+        </w:tabs>
+        <w:ind w:left="4320" w:hanging="360"/>
+      </w:pPr>
+      <w:rPr>
+        <w:rFonts w:ascii="Wingdings" w:hAnsi="Wingdings" w:hint="default"/>
+        <w:sz w:val="20"/>
+      </w:rPr>
+    </w:lvl>
+    <w:lvl w:ilvl="6" w:tentative="1">
+      <w:start w:val="1"/>
+      <w:numFmt w:val="bullet"/>
+      <w:lvlText w:val=""/>
+      <w:lvlJc w:val="left"/>
+      <w:pPr>
+        <w:tabs>
+          <w:tab w:val="num" w:pos="5040"/>
+        </w:tabs>
+        <w:ind w:left="5040" w:hanging="360"/>
+      </w:pPr>
+      <w:rPr>
+        <w:rFonts w:ascii="Wingdings" w:hAnsi="Wingdings" w:hint="default"/>
+        <w:sz w:val="20"/>
+      </w:rPr>
+    </w:lvl>
+    <w:lvl w:ilvl="7" w:tentative="1">
+      <w:start w:val="1"/>
+      <w:numFmt w:val="bullet"/>
+      <w:lvlText w:val=""/>
+      <w:lvlJc w:val="left"/>
+      <w:pPr>
+        <w:tabs>
+          <w:tab w:val="num" w:pos="5760"/>
+        </w:tabs>
+        <w:ind w:left="5760" w:hanging="360"/>
+      </w:pPr>
+      <w:rPr>
+        <w:rFonts w:ascii="Wingdings" w:hAnsi="Wingdings" w:hint="default"/>
+        <w:sz w:val="20"/>
+      </w:rPr>
+    </w:lvl>
+    <w:lvl w:ilvl="8" w:tentative="1">
+      <w:start w:val="1"/>
+      <w:numFmt w:val="bullet"/>
+      <w:lvlText w:val=""/>
+      <w:lvlJc w:val="left"/>
+      <w:pPr>
+        <w:tabs>
+          <w:tab w:val="num" w:pos="6480"/>
+        </w:tabs>
+        <w:ind w:left="6480" w:hanging="360"/>
+      </w:pPr>
+      <w:rPr>
+        <w:rFonts w:ascii="Wingdings" w:hAnsi="Wingdings" w:hint="default"/>
+        <w:sz w:val="20"/>
+      </w:rPr>
+    </w:lvl>
+  </w:abstractNum>
+  <w:abstractNum w:abstractNumId="3" w15:restartNumberingAfterBreak="0">
     <w:nsid w:val="0C610EFA"/>
     <w:multiLevelType w:val="hybridMultilevel"/>
     <w:tmpl w:val="BF023AC4"/>
@@ -1280,7 +4421,721 @@
       </w:pPr>
     </w:lvl>
   </w:abstractNum>
-  <w:abstractNum w:abstractNumId="2" w15:restartNumberingAfterBreak="0">
+  <w:abstractNum w:abstractNumId="4" w15:restartNumberingAfterBreak="0">
+    <w:nsid w:val="21AD2C8D"/>
+    <w:multiLevelType w:val="hybridMultilevel"/>
+    <w:tmpl w:val="98A80528"/>
+    <w:lvl w:ilvl="0" w:tplc="2C0A0001">
+      <w:start w:val="1"/>
+      <w:numFmt w:val="bullet"/>
+      <w:lvlText w:val=""/>
+      <w:lvlJc w:val="left"/>
+      <w:pPr>
+        <w:ind w:left="1080" w:hanging="360"/>
+      </w:pPr>
+      <w:rPr>
+        <w:rFonts w:ascii="Symbol" w:hAnsi="Symbol" w:hint="default"/>
+      </w:rPr>
+    </w:lvl>
+    <w:lvl w:ilvl="1" w:tplc="2C0A0003" w:tentative="1">
+      <w:start w:val="1"/>
+      <w:numFmt w:val="bullet"/>
+      <w:lvlText w:val="o"/>
+      <w:lvlJc w:val="left"/>
+      <w:pPr>
+        <w:ind w:left="1800" w:hanging="360"/>
+      </w:pPr>
+      <w:rPr>
+        <w:rFonts w:ascii="Courier New" w:hAnsi="Courier New" w:cs="Courier New" w:hint="default"/>
+      </w:rPr>
+    </w:lvl>
+    <w:lvl w:ilvl="2" w:tplc="2C0A0005" w:tentative="1">
+      <w:start w:val="1"/>
+      <w:numFmt w:val="bullet"/>
+      <w:lvlText w:val=""/>
+      <w:lvlJc w:val="left"/>
+      <w:pPr>
+        <w:ind w:left="2520" w:hanging="360"/>
+      </w:pPr>
+      <w:rPr>
+        <w:rFonts w:ascii="Wingdings" w:hAnsi="Wingdings" w:hint="default"/>
+      </w:rPr>
+    </w:lvl>
+    <w:lvl w:ilvl="3" w:tplc="2C0A0001" w:tentative="1">
+      <w:start w:val="1"/>
+      <w:numFmt w:val="bullet"/>
+      <w:lvlText w:val=""/>
+      <w:lvlJc w:val="left"/>
+      <w:pPr>
+        <w:ind w:left="3240" w:hanging="360"/>
+      </w:pPr>
+      <w:rPr>
+        <w:rFonts w:ascii="Symbol" w:hAnsi="Symbol" w:hint="default"/>
+      </w:rPr>
+    </w:lvl>
+    <w:lvl w:ilvl="4" w:tplc="2C0A0003" w:tentative="1">
+      <w:start w:val="1"/>
+      <w:numFmt w:val="bullet"/>
+      <w:lvlText w:val="o"/>
+      <w:lvlJc w:val="left"/>
+      <w:pPr>
+        <w:ind w:left="3960" w:hanging="360"/>
+      </w:pPr>
+      <w:rPr>
+        <w:rFonts w:ascii="Courier New" w:hAnsi="Courier New" w:cs="Courier New" w:hint="default"/>
+      </w:rPr>
+    </w:lvl>
+    <w:lvl w:ilvl="5" w:tplc="2C0A0005" w:tentative="1">
+      <w:start w:val="1"/>
+      <w:numFmt w:val="bullet"/>
+      <w:lvlText w:val=""/>
+      <w:lvlJc w:val="left"/>
+      <w:pPr>
+        <w:ind w:left="4680" w:hanging="360"/>
+      </w:pPr>
+      <w:rPr>
+        <w:rFonts w:ascii="Wingdings" w:hAnsi="Wingdings" w:hint="default"/>
+      </w:rPr>
+    </w:lvl>
+    <w:lvl w:ilvl="6" w:tplc="2C0A0001" w:tentative="1">
+      <w:start w:val="1"/>
+      <w:numFmt w:val="bullet"/>
+      <w:lvlText w:val=""/>
+      <w:lvlJc w:val="left"/>
+      <w:pPr>
+        <w:ind w:left="5400" w:hanging="360"/>
+      </w:pPr>
+      <w:rPr>
+        <w:rFonts w:ascii="Symbol" w:hAnsi="Symbol" w:hint="default"/>
+      </w:rPr>
+    </w:lvl>
+    <w:lvl w:ilvl="7" w:tplc="2C0A0003" w:tentative="1">
+      <w:start w:val="1"/>
+      <w:numFmt w:val="bullet"/>
+      <w:lvlText w:val="o"/>
+      <w:lvlJc w:val="left"/>
+      <w:pPr>
+        <w:ind w:left="6120" w:hanging="360"/>
+      </w:pPr>
+      <w:rPr>
+        <w:rFonts w:ascii="Courier New" w:hAnsi="Courier New" w:cs="Courier New" w:hint="default"/>
+      </w:rPr>
+    </w:lvl>
+    <w:lvl w:ilvl="8" w:tplc="2C0A0005" w:tentative="1">
+      <w:start w:val="1"/>
+      <w:numFmt w:val="bullet"/>
+      <w:lvlText w:val=""/>
+      <w:lvlJc w:val="left"/>
+      <w:pPr>
+        <w:ind w:left="6840" w:hanging="360"/>
+      </w:pPr>
+      <w:rPr>
+        <w:rFonts w:ascii="Wingdings" w:hAnsi="Wingdings" w:hint="default"/>
+      </w:rPr>
+    </w:lvl>
+  </w:abstractNum>
+  <w:abstractNum w:abstractNumId="5" w15:restartNumberingAfterBreak="0">
+    <w:nsid w:val="22554473"/>
+    <w:multiLevelType w:val="hybridMultilevel"/>
+    <w:tmpl w:val="4D2C0DAE"/>
+    <w:lvl w:ilvl="0" w:tplc="2C0A0001">
+      <w:start w:val="1"/>
+      <w:numFmt w:val="bullet"/>
+      <w:lvlText w:val=""/>
+      <w:lvlJc w:val="left"/>
+      <w:pPr>
+        <w:ind w:left="720" w:hanging="360"/>
+      </w:pPr>
+      <w:rPr>
+        <w:rFonts w:ascii="Symbol" w:hAnsi="Symbol" w:hint="default"/>
+      </w:rPr>
+    </w:lvl>
+    <w:lvl w:ilvl="1" w:tplc="2C0A0003" w:tentative="1">
+      <w:start w:val="1"/>
+      <w:numFmt w:val="bullet"/>
+      <w:lvlText w:val="o"/>
+      <w:lvlJc w:val="left"/>
+      <w:pPr>
+        <w:ind w:left="1440" w:hanging="360"/>
+      </w:pPr>
+      <w:rPr>
+        <w:rFonts w:ascii="Courier New" w:hAnsi="Courier New" w:cs="Courier New" w:hint="default"/>
+      </w:rPr>
+    </w:lvl>
+    <w:lvl w:ilvl="2" w:tplc="2C0A0005" w:tentative="1">
+      <w:start w:val="1"/>
+      <w:numFmt w:val="bullet"/>
+      <w:lvlText w:val=""/>
+      <w:lvlJc w:val="left"/>
+      <w:pPr>
+        <w:ind w:left="2160" w:hanging="360"/>
+      </w:pPr>
+      <w:rPr>
+        <w:rFonts w:ascii="Wingdings" w:hAnsi="Wingdings" w:hint="default"/>
+      </w:rPr>
+    </w:lvl>
+    <w:lvl w:ilvl="3" w:tplc="2C0A0001" w:tentative="1">
+      <w:start w:val="1"/>
+      <w:numFmt w:val="bullet"/>
+      <w:lvlText w:val=""/>
+      <w:lvlJc w:val="left"/>
+      <w:pPr>
+        <w:ind w:left="2880" w:hanging="360"/>
+      </w:pPr>
+      <w:rPr>
+        <w:rFonts w:ascii="Symbol" w:hAnsi="Symbol" w:hint="default"/>
+      </w:rPr>
+    </w:lvl>
+    <w:lvl w:ilvl="4" w:tplc="2C0A0003" w:tentative="1">
+      <w:start w:val="1"/>
+      <w:numFmt w:val="bullet"/>
+      <w:lvlText w:val="o"/>
+      <w:lvlJc w:val="left"/>
+      <w:pPr>
+        <w:ind w:left="3600" w:hanging="360"/>
+      </w:pPr>
+      <w:rPr>
+        <w:rFonts w:ascii="Courier New" w:hAnsi="Courier New" w:cs="Courier New" w:hint="default"/>
+      </w:rPr>
+    </w:lvl>
+    <w:lvl w:ilvl="5" w:tplc="2C0A0005" w:tentative="1">
+      <w:start w:val="1"/>
+      <w:numFmt w:val="bullet"/>
+      <w:lvlText w:val=""/>
+      <w:lvlJc w:val="left"/>
+      <w:pPr>
+        <w:ind w:left="4320" w:hanging="360"/>
+      </w:pPr>
+      <w:rPr>
+        <w:rFonts w:ascii="Wingdings" w:hAnsi="Wingdings" w:hint="default"/>
+      </w:rPr>
+    </w:lvl>
+    <w:lvl w:ilvl="6" w:tplc="2C0A0001" w:tentative="1">
+      <w:start w:val="1"/>
+      <w:numFmt w:val="bullet"/>
+      <w:lvlText w:val=""/>
+      <w:lvlJc w:val="left"/>
+      <w:pPr>
+        <w:ind w:left="5040" w:hanging="360"/>
+      </w:pPr>
+      <w:rPr>
+        <w:rFonts w:ascii="Symbol" w:hAnsi="Symbol" w:hint="default"/>
+      </w:rPr>
+    </w:lvl>
+    <w:lvl w:ilvl="7" w:tplc="2C0A0003" w:tentative="1">
+      <w:start w:val="1"/>
+      <w:numFmt w:val="bullet"/>
+      <w:lvlText w:val="o"/>
+      <w:lvlJc w:val="left"/>
+      <w:pPr>
+        <w:ind w:left="5760" w:hanging="360"/>
+      </w:pPr>
+      <w:rPr>
+        <w:rFonts w:ascii="Courier New" w:hAnsi="Courier New" w:cs="Courier New" w:hint="default"/>
+      </w:rPr>
+    </w:lvl>
+    <w:lvl w:ilvl="8" w:tplc="2C0A0005" w:tentative="1">
+      <w:start w:val="1"/>
+      <w:numFmt w:val="bullet"/>
+      <w:lvlText w:val=""/>
+      <w:lvlJc w:val="left"/>
+      <w:pPr>
+        <w:ind w:left="6480" w:hanging="360"/>
+      </w:pPr>
+      <w:rPr>
+        <w:rFonts w:ascii="Wingdings" w:hAnsi="Wingdings" w:hint="default"/>
+      </w:rPr>
+    </w:lvl>
+  </w:abstractNum>
+  <w:abstractNum w:abstractNumId="6" w15:restartNumberingAfterBreak="0">
+    <w:nsid w:val="2FBC76AE"/>
+    <w:multiLevelType w:val="hybridMultilevel"/>
+    <w:tmpl w:val="8BFA6532"/>
+    <w:lvl w:ilvl="0" w:tplc="2C0A0001">
+      <w:start w:val="1"/>
+      <w:numFmt w:val="bullet"/>
+      <w:lvlText w:val=""/>
+      <w:lvlJc w:val="left"/>
+      <w:pPr>
+        <w:ind w:left="720" w:hanging="360"/>
+      </w:pPr>
+      <w:rPr>
+        <w:rFonts w:ascii="Symbol" w:hAnsi="Symbol" w:hint="default"/>
+      </w:rPr>
+    </w:lvl>
+    <w:lvl w:ilvl="1" w:tplc="2C0A0003" w:tentative="1">
+      <w:start w:val="1"/>
+      <w:numFmt w:val="bullet"/>
+      <w:lvlText w:val="o"/>
+      <w:lvlJc w:val="left"/>
+      <w:pPr>
+        <w:ind w:left="1440" w:hanging="360"/>
+      </w:pPr>
+      <w:rPr>
+        <w:rFonts w:ascii="Courier New" w:hAnsi="Courier New" w:cs="Courier New" w:hint="default"/>
+      </w:rPr>
+    </w:lvl>
+    <w:lvl w:ilvl="2" w:tplc="2C0A0005" w:tentative="1">
+      <w:start w:val="1"/>
+      <w:numFmt w:val="bullet"/>
+      <w:lvlText w:val=""/>
+      <w:lvlJc w:val="left"/>
+      <w:pPr>
+        <w:ind w:left="2160" w:hanging="360"/>
+      </w:pPr>
+      <w:rPr>
+        <w:rFonts w:ascii="Wingdings" w:hAnsi="Wingdings" w:hint="default"/>
+      </w:rPr>
+    </w:lvl>
+    <w:lvl w:ilvl="3" w:tplc="2C0A0001" w:tentative="1">
+      <w:start w:val="1"/>
+      <w:numFmt w:val="bullet"/>
+      <w:lvlText w:val=""/>
+      <w:lvlJc w:val="left"/>
+      <w:pPr>
+        <w:ind w:left="2880" w:hanging="360"/>
+      </w:pPr>
+      <w:rPr>
+        <w:rFonts w:ascii="Symbol" w:hAnsi="Symbol" w:hint="default"/>
+      </w:rPr>
+    </w:lvl>
+    <w:lvl w:ilvl="4" w:tplc="2C0A0003" w:tentative="1">
+      <w:start w:val="1"/>
+      <w:numFmt w:val="bullet"/>
+      <w:lvlText w:val="o"/>
+      <w:lvlJc w:val="left"/>
+      <w:pPr>
+        <w:ind w:left="3600" w:hanging="360"/>
+      </w:pPr>
+      <w:rPr>
+        <w:rFonts w:ascii="Courier New" w:hAnsi="Courier New" w:cs="Courier New" w:hint="default"/>
+      </w:rPr>
+    </w:lvl>
+    <w:lvl w:ilvl="5" w:tplc="2C0A0005" w:tentative="1">
+      <w:start w:val="1"/>
+      <w:numFmt w:val="bullet"/>
+      <w:lvlText w:val=""/>
+      <w:lvlJc w:val="left"/>
+      <w:pPr>
+        <w:ind w:left="4320" w:hanging="360"/>
+      </w:pPr>
+      <w:rPr>
+        <w:rFonts w:ascii="Wingdings" w:hAnsi="Wingdings" w:hint="default"/>
+      </w:rPr>
+    </w:lvl>
+    <w:lvl w:ilvl="6" w:tplc="2C0A0001" w:tentative="1">
+      <w:start w:val="1"/>
+      <w:numFmt w:val="bullet"/>
+      <w:lvlText w:val=""/>
+      <w:lvlJc w:val="left"/>
+      <w:pPr>
+        <w:ind w:left="5040" w:hanging="360"/>
+      </w:pPr>
+      <w:rPr>
+        <w:rFonts w:ascii="Symbol" w:hAnsi="Symbol" w:hint="default"/>
+      </w:rPr>
+    </w:lvl>
+    <w:lvl w:ilvl="7" w:tplc="2C0A0003" w:tentative="1">
+      <w:start w:val="1"/>
+      <w:numFmt w:val="bullet"/>
+      <w:lvlText w:val="o"/>
+      <w:lvlJc w:val="left"/>
+      <w:pPr>
+        <w:ind w:left="5760" w:hanging="360"/>
+      </w:pPr>
+      <w:rPr>
+        <w:rFonts w:ascii="Courier New" w:hAnsi="Courier New" w:cs="Courier New" w:hint="default"/>
+      </w:rPr>
+    </w:lvl>
+    <w:lvl w:ilvl="8" w:tplc="2C0A0005" w:tentative="1">
+      <w:start w:val="1"/>
+      <w:numFmt w:val="bullet"/>
+      <w:lvlText w:val=""/>
+      <w:lvlJc w:val="left"/>
+      <w:pPr>
+        <w:ind w:left="6480" w:hanging="360"/>
+      </w:pPr>
+      <w:rPr>
+        <w:rFonts w:ascii="Wingdings" w:hAnsi="Wingdings" w:hint="default"/>
+      </w:rPr>
+    </w:lvl>
+  </w:abstractNum>
+  <w:abstractNum w:abstractNumId="7" w15:restartNumberingAfterBreak="0">
+    <w:nsid w:val="3066652F"/>
+    <w:multiLevelType w:val="hybridMultilevel"/>
+    <w:tmpl w:val="FB66270A"/>
+    <w:lvl w:ilvl="0" w:tplc="2C0A0001">
+      <w:start w:val="1"/>
+      <w:numFmt w:val="bullet"/>
+      <w:lvlText w:val=""/>
+      <w:lvlJc w:val="left"/>
+      <w:pPr>
+        <w:ind w:left="720" w:hanging="360"/>
+      </w:pPr>
+      <w:rPr>
+        <w:rFonts w:ascii="Symbol" w:hAnsi="Symbol" w:hint="default"/>
+      </w:rPr>
+    </w:lvl>
+    <w:lvl w:ilvl="1" w:tplc="2C0A0003" w:tentative="1">
+      <w:start w:val="1"/>
+      <w:numFmt w:val="bullet"/>
+      <w:lvlText w:val="o"/>
+      <w:lvlJc w:val="left"/>
+      <w:pPr>
+        <w:ind w:left="1440" w:hanging="360"/>
+      </w:pPr>
+      <w:rPr>
+        <w:rFonts w:ascii="Courier New" w:hAnsi="Courier New" w:cs="Courier New" w:hint="default"/>
+      </w:rPr>
+    </w:lvl>
+    <w:lvl w:ilvl="2" w:tplc="2C0A0005" w:tentative="1">
+      <w:start w:val="1"/>
+      <w:numFmt w:val="bullet"/>
+      <w:lvlText w:val=""/>
+      <w:lvlJc w:val="left"/>
+      <w:pPr>
+        <w:ind w:left="2160" w:hanging="360"/>
+      </w:pPr>
+      <w:rPr>
+        <w:rFonts w:ascii="Wingdings" w:hAnsi="Wingdings" w:hint="default"/>
+      </w:rPr>
+    </w:lvl>
+    <w:lvl w:ilvl="3" w:tplc="2C0A0001" w:tentative="1">
+      <w:start w:val="1"/>
+      <w:numFmt w:val="bullet"/>
+      <w:lvlText w:val=""/>
+      <w:lvlJc w:val="left"/>
+      <w:pPr>
+        <w:ind w:left="2880" w:hanging="360"/>
+      </w:pPr>
+      <w:rPr>
+        <w:rFonts w:ascii="Symbol" w:hAnsi="Symbol" w:hint="default"/>
+      </w:rPr>
+    </w:lvl>
+    <w:lvl w:ilvl="4" w:tplc="2C0A0003" w:tentative="1">
+      <w:start w:val="1"/>
+      <w:numFmt w:val="bullet"/>
+      <w:lvlText w:val="o"/>
+      <w:lvlJc w:val="left"/>
+      <w:pPr>
+        <w:ind w:left="3600" w:hanging="360"/>
+      </w:pPr>
+      <w:rPr>
+        <w:rFonts w:ascii="Courier New" w:hAnsi="Courier New" w:cs="Courier New" w:hint="default"/>
+      </w:rPr>
+    </w:lvl>
+    <w:lvl w:ilvl="5" w:tplc="2C0A0005" w:tentative="1">
+      <w:start w:val="1"/>
+      <w:numFmt w:val="bullet"/>
+      <w:lvlText w:val=""/>
+      <w:lvlJc w:val="left"/>
+      <w:pPr>
+        <w:ind w:left="4320" w:hanging="360"/>
+      </w:pPr>
+      <w:rPr>
+        <w:rFonts w:ascii="Wingdings" w:hAnsi="Wingdings" w:hint="default"/>
+      </w:rPr>
+    </w:lvl>
+    <w:lvl w:ilvl="6" w:tplc="2C0A0001" w:tentative="1">
+      <w:start w:val="1"/>
+      <w:numFmt w:val="bullet"/>
+      <w:lvlText w:val=""/>
+      <w:lvlJc w:val="left"/>
+      <w:pPr>
+        <w:ind w:left="5040" w:hanging="360"/>
+      </w:pPr>
+      <w:rPr>
+        <w:rFonts w:ascii="Symbol" w:hAnsi="Symbol" w:hint="default"/>
+      </w:rPr>
+    </w:lvl>
+    <w:lvl w:ilvl="7" w:tplc="2C0A0003" w:tentative="1">
+      <w:start w:val="1"/>
+      <w:numFmt w:val="bullet"/>
+      <w:lvlText w:val="o"/>
+      <w:lvlJc w:val="left"/>
+      <w:pPr>
+        <w:ind w:left="5760" w:hanging="360"/>
+      </w:pPr>
+      <w:rPr>
+        <w:rFonts w:ascii="Courier New" w:hAnsi="Courier New" w:cs="Courier New" w:hint="default"/>
+      </w:rPr>
+    </w:lvl>
+    <w:lvl w:ilvl="8" w:tplc="2C0A0005" w:tentative="1">
+      <w:start w:val="1"/>
+      <w:numFmt w:val="bullet"/>
+      <w:lvlText w:val=""/>
+      <w:lvlJc w:val="left"/>
+      <w:pPr>
+        <w:ind w:left="6480" w:hanging="360"/>
+      </w:pPr>
+      <w:rPr>
+        <w:rFonts w:ascii="Wingdings" w:hAnsi="Wingdings" w:hint="default"/>
+      </w:rPr>
+    </w:lvl>
+  </w:abstractNum>
+  <w:abstractNum w:abstractNumId="8" w15:restartNumberingAfterBreak="0">
+    <w:nsid w:val="37002FE0"/>
+    <w:multiLevelType w:val="multilevel"/>
+    <w:tmpl w:val="E34EE75E"/>
+    <w:lvl w:ilvl="0">
+      <w:start w:val="1"/>
+      <w:numFmt w:val="bullet"/>
+      <w:lvlText w:val=""/>
+      <w:lvlJc w:val="left"/>
+      <w:pPr>
+        <w:tabs>
+          <w:tab w:val="num" w:pos="720"/>
+        </w:tabs>
+        <w:ind w:left="720" w:hanging="360"/>
+      </w:pPr>
+      <w:rPr>
+        <w:rFonts w:ascii="Symbol" w:hAnsi="Symbol" w:hint="default"/>
+        <w:sz w:val="20"/>
+      </w:rPr>
+    </w:lvl>
+    <w:lvl w:ilvl="1" w:tentative="1">
+      <w:start w:val="1"/>
+      <w:numFmt w:val="bullet"/>
+      <w:lvlText w:val="o"/>
+      <w:lvlJc w:val="left"/>
+      <w:pPr>
+        <w:tabs>
+          <w:tab w:val="num" w:pos="1440"/>
+        </w:tabs>
+        <w:ind w:left="1440" w:hanging="360"/>
+      </w:pPr>
+      <w:rPr>
+        <w:rFonts w:ascii="Courier New" w:hAnsi="Courier New" w:hint="default"/>
+        <w:sz w:val="20"/>
+      </w:rPr>
+    </w:lvl>
+    <w:lvl w:ilvl="2" w:tentative="1">
+      <w:start w:val="1"/>
+      <w:numFmt w:val="bullet"/>
+      <w:lvlText w:val=""/>
+      <w:lvlJc w:val="left"/>
+      <w:pPr>
+        <w:tabs>
+          <w:tab w:val="num" w:pos="2160"/>
+        </w:tabs>
+        <w:ind w:left="2160" w:hanging="360"/>
+      </w:pPr>
+      <w:rPr>
+        <w:rFonts w:ascii="Wingdings" w:hAnsi="Wingdings" w:hint="default"/>
+        <w:sz w:val="20"/>
+      </w:rPr>
+    </w:lvl>
+    <w:lvl w:ilvl="3" w:tentative="1">
+      <w:start w:val="1"/>
+      <w:numFmt w:val="bullet"/>
+      <w:lvlText w:val=""/>
+      <w:lvlJc w:val="left"/>
+      <w:pPr>
+        <w:tabs>
+          <w:tab w:val="num" w:pos="2880"/>
+        </w:tabs>
+        <w:ind w:left="2880" w:hanging="360"/>
+      </w:pPr>
+      <w:rPr>
+        <w:rFonts w:ascii="Wingdings" w:hAnsi="Wingdings" w:hint="default"/>
+        <w:sz w:val="20"/>
+      </w:rPr>
+    </w:lvl>
+    <w:lvl w:ilvl="4" w:tentative="1">
+      <w:start w:val="1"/>
+      <w:numFmt w:val="bullet"/>
+      <w:lvlText w:val=""/>
+      <w:lvlJc w:val="left"/>
+      <w:pPr>
+        <w:tabs>
+          <w:tab w:val="num" w:pos="3600"/>
+        </w:tabs>
+        <w:ind w:left="3600" w:hanging="360"/>
+      </w:pPr>
+      <w:rPr>
+        <w:rFonts w:ascii="Wingdings" w:hAnsi="Wingdings" w:hint="default"/>
+        <w:sz w:val="20"/>
+      </w:rPr>
+    </w:lvl>
+    <w:lvl w:ilvl="5" w:tentative="1">
+      <w:start w:val="1"/>
+      <w:numFmt w:val="bullet"/>
+      <w:lvlText w:val=""/>
+      <w:lvlJc w:val="left"/>
+      <w:pPr>
+        <w:tabs>
+          <w:tab w:val="num" w:pos="4320"/>
+        </w:tabs>
+        <w:ind w:left="4320" w:hanging="360"/>
+      </w:pPr>
+      <w:rPr>
+        <w:rFonts w:ascii="Wingdings" w:hAnsi="Wingdings" w:hint="default"/>
+        <w:sz w:val="20"/>
+      </w:rPr>
+    </w:lvl>
+    <w:lvl w:ilvl="6" w:tentative="1">
+      <w:start w:val="1"/>
+      <w:numFmt w:val="bullet"/>
+      <w:lvlText w:val=""/>
+      <w:lvlJc w:val="left"/>
+      <w:pPr>
+        <w:tabs>
+          <w:tab w:val="num" w:pos="5040"/>
+        </w:tabs>
+        <w:ind w:left="5040" w:hanging="360"/>
+      </w:pPr>
+      <w:rPr>
+        <w:rFonts w:ascii="Wingdings" w:hAnsi="Wingdings" w:hint="default"/>
+        <w:sz w:val="20"/>
+      </w:rPr>
+    </w:lvl>
+    <w:lvl w:ilvl="7" w:tentative="1">
+      <w:start w:val="1"/>
+      <w:numFmt w:val="bullet"/>
+      <w:lvlText w:val=""/>
+      <w:lvlJc w:val="left"/>
+      <w:pPr>
+        <w:tabs>
+          <w:tab w:val="num" w:pos="5760"/>
+        </w:tabs>
+        <w:ind w:left="5760" w:hanging="360"/>
+      </w:pPr>
+      <w:rPr>
+        <w:rFonts w:ascii="Wingdings" w:hAnsi="Wingdings" w:hint="default"/>
+        <w:sz w:val="20"/>
+      </w:rPr>
+    </w:lvl>
+    <w:lvl w:ilvl="8" w:tentative="1">
+      <w:start w:val="1"/>
+      <w:numFmt w:val="bullet"/>
+      <w:lvlText w:val=""/>
+      <w:lvlJc w:val="left"/>
+      <w:pPr>
+        <w:tabs>
+          <w:tab w:val="num" w:pos="6480"/>
+        </w:tabs>
+        <w:ind w:left="6480" w:hanging="360"/>
+      </w:pPr>
+      <w:rPr>
+        <w:rFonts w:ascii="Wingdings" w:hAnsi="Wingdings" w:hint="default"/>
+        <w:sz w:val="20"/>
+      </w:rPr>
+    </w:lvl>
+  </w:abstractNum>
+  <w:abstractNum w:abstractNumId="9" w15:restartNumberingAfterBreak="0">
+    <w:nsid w:val="42027ECD"/>
+    <w:multiLevelType w:val="hybridMultilevel"/>
+    <w:tmpl w:val="C3146A8A"/>
+    <w:lvl w:ilvl="0" w:tplc="2C0A0001">
+      <w:start w:val="1"/>
+      <w:numFmt w:val="bullet"/>
+      <w:lvlText w:val=""/>
+      <w:lvlJc w:val="left"/>
+      <w:pPr>
+        <w:ind w:left="720" w:hanging="360"/>
+      </w:pPr>
+      <w:rPr>
+        <w:rFonts w:ascii="Symbol" w:hAnsi="Symbol" w:hint="default"/>
+      </w:rPr>
+    </w:lvl>
+    <w:lvl w:ilvl="1" w:tplc="2C0A0003" w:tentative="1">
+      <w:start w:val="1"/>
+      <w:numFmt w:val="bullet"/>
+      <w:lvlText w:val="o"/>
+      <w:lvlJc w:val="left"/>
+      <w:pPr>
+        <w:ind w:left="1440" w:hanging="360"/>
+      </w:pPr>
+      <w:rPr>
+        <w:rFonts w:ascii="Courier New" w:hAnsi="Courier New" w:cs="Courier New" w:hint="default"/>
+      </w:rPr>
+    </w:lvl>
+    <w:lvl w:ilvl="2" w:tplc="2C0A0005" w:tentative="1">
+      <w:start w:val="1"/>
+      <w:numFmt w:val="bullet"/>
+      <w:lvlText w:val=""/>
+      <w:lvlJc w:val="left"/>
+      <w:pPr>
+        <w:ind w:left="2160" w:hanging="360"/>
+      </w:pPr>
+      <w:rPr>
+        <w:rFonts w:ascii="Wingdings" w:hAnsi="Wingdings" w:hint="default"/>
+      </w:rPr>
+    </w:lvl>
+    <w:lvl w:ilvl="3" w:tplc="2C0A0001" w:tentative="1">
+      <w:start w:val="1"/>
+      <w:numFmt w:val="bullet"/>
+      <w:lvlText w:val=""/>
+      <w:lvlJc w:val="left"/>
+      <w:pPr>
+        <w:ind w:left="2880" w:hanging="360"/>
+      </w:pPr>
+      <w:rPr>
+        <w:rFonts w:ascii="Symbol" w:hAnsi="Symbol" w:hint="default"/>
+      </w:rPr>
+    </w:lvl>
+    <w:lvl w:ilvl="4" w:tplc="2C0A0003" w:tentative="1">
+      <w:start w:val="1"/>
+      <w:numFmt w:val="bullet"/>
+      <w:lvlText w:val="o"/>
+      <w:lvlJc w:val="left"/>
+      <w:pPr>
+        <w:ind w:left="3600" w:hanging="360"/>
+      </w:pPr>
+      <w:rPr>
+        <w:rFonts w:ascii="Courier New" w:hAnsi="Courier New" w:cs="Courier New" w:hint="default"/>
+      </w:rPr>
+    </w:lvl>
+    <w:lvl w:ilvl="5" w:tplc="2C0A0005" w:tentative="1">
+      <w:start w:val="1"/>
+      <w:numFmt w:val="bullet"/>
+      <w:lvlText w:val=""/>
+      <w:lvlJc w:val="left"/>
+      <w:pPr>
+        <w:ind w:left="4320" w:hanging="360"/>
+      </w:pPr>
+      <w:rPr>
+        <w:rFonts w:ascii="Wingdings" w:hAnsi="Wingdings" w:hint="default"/>
+      </w:rPr>
+    </w:lvl>
+    <w:lvl w:ilvl="6" w:tplc="2C0A0001" w:tentative="1">
+      <w:start w:val="1"/>
+      <w:numFmt w:val="bullet"/>
+      <w:lvlText w:val=""/>
+      <w:lvlJc w:val="left"/>
+      <w:pPr>
+        <w:ind w:left="5040" w:hanging="360"/>
+      </w:pPr>
+      <w:rPr>
+        <w:rFonts w:ascii="Symbol" w:hAnsi="Symbol" w:hint="default"/>
+      </w:rPr>
+    </w:lvl>
+    <w:lvl w:ilvl="7" w:tplc="2C0A0003" w:tentative="1">
+      <w:start w:val="1"/>
+      <w:numFmt w:val="bullet"/>
+      <w:lvlText w:val="o"/>
+      <w:lvlJc w:val="left"/>
+      <w:pPr>
+        <w:ind w:left="5760" w:hanging="360"/>
+      </w:pPr>
+      <w:rPr>
+        <w:rFonts w:ascii="Courier New" w:hAnsi="Courier New" w:cs="Courier New" w:hint="default"/>
+      </w:rPr>
+    </w:lvl>
+    <w:lvl w:ilvl="8" w:tplc="2C0A0005" w:tentative="1">
+      <w:start w:val="1"/>
+      <w:numFmt w:val="bullet"/>
+      <w:lvlText w:val=""/>
+      <w:lvlJc w:val="left"/>
+      <w:pPr>
+        <w:ind w:left="6480" w:hanging="360"/>
+      </w:pPr>
+      <w:rPr>
+        <w:rFonts w:ascii="Wingdings" w:hAnsi="Wingdings" w:hint="default"/>
+      </w:rPr>
+    </w:lvl>
+  </w:abstractNum>
+  <w:abstractNum w:abstractNumId="10" w15:restartNumberingAfterBreak="0">
     <w:nsid w:val="4A740556"/>
     <w:multiLevelType w:val="hybridMultilevel"/>
     <w:tmpl w:val="19EA6994"/>
@@ -1369,7 +5224,648 @@
       </w:pPr>
     </w:lvl>
   </w:abstractNum>
-  <w:abstractNum w:abstractNumId="3" w15:restartNumberingAfterBreak="0">
+  <w:abstractNum w:abstractNumId="11" w15:restartNumberingAfterBreak="0">
+    <w:nsid w:val="4DAC74E2"/>
+    <w:multiLevelType w:val="multilevel"/>
+    <w:tmpl w:val="9598559E"/>
+    <w:lvl w:ilvl="0">
+      <w:start w:val="1"/>
+      <w:numFmt w:val="bullet"/>
+      <w:lvlText w:val=""/>
+      <w:lvlJc w:val="left"/>
+      <w:pPr>
+        <w:tabs>
+          <w:tab w:val="num" w:pos="720"/>
+        </w:tabs>
+        <w:ind w:left="720" w:hanging="360"/>
+      </w:pPr>
+      <w:rPr>
+        <w:rFonts w:ascii="Symbol" w:hAnsi="Symbol" w:hint="default"/>
+        <w:sz w:val="20"/>
+      </w:rPr>
+    </w:lvl>
+    <w:lvl w:ilvl="1" w:tentative="1">
+      <w:start w:val="1"/>
+      <w:numFmt w:val="bullet"/>
+      <w:lvlText w:val="o"/>
+      <w:lvlJc w:val="left"/>
+      <w:pPr>
+        <w:tabs>
+          <w:tab w:val="num" w:pos="1440"/>
+        </w:tabs>
+        <w:ind w:left="1440" w:hanging="360"/>
+      </w:pPr>
+      <w:rPr>
+        <w:rFonts w:ascii="Courier New" w:hAnsi="Courier New" w:hint="default"/>
+        <w:sz w:val="20"/>
+      </w:rPr>
+    </w:lvl>
+    <w:lvl w:ilvl="2" w:tentative="1">
+      <w:start w:val="1"/>
+      <w:numFmt w:val="bullet"/>
+      <w:lvlText w:val=""/>
+      <w:lvlJc w:val="left"/>
+      <w:pPr>
+        <w:tabs>
+          <w:tab w:val="num" w:pos="2160"/>
+        </w:tabs>
+        <w:ind w:left="2160" w:hanging="360"/>
+      </w:pPr>
+      <w:rPr>
+        <w:rFonts w:ascii="Wingdings" w:hAnsi="Wingdings" w:hint="default"/>
+        <w:sz w:val="20"/>
+      </w:rPr>
+    </w:lvl>
+    <w:lvl w:ilvl="3" w:tentative="1">
+      <w:start w:val="1"/>
+      <w:numFmt w:val="bullet"/>
+      <w:lvlText w:val=""/>
+      <w:lvlJc w:val="left"/>
+      <w:pPr>
+        <w:tabs>
+          <w:tab w:val="num" w:pos="2880"/>
+        </w:tabs>
+        <w:ind w:left="2880" w:hanging="360"/>
+      </w:pPr>
+      <w:rPr>
+        <w:rFonts w:ascii="Wingdings" w:hAnsi="Wingdings" w:hint="default"/>
+        <w:sz w:val="20"/>
+      </w:rPr>
+    </w:lvl>
+    <w:lvl w:ilvl="4" w:tentative="1">
+      <w:start w:val="1"/>
+      <w:numFmt w:val="bullet"/>
+      <w:lvlText w:val=""/>
+      <w:lvlJc w:val="left"/>
+      <w:pPr>
+        <w:tabs>
+          <w:tab w:val="num" w:pos="3600"/>
+        </w:tabs>
+        <w:ind w:left="3600" w:hanging="360"/>
+      </w:pPr>
+      <w:rPr>
+        <w:rFonts w:ascii="Wingdings" w:hAnsi="Wingdings" w:hint="default"/>
+        <w:sz w:val="20"/>
+      </w:rPr>
+    </w:lvl>
+    <w:lvl w:ilvl="5" w:tentative="1">
+      <w:start w:val="1"/>
+      <w:numFmt w:val="bullet"/>
+      <w:lvlText w:val=""/>
+      <w:lvlJc w:val="left"/>
+      <w:pPr>
+        <w:tabs>
+          <w:tab w:val="num" w:pos="4320"/>
+        </w:tabs>
+        <w:ind w:left="4320" w:hanging="360"/>
+      </w:pPr>
+      <w:rPr>
+        <w:rFonts w:ascii="Wingdings" w:hAnsi="Wingdings" w:hint="default"/>
+        <w:sz w:val="20"/>
+      </w:rPr>
+    </w:lvl>
+    <w:lvl w:ilvl="6" w:tentative="1">
+      <w:start w:val="1"/>
+      <w:numFmt w:val="bullet"/>
+      <w:lvlText w:val=""/>
+      <w:lvlJc w:val="left"/>
+      <w:pPr>
+        <w:tabs>
+          <w:tab w:val="num" w:pos="5040"/>
+        </w:tabs>
+        <w:ind w:left="5040" w:hanging="360"/>
+      </w:pPr>
+      <w:rPr>
+        <w:rFonts w:ascii="Wingdings" w:hAnsi="Wingdings" w:hint="default"/>
+        <w:sz w:val="20"/>
+      </w:rPr>
+    </w:lvl>
+    <w:lvl w:ilvl="7" w:tentative="1">
+      <w:start w:val="1"/>
+      <w:numFmt w:val="bullet"/>
+      <w:lvlText w:val=""/>
+      <w:lvlJc w:val="left"/>
+      <w:pPr>
+        <w:tabs>
+          <w:tab w:val="num" w:pos="5760"/>
+        </w:tabs>
+        <w:ind w:left="5760" w:hanging="360"/>
+      </w:pPr>
+      <w:rPr>
+        <w:rFonts w:ascii="Wingdings" w:hAnsi="Wingdings" w:hint="default"/>
+        <w:sz w:val="20"/>
+      </w:rPr>
+    </w:lvl>
+    <w:lvl w:ilvl="8" w:tentative="1">
+      <w:start w:val="1"/>
+      <w:numFmt w:val="bullet"/>
+      <w:lvlText w:val=""/>
+      <w:lvlJc w:val="left"/>
+      <w:pPr>
+        <w:tabs>
+          <w:tab w:val="num" w:pos="6480"/>
+        </w:tabs>
+        <w:ind w:left="6480" w:hanging="360"/>
+      </w:pPr>
+      <w:rPr>
+        <w:rFonts w:ascii="Wingdings" w:hAnsi="Wingdings" w:hint="default"/>
+        <w:sz w:val="20"/>
+      </w:rPr>
+    </w:lvl>
+  </w:abstractNum>
+  <w:abstractNum w:abstractNumId="12" w15:restartNumberingAfterBreak="0">
+    <w:nsid w:val="5A456581"/>
+    <w:multiLevelType w:val="hybridMultilevel"/>
+    <w:tmpl w:val="8C8C4638"/>
+    <w:lvl w:ilvl="0" w:tplc="2C0A0001">
+      <w:start w:val="1"/>
+      <w:numFmt w:val="bullet"/>
+      <w:lvlText w:val=""/>
+      <w:lvlJc w:val="left"/>
+      <w:pPr>
+        <w:ind w:left="720" w:hanging="360"/>
+      </w:pPr>
+      <w:rPr>
+        <w:rFonts w:ascii="Symbol" w:hAnsi="Symbol" w:hint="default"/>
+      </w:rPr>
+    </w:lvl>
+    <w:lvl w:ilvl="1" w:tplc="2C0A0003" w:tentative="1">
+      <w:start w:val="1"/>
+      <w:numFmt w:val="bullet"/>
+      <w:lvlText w:val="o"/>
+      <w:lvlJc w:val="left"/>
+      <w:pPr>
+        <w:ind w:left="1440" w:hanging="360"/>
+      </w:pPr>
+      <w:rPr>
+        <w:rFonts w:ascii="Courier New" w:hAnsi="Courier New" w:cs="Courier New" w:hint="default"/>
+      </w:rPr>
+    </w:lvl>
+    <w:lvl w:ilvl="2" w:tplc="2C0A0005" w:tentative="1">
+      <w:start w:val="1"/>
+      <w:numFmt w:val="bullet"/>
+      <w:lvlText w:val=""/>
+      <w:lvlJc w:val="left"/>
+      <w:pPr>
+        <w:ind w:left="2160" w:hanging="360"/>
+      </w:pPr>
+      <w:rPr>
+        <w:rFonts w:ascii="Wingdings" w:hAnsi="Wingdings" w:hint="default"/>
+      </w:rPr>
+    </w:lvl>
+    <w:lvl w:ilvl="3" w:tplc="2C0A0001" w:tentative="1">
+      <w:start w:val="1"/>
+      <w:numFmt w:val="bullet"/>
+      <w:lvlText w:val=""/>
+      <w:lvlJc w:val="left"/>
+      <w:pPr>
+        <w:ind w:left="2880" w:hanging="360"/>
+      </w:pPr>
+      <w:rPr>
+        <w:rFonts w:ascii="Symbol" w:hAnsi="Symbol" w:hint="default"/>
+      </w:rPr>
+    </w:lvl>
+    <w:lvl w:ilvl="4" w:tplc="2C0A0003" w:tentative="1">
+      <w:start w:val="1"/>
+      <w:numFmt w:val="bullet"/>
+      <w:lvlText w:val="o"/>
+      <w:lvlJc w:val="left"/>
+      <w:pPr>
+        <w:ind w:left="3600" w:hanging="360"/>
+      </w:pPr>
+      <w:rPr>
+        <w:rFonts w:ascii="Courier New" w:hAnsi="Courier New" w:cs="Courier New" w:hint="default"/>
+      </w:rPr>
+    </w:lvl>
+    <w:lvl w:ilvl="5" w:tplc="2C0A0005" w:tentative="1">
+      <w:start w:val="1"/>
+      <w:numFmt w:val="bullet"/>
+      <w:lvlText w:val=""/>
+      <w:lvlJc w:val="left"/>
+      <w:pPr>
+        <w:ind w:left="4320" w:hanging="360"/>
+      </w:pPr>
+      <w:rPr>
+        <w:rFonts w:ascii="Wingdings" w:hAnsi="Wingdings" w:hint="default"/>
+      </w:rPr>
+    </w:lvl>
+    <w:lvl w:ilvl="6" w:tplc="2C0A0001" w:tentative="1">
+      <w:start w:val="1"/>
+      <w:numFmt w:val="bullet"/>
+      <w:lvlText w:val=""/>
+      <w:lvlJc w:val="left"/>
+      <w:pPr>
+        <w:ind w:left="5040" w:hanging="360"/>
+      </w:pPr>
+      <w:rPr>
+        <w:rFonts w:ascii="Symbol" w:hAnsi="Symbol" w:hint="default"/>
+      </w:rPr>
+    </w:lvl>
+    <w:lvl w:ilvl="7" w:tplc="2C0A0003" w:tentative="1">
+      <w:start w:val="1"/>
+      <w:numFmt w:val="bullet"/>
+      <w:lvlText w:val="o"/>
+      <w:lvlJc w:val="left"/>
+      <w:pPr>
+        <w:ind w:left="5760" w:hanging="360"/>
+      </w:pPr>
+      <w:rPr>
+        <w:rFonts w:ascii="Courier New" w:hAnsi="Courier New" w:cs="Courier New" w:hint="default"/>
+      </w:rPr>
+    </w:lvl>
+    <w:lvl w:ilvl="8" w:tplc="2C0A0005" w:tentative="1">
+      <w:start w:val="1"/>
+      <w:numFmt w:val="bullet"/>
+      <w:lvlText w:val=""/>
+      <w:lvlJc w:val="left"/>
+      <w:pPr>
+        <w:ind w:left="6480" w:hanging="360"/>
+      </w:pPr>
+      <w:rPr>
+        <w:rFonts w:ascii="Wingdings" w:hAnsi="Wingdings" w:hint="default"/>
+      </w:rPr>
+    </w:lvl>
+  </w:abstractNum>
+  <w:abstractNum w:abstractNumId="13" w15:restartNumberingAfterBreak="0">
+    <w:nsid w:val="5CCB24B8"/>
+    <w:multiLevelType w:val="hybridMultilevel"/>
+    <w:tmpl w:val="B99E5664"/>
+    <w:lvl w:ilvl="0" w:tplc="2C0A0001">
+      <w:start w:val="1"/>
+      <w:numFmt w:val="bullet"/>
+      <w:lvlText w:val=""/>
+      <w:lvlJc w:val="left"/>
+      <w:pPr>
+        <w:ind w:left="720" w:hanging="360"/>
+      </w:pPr>
+      <w:rPr>
+        <w:rFonts w:ascii="Symbol" w:hAnsi="Symbol" w:hint="default"/>
+      </w:rPr>
+    </w:lvl>
+    <w:lvl w:ilvl="1" w:tplc="2C0A0003" w:tentative="1">
+      <w:start w:val="1"/>
+      <w:numFmt w:val="bullet"/>
+      <w:lvlText w:val="o"/>
+      <w:lvlJc w:val="left"/>
+      <w:pPr>
+        <w:ind w:left="1440" w:hanging="360"/>
+      </w:pPr>
+      <w:rPr>
+        <w:rFonts w:ascii="Courier New" w:hAnsi="Courier New" w:cs="Courier New" w:hint="default"/>
+      </w:rPr>
+    </w:lvl>
+    <w:lvl w:ilvl="2" w:tplc="2C0A0005" w:tentative="1">
+      <w:start w:val="1"/>
+      <w:numFmt w:val="bullet"/>
+      <w:lvlText w:val=""/>
+      <w:lvlJc w:val="left"/>
+      <w:pPr>
+        <w:ind w:left="2160" w:hanging="360"/>
+      </w:pPr>
+      <w:rPr>
+        <w:rFonts w:ascii="Wingdings" w:hAnsi="Wingdings" w:hint="default"/>
+      </w:rPr>
+    </w:lvl>
+    <w:lvl w:ilvl="3" w:tplc="2C0A0001" w:tentative="1">
+      <w:start w:val="1"/>
+      <w:numFmt w:val="bullet"/>
+      <w:lvlText w:val=""/>
+      <w:lvlJc w:val="left"/>
+      <w:pPr>
+        <w:ind w:left="2880" w:hanging="360"/>
+      </w:pPr>
+      <w:rPr>
+        <w:rFonts w:ascii="Symbol" w:hAnsi="Symbol" w:hint="default"/>
+      </w:rPr>
+    </w:lvl>
+    <w:lvl w:ilvl="4" w:tplc="2C0A0003" w:tentative="1">
+      <w:start w:val="1"/>
+      <w:numFmt w:val="bullet"/>
+      <w:lvlText w:val="o"/>
+      <w:lvlJc w:val="left"/>
+      <w:pPr>
+        <w:ind w:left="3600" w:hanging="360"/>
+      </w:pPr>
+      <w:rPr>
+        <w:rFonts w:ascii="Courier New" w:hAnsi="Courier New" w:cs="Courier New" w:hint="default"/>
+      </w:rPr>
+    </w:lvl>
+    <w:lvl w:ilvl="5" w:tplc="2C0A0005" w:tentative="1">
+      <w:start w:val="1"/>
+      <w:numFmt w:val="bullet"/>
+      <w:lvlText w:val=""/>
+      <w:lvlJc w:val="left"/>
+      <w:pPr>
+        <w:ind w:left="4320" w:hanging="360"/>
+      </w:pPr>
+      <w:rPr>
+        <w:rFonts w:ascii="Wingdings" w:hAnsi="Wingdings" w:hint="default"/>
+      </w:rPr>
+    </w:lvl>
+    <w:lvl w:ilvl="6" w:tplc="2C0A0001" w:tentative="1">
+      <w:start w:val="1"/>
+      <w:numFmt w:val="bullet"/>
+      <w:lvlText w:val=""/>
+      <w:lvlJc w:val="left"/>
+      <w:pPr>
+        <w:ind w:left="5040" w:hanging="360"/>
+      </w:pPr>
+      <w:rPr>
+        <w:rFonts w:ascii="Symbol" w:hAnsi="Symbol" w:hint="default"/>
+      </w:rPr>
+    </w:lvl>
+    <w:lvl w:ilvl="7" w:tplc="2C0A0003" w:tentative="1">
+      <w:start w:val="1"/>
+      <w:numFmt w:val="bullet"/>
+      <w:lvlText w:val="o"/>
+      <w:lvlJc w:val="left"/>
+      <w:pPr>
+        <w:ind w:left="5760" w:hanging="360"/>
+      </w:pPr>
+      <w:rPr>
+        <w:rFonts w:ascii="Courier New" w:hAnsi="Courier New" w:cs="Courier New" w:hint="default"/>
+      </w:rPr>
+    </w:lvl>
+    <w:lvl w:ilvl="8" w:tplc="2C0A0005" w:tentative="1">
+      <w:start w:val="1"/>
+      <w:numFmt w:val="bullet"/>
+      <w:lvlText w:val=""/>
+      <w:lvlJc w:val="left"/>
+      <w:pPr>
+        <w:ind w:left="6480" w:hanging="360"/>
+      </w:pPr>
+      <w:rPr>
+        <w:rFonts w:ascii="Wingdings" w:hAnsi="Wingdings" w:hint="default"/>
+      </w:rPr>
+    </w:lvl>
+  </w:abstractNum>
+  <w:abstractNum w:abstractNumId="14" w15:restartNumberingAfterBreak="0">
+    <w:nsid w:val="676963AD"/>
+    <w:multiLevelType w:val="multilevel"/>
+    <w:tmpl w:val="82FC75B0"/>
+    <w:lvl w:ilvl="0">
+      <w:start w:val="1"/>
+      <w:numFmt w:val="bullet"/>
+      <w:lvlText w:val=""/>
+      <w:lvlJc w:val="left"/>
+      <w:pPr>
+        <w:tabs>
+          <w:tab w:val="num" w:pos="720"/>
+        </w:tabs>
+        <w:ind w:left="720" w:hanging="360"/>
+      </w:pPr>
+      <w:rPr>
+        <w:rFonts w:ascii="Symbol" w:hAnsi="Symbol" w:hint="default"/>
+        <w:sz w:val="20"/>
+      </w:rPr>
+    </w:lvl>
+    <w:lvl w:ilvl="1" w:tentative="1">
+      <w:start w:val="1"/>
+      <w:numFmt w:val="bullet"/>
+      <w:lvlText w:val="o"/>
+      <w:lvlJc w:val="left"/>
+      <w:pPr>
+        <w:tabs>
+          <w:tab w:val="num" w:pos="1440"/>
+        </w:tabs>
+        <w:ind w:left="1440" w:hanging="360"/>
+      </w:pPr>
+      <w:rPr>
+        <w:rFonts w:ascii="Courier New" w:hAnsi="Courier New" w:hint="default"/>
+        <w:sz w:val="20"/>
+      </w:rPr>
+    </w:lvl>
+    <w:lvl w:ilvl="2" w:tentative="1">
+      <w:start w:val="1"/>
+      <w:numFmt w:val="bullet"/>
+      <w:lvlText w:val=""/>
+      <w:lvlJc w:val="left"/>
+      <w:pPr>
+        <w:tabs>
+          <w:tab w:val="num" w:pos="2160"/>
+        </w:tabs>
+        <w:ind w:left="2160" w:hanging="360"/>
+      </w:pPr>
+      <w:rPr>
+        <w:rFonts w:ascii="Wingdings" w:hAnsi="Wingdings" w:hint="default"/>
+        <w:sz w:val="20"/>
+      </w:rPr>
+    </w:lvl>
+    <w:lvl w:ilvl="3" w:tentative="1">
+      <w:start w:val="1"/>
+      <w:numFmt w:val="bullet"/>
+      <w:lvlText w:val=""/>
+      <w:lvlJc w:val="left"/>
+      <w:pPr>
+        <w:tabs>
+          <w:tab w:val="num" w:pos="2880"/>
+        </w:tabs>
+        <w:ind w:left="2880" w:hanging="360"/>
+      </w:pPr>
+      <w:rPr>
+        <w:rFonts w:ascii="Wingdings" w:hAnsi="Wingdings" w:hint="default"/>
+        <w:sz w:val="20"/>
+      </w:rPr>
+    </w:lvl>
+    <w:lvl w:ilvl="4" w:tentative="1">
+      <w:start w:val="1"/>
+      <w:numFmt w:val="bullet"/>
+      <w:lvlText w:val=""/>
+      <w:lvlJc w:val="left"/>
+      <w:pPr>
+        <w:tabs>
+          <w:tab w:val="num" w:pos="3600"/>
+        </w:tabs>
+        <w:ind w:left="3600" w:hanging="360"/>
+      </w:pPr>
+      <w:rPr>
+        <w:rFonts w:ascii="Wingdings" w:hAnsi="Wingdings" w:hint="default"/>
+        <w:sz w:val="20"/>
+      </w:rPr>
+    </w:lvl>
+    <w:lvl w:ilvl="5" w:tentative="1">
+      <w:start w:val="1"/>
+      <w:numFmt w:val="bullet"/>
+      <w:lvlText w:val=""/>
+      <w:lvlJc w:val="left"/>
+      <w:pPr>
+        <w:tabs>
+          <w:tab w:val="num" w:pos="4320"/>
+        </w:tabs>
+        <w:ind w:left="4320" w:hanging="360"/>
+      </w:pPr>
+      <w:rPr>
+        <w:rFonts w:ascii="Wingdings" w:hAnsi="Wingdings" w:hint="default"/>
+        <w:sz w:val="20"/>
+      </w:rPr>
+    </w:lvl>
+    <w:lvl w:ilvl="6" w:tentative="1">
+      <w:start w:val="1"/>
+      <w:numFmt w:val="bullet"/>
+      <w:lvlText w:val=""/>
+      <w:lvlJc w:val="left"/>
+      <w:pPr>
+        <w:tabs>
+          <w:tab w:val="num" w:pos="5040"/>
+        </w:tabs>
+        <w:ind w:left="5040" w:hanging="360"/>
+      </w:pPr>
+      <w:rPr>
+        <w:rFonts w:ascii="Wingdings" w:hAnsi="Wingdings" w:hint="default"/>
+        <w:sz w:val="20"/>
+      </w:rPr>
+    </w:lvl>
+    <w:lvl w:ilvl="7" w:tentative="1">
+      <w:start w:val="1"/>
+      <w:numFmt w:val="bullet"/>
+      <w:lvlText w:val=""/>
+      <w:lvlJc w:val="left"/>
+      <w:pPr>
+        <w:tabs>
+          <w:tab w:val="num" w:pos="5760"/>
+        </w:tabs>
+        <w:ind w:left="5760" w:hanging="360"/>
+      </w:pPr>
+      <w:rPr>
+        <w:rFonts w:ascii="Wingdings" w:hAnsi="Wingdings" w:hint="default"/>
+        <w:sz w:val="20"/>
+      </w:rPr>
+    </w:lvl>
+    <w:lvl w:ilvl="8" w:tentative="1">
+      <w:start w:val="1"/>
+      <w:numFmt w:val="bullet"/>
+      <w:lvlText w:val=""/>
+      <w:lvlJc w:val="left"/>
+      <w:pPr>
+        <w:tabs>
+          <w:tab w:val="num" w:pos="6480"/>
+        </w:tabs>
+        <w:ind w:left="6480" w:hanging="360"/>
+      </w:pPr>
+      <w:rPr>
+        <w:rFonts w:ascii="Wingdings" w:hAnsi="Wingdings" w:hint="default"/>
+        <w:sz w:val="20"/>
+      </w:rPr>
+    </w:lvl>
+  </w:abstractNum>
+  <w:abstractNum w:abstractNumId="15" w15:restartNumberingAfterBreak="0">
+    <w:nsid w:val="688F72D5"/>
+    <w:multiLevelType w:val="multilevel"/>
+    <w:tmpl w:val="3D881B3C"/>
+    <w:lvl w:ilvl="0">
+      <w:start w:val="1"/>
+      <w:numFmt w:val="decimal"/>
+      <w:lvlText w:val="%1."/>
+      <w:lvlJc w:val="left"/>
+      <w:pPr>
+        <w:tabs>
+          <w:tab w:val="num" w:pos="720"/>
+        </w:tabs>
+        <w:ind w:left="720" w:hanging="360"/>
+      </w:pPr>
+    </w:lvl>
+    <w:lvl w:ilvl="1">
+      <w:start w:val="1"/>
+      <w:numFmt w:val="bullet"/>
+      <w:lvlText w:val="o"/>
+      <w:lvlJc w:val="left"/>
+      <w:pPr>
+        <w:tabs>
+          <w:tab w:val="num" w:pos="1440"/>
+        </w:tabs>
+        <w:ind w:left="1440" w:hanging="360"/>
+      </w:pPr>
+      <w:rPr>
+        <w:rFonts w:ascii="Courier New" w:hAnsi="Courier New" w:hint="default"/>
+        <w:sz w:val="20"/>
+      </w:rPr>
+    </w:lvl>
+    <w:lvl w:ilvl="2" w:tentative="1">
+      <w:start w:val="1"/>
+      <w:numFmt w:val="decimal"/>
+      <w:lvlText w:val="%3."/>
+      <w:lvlJc w:val="left"/>
+      <w:pPr>
+        <w:tabs>
+          <w:tab w:val="num" w:pos="2160"/>
+        </w:tabs>
+        <w:ind w:left="2160" w:hanging="360"/>
+      </w:pPr>
+    </w:lvl>
+    <w:lvl w:ilvl="3" w:tentative="1">
+      <w:start w:val="1"/>
+      <w:numFmt w:val="decimal"/>
+      <w:lvlText w:val="%4."/>
+      <w:lvlJc w:val="left"/>
+      <w:pPr>
+        <w:tabs>
+          <w:tab w:val="num" w:pos="2880"/>
+        </w:tabs>
+        <w:ind w:left="2880" w:hanging="360"/>
+      </w:pPr>
+    </w:lvl>
+    <w:lvl w:ilvl="4" w:tentative="1">
+      <w:start w:val="1"/>
+      <w:numFmt w:val="decimal"/>
+      <w:lvlText w:val="%5."/>
+      <w:lvlJc w:val="left"/>
+      <w:pPr>
+        <w:tabs>
+          <w:tab w:val="num" w:pos="3600"/>
+        </w:tabs>
+        <w:ind w:left="3600" w:hanging="360"/>
+      </w:pPr>
+    </w:lvl>
+    <w:lvl w:ilvl="5" w:tentative="1">
+      <w:start w:val="1"/>
+      <w:numFmt w:val="decimal"/>
+      <w:lvlText w:val="%6."/>
+      <w:lvlJc w:val="left"/>
+      <w:pPr>
+        <w:tabs>
+          <w:tab w:val="num" w:pos="4320"/>
+        </w:tabs>
+        <w:ind w:left="4320" w:hanging="360"/>
+      </w:pPr>
+    </w:lvl>
+    <w:lvl w:ilvl="6" w:tentative="1">
+      <w:start w:val="1"/>
+      <w:numFmt w:val="decimal"/>
+      <w:lvlText w:val="%7."/>
+      <w:lvlJc w:val="left"/>
+      <w:pPr>
+        <w:tabs>
+          <w:tab w:val="num" w:pos="5040"/>
+        </w:tabs>
+        <w:ind w:left="5040" w:hanging="360"/>
+      </w:pPr>
+    </w:lvl>
+    <w:lvl w:ilvl="7" w:tentative="1">
+      <w:start w:val="1"/>
+      <w:numFmt w:val="decimal"/>
+      <w:lvlText w:val="%8."/>
+      <w:lvlJc w:val="left"/>
+      <w:pPr>
+        <w:tabs>
+          <w:tab w:val="num" w:pos="5760"/>
+        </w:tabs>
+        <w:ind w:left="5760" w:hanging="360"/>
+      </w:pPr>
+    </w:lvl>
+    <w:lvl w:ilvl="8" w:tentative="1">
+      <w:start w:val="1"/>
+      <w:numFmt w:val="decimal"/>
+      <w:lvlText w:val="%9."/>
+      <w:lvlJc w:val="left"/>
+      <w:pPr>
+        <w:tabs>
+          <w:tab w:val="num" w:pos="6480"/>
+        </w:tabs>
+        <w:ind w:left="6480" w:hanging="360"/>
+      </w:pPr>
+    </w:lvl>
+  </w:abstractNum>
+  <w:abstractNum w:abstractNumId="16" w15:restartNumberingAfterBreak="0">
     <w:nsid w:val="6BF13B8F"/>
     <w:multiLevelType w:val="hybridMultilevel"/>
     <w:tmpl w:val="B346151A"/>
@@ -1458,7 +5954,7 @@
       </w:pPr>
     </w:lvl>
   </w:abstractNum>
-  <w:abstractNum w:abstractNumId="4" w15:restartNumberingAfterBreak="0">
+  <w:abstractNum w:abstractNumId="17" w15:restartNumberingAfterBreak="0">
     <w:nsid w:val="6CC76413"/>
     <w:multiLevelType w:val="hybridMultilevel"/>
     <w:tmpl w:val="DD1882C4"/>
@@ -1547,20 +6043,327 @@
       </w:pPr>
     </w:lvl>
   </w:abstractNum>
+  <w:abstractNum w:abstractNumId="18" w15:restartNumberingAfterBreak="0">
+    <w:nsid w:val="73195D38"/>
+    <w:multiLevelType w:val="multilevel"/>
+    <w:tmpl w:val="DC82F588"/>
+    <w:lvl w:ilvl="0">
+      <w:start w:val="1"/>
+      <w:numFmt w:val="bullet"/>
+      <w:lvlText w:val=""/>
+      <w:lvlJc w:val="left"/>
+      <w:pPr>
+        <w:tabs>
+          <w:tab w:val="num" w:pos="720"/>
+        </w:tabs>
+        <w:ind w:left="720" w:hanging="360"/>
+      </w:pPr>
+      <w:rPr>
+        <w:rFonts w:ascii="Symbol" w:hAnsi="Symbol" w:hint="default"/>
+        <w:sz w:val="20"/>
+      </w:rPr>
+    </w:lvl>
+    <w:lvl w:ilvl="1" w:tentative="1">
+      <w:start w:val="1"/>
+      <w:numFmt w:val="bullet"/>
+      <w:lvlText w:val="o"/>
+      <w:lvlJc w:val="left"/>
+      <w:pPr>
+        <w:tabs>
+          <w:tab w:val="num" w:pos="1440"/>
+        </w:tabs>
+        <w:ind w:left="1440" w:hanging="360"/>
+      </w:pPr>
+      <w:rPr>
+        <w:rFonts w:ascii="Courier New" w:hAnsi="Courier New" w:hint="default"/>
+        <w:sz w:val="20"/>
+      </w:rPr>
+    </w:lvl>
+    <w:lvl w:ilvl="2" w:tentative="1">
+      <w:start w:val="1"/>
+      <w:numFmt w:val="bullet"/>
+      <w:lvlText w:val=""/>
+      <w:lvlJc w:val="left"/>
+      <w:pPr>
+        <w:tabs>
+          <w:tab w:val="num" w:pos="2160"/>
+        </w:tabs>
+        <w:ind w:left="2160" w:hanging="360"/>
+      </w:pPr>
+      <w:rPr>
+        <w:rFonts w:ascii="Wingdings" w:hAnsi="Wingdings" w:hint="default"/>
+        <w:sz w:val="20"/>
+      </w:rPr>
+    </w:lvl>
+    <w:lvl w:ilvl="3" w:tentative="1">
+      <w:start w:val="1"/>
+      <w:numFmt w:val="bullet"/>
+      <w:lvlText w:val=""/>
+      <w:lvlJc w:val="left"/>
+      <w:pPr>
+        <w:tabs>
+          <w:tab w:val="num" w:pos="2880"/>
+        </w:tabs>
+        <w:ind w:left="2880" w:hanging="360"/>
+      </w:pPr>
+      <w:rPr>
+        <w:rFonts w:ascii="Wingdings" w:hAnsi="Wingdings" w:hint="default"/>
+        <w:sz w:val="20"/>
+      </w:rPr>
+    </w:lvl>
+    <w:lvl w:ilvl="4" w:tentative="1">
+      <w:start w:val="1"/>
+      <w:numFmt w:val="bullet"/>
+      <w:lvlText w:val=""/>
+      <w:lvlJc w:val="left"/>
+      <w:pPr>
+        <w:tabs>
+          <w:tab w:val="num" w:pos="3600"/>
+        </w:tabs>
+        <w:ind w:left="3600" w:hanging="360"/>
+      </w:pPr>
+      <w:rPr>
+        <w:rFonts w:ascii="Wingdings" w:hAnsi="Wingdings" w:hint="default"/>
+        <w:sz w:val="20"/>
+      </w:rPr>
+    </w:lvl>
+    <w:lvl w:ilvl="5" w:tentative="1">
+      <w:start w:val="1"/>
+      <w:numFmt w:val="bullet"/>
+      <w:lvlText w:val=""/>
+      <w:lvlJc w:val="left"/>
+      <w:pPr>
+        <w:tabs>
+          <w:tab w:val="num" w:pos="4320"/>
+        </w:tabs>
+        <w:ind w:left="4320" w:hanging="360"/>
+      </w:pPr>
+      <w:rPr>
+        <w:rFonts w:ascii="Wingdings" w:hAnsi="Wingdings" w:hint="default"/>
+        <w:sz w:val="20"/>
+      </w:rPr>
+    </w:lvl>
+    <w:lvl w:ilvl="6" w:tentative="1">
+      <w:start w:val="1"/>
+      <w:numFmt w:val="bullet"/>
+      <w:lvlText w:val=""/>
+      <w:lvlJc w:val="left"/>
+      <w:pPr>
+        <w:tabs>
+          <w:tab w:val="num" w:pos="5040"/>
+        </w:tabs>
+        <w:ind w:left="5040" w:hanging="360"/>
+      </w:pPr>
+      <w:rPr>
+        <w:rFonts w:ascii="Wingdings" w:hAnsi="Wingdings" w:hint="default"/>
+        <w:sz w:val="20"/>
+      </w:rPr>
+    </w:lvl>
+    <w:lvl w:ilvl="7" w:tentative="1">
+      <w:start w:val="1"/>
+      <w:numFmt w:val="bullet"/>
+      <w:lvlText w:val=""/>
+      <w:lvlJc w:val="left"/>
+      <w:pPr>
+        <w:tabs>
+          <w:tab w:val="num" w:pos="5760"/>
+        </w:tabs>
+        <w:ind w:left="5760" w:hanging="360"/>
+      </w:pPr>
+      <w:rPr>
+        <w:rFonts w:ascii="Wingdings" w:hAnsi="Wingdings" w:hint="default"/>
+        <w:sz w:val="20"/>
+      </w:rPr>
+    </w:lvl>
+    <w:lvl w:ilvl="8" w:tentative="1">
+      <w:start w:val="1"/>
+      <w:numFmt w:val="bullet"/>
+      <w:lvlText w:val=""/>
+      <w:lvlJc w:val="left"/>
+      <w:pPr>
+        <w:tabs>
+          <w:tab w:val="num" w:pos="6480"/>
+        </w:tabs>
+        <w:ind w:left="6480" w:hanging="360"/>
+      </w:pPr>
+      <w:rPr>
+        <w:rFonts w:ascii="Wingdings" w:hAnsi="Wingdings" w:hint="default"/>
+        <w:sz w:val="20"/>
+      </w:rPr>
+    </w:lvl>
+  </w:abstractNum>
+  <w:abstractNum w:abstractNumId="19" w15:restartNumberingAfterBreak="0">
+    <w:nsid w:val="783D1DE9"/>
+    <w:multiLevelType w:val="hybridMultilevel"/>
+    <w:tmpl w:val="35CC317A"/>
+    <w:lvl w:ilvl="0" w:tplc="2C0A0001">
+      <w:start w:val="1"/>
+      <w:numFmt w:val="bullet"/>
+      <w:lvlText w:val=""/>
+      <w:lvlJc w:val="left"/>
+      <w:pPr>
+        <w:ind w:left="720" w:hanging="360"/>
+      </w:pPr>
+      <w:rPr>
+        <w:rFonts w:ascii="Symbol" w:hAnsi="Symbol" w:hint="default"/>
+      </w:rPr>
+    </w:lvl>
+    <w:lvl w:ilvl="1" w:tplc="2C0A0003" w:tentative="1">
+      <w:start w:val="1"/>
+      <w:numFmt w:val="bullet"/>
+      <w:lvlText w:val="o"/>
+      <w:lvlJc w:val="left"/>
+      <w:pPr>
+        <w:ind w:left="1440" w:hanging="360"/>
+      </w:pPr>
+      <w:rPr>
+        <w:rFonts w:ascii="Courier New" w:hAnsi="Courier New" w:cs="Courier New" w:hint="default"/>
+      </w:rPr>
+    </w:lvl>
+    <w:lvl w:ilvl="2" w:tplc="2C0A0005" w:tentative="1">
+      <w:start w:val="1"/>
+      <w:numFmt w:val="bullet"/>
+      <w:lvlText w:val=""/>
+      <w:lvlJc w:val="left"/>
+      <w:pPr>
+        <w:ind w:left="2160" w:hanging="360"/>
+      </w:pPr>
+      <w:rPr>
+        <w:rFonts w:ascii="Wingdings" w:hAnsi="Wingdings" w:hint="default"/>
+      </w:rPr>
+    </w:lvl>
+    <w:lvl w:ilvl="3" w:tplc="2C0A0001" w:tentative="1">
+      <w:start w:val="1"/>
+      <w:numFmt w:val="bullet"/>
+      <w:lvlText w:val=""/>
+      <w:lvlJc w:val="left"/>
+      <w:pPr>
+        <w:ind w:left="2880" w:hanging="360"/>
+      </w:pPr>
+      <w:rPr>
+        <w:rFonts w:ascii="Symbol" w:hAnsi="Symbol" w:hint="default"/>
+      </w:rPr>
+    </w:lvl>
+    <w:lvl w:ilvl="4" w:tplc="2C0A0003" w:tentative="1">
+      <w:start w:val="1"/>
+      <w:numFmt w:val="bullet"/>
+      <w:lvlText w:val="o"/>
+      <w:lvlJc w:val="left"/>
+      <w:pPr>
+        <w:ind w:left="3600" w:hanging="360"/>
+      </w:pPr>
+      <w:rPr>
+        <w:rFonts w:ascii="Courier New" w:hAnsi="Courier New" w:cs="Courier New" w:hint="default"/>
+      </w:rPr>
+    </w:lvl>
+    <w:lvl w:ilvl="5" w:tplc="2C0A0005" w:tentative="1">
+      <w:start w:val="1"/>
+      <w:numFmt w:val="bullet"/>
+      <w:lvlText w:val=""/>
+      <w:lvlJc w:val="left"/>
+      <w:pPr>
+        <w:ind w:left="4320" w:hanging="360"/>
+      </w:pPr>
+      <w:rPr>
+        <w:rFonts w:ascii="Wingdings" w:hAnsi="Wingdings" w:hint="default"/>
+      </w:rPr>
+    </w:lvl>
+    <w:lvl w:ilvl="6" w:tplc="2C0A0001" w:tentative="1">
+      <w:start w:val="1"/>
+      <w:numFmt w:val="bullet"/>
+      <w:lvlText w:val=""/>
+      <w:lvlJc w:val="left"/>
+      <w:pPr>
+        <w:ind w:left="5040" w:hanging="360"/>
+      </w:pPr>
+      <w:rPr>
+        <w:rFonts w:ascii="Symbol" w:hAnsi="Symbol" w:hint="default"/>
+      </w:rPr>
+    </w:lvl>
+    <w:lvl w:ilvl="7" w:tplc="2C0A0003" w:tentative="1">
+      <w:start w:val="1"/>
+      <w:numFmt w:val="bullet"/>
+      <w:lvlText w:val="o"/>
+      <w:lvlJc w:val="left"/>
+      <w:pPr>
+        <w:ind w:left="5760" w:hanging="360"/>
+      </w:pPr>
+      <w:rPr>
+        <w:rFonts w:ascii="Courier New" w:hAnsi="Courier New" w:cs="Courier New" w:hint="default"/>
+      </w:rPr>
+    </w:lvl>
+    <w:lvl w:ilvl="8" w:tplc="2C0A0005" w:tentative="1">
+      <w:start w:val="1"/>
+      <w:numFmt w:val="bullet"/>
+      <w:lvlText w:val=""/>
+      <w:lvlJc w:val="left"/>
+      <w:pPr>
+        <w:ind w:left="6480" w:hanging="360"/>
+      </w:pPr>
+      <w:rPr>
+        <w:rFonts w:ascii="Wingdings" w:hAnsi="Wingdings" w:hint="default"/>
+      </w:rPr>
+    </w:lvl>
+  </w:abstractNum>
   <w:num w:numId="1" w16cid:durableId="1510481802">
+    <w:abstractNumId w:val="1"/>
+  </w:num>
+  <w:num w:numId="2" w16cid:durableId="864053039">
+    <w:abstractNumId w:val="3"/>
+  </w:num>
+  <w:num w:numId="3" w16cid:durableId="2121606062">
+    <w:abstractNumId w:val="16"/>
+  </w:num>
+  <w:num w:numId="4" w16cid:durableId="1728144587">
+    <w:abstractNumId w:val="10"/>
+  </w:num>
+  <w:num w:numId="5" w16cid:durableId="317341597">
+    <w:abstractNumId w:val="17"/>
+  </w:num>
+  <w:num w:numId="6" w16cid:durableId="81613009">
+    <w:abstractNumId w:val="6"/>
+  </w:num>
+  <w:num w:numId="7" w16cid:durableId="266625610">
+    <w:abstractNumId w:val="19"/>
+  </w:num>
+  <w:num w:numId="8" w16cid:durableId="1222905418">
+    <w:abstractNumId w:val="12"/>
+  </w:num>
+  <w:num w:numId="9" w16cid:durableId="556627539">
+    <w:abstractNumId w:val="5"/>
+  </w:num>
+  <w:num w:numId="10" w16cid:durableId="209612981">
+    <w:abstractNumId w:val="4"/>
+  </w:num>
+  <w:num w:numId="11" w16cid:durableId="796491265">
+    <w:abstractNumId w:val="9"/>
+  </w:num>
+  <w:num w:numId="12" w16cid:durableId="563101895">
+    <w:abstractNumId w:val="13"/>
+  </w:num>
+  <w:num w:numId="13" w16cid:durableId="2014185635">
     <w:abstractNumId w:val="0"/>
   </w:num>
-  <w:num w:numId="2" w16cid:durableId="864053039">
-    <w:abstractNumId w:val="1"/>
+  <w:num w:numId="14" w16cid:durableId="2124031143">
+    <w:abstractNumId w:val="11"/>
   </w:num>
-  <w:num w:numId="3" w16cid:durableId="2121606062">
-    <w:abstractNumId w:val="3"/>
+  <w:num w:numId="15" w16cid:durableId="2104300718">
+    <w:abstractNumId w:val="18"/>
   </w:num>
-  <w:num w:numId="4" w16cid:durableId="1728144587">
+  <w:num w:numId="16" w16cid:durableId="1291857583">
+    <w:abstractNumId w:val="8"/>
+  </w:num>
+  <w:num w:numId="17" w16cid:durableId="1987394739">
     <w:abstractNumId w:val="2"/>
   </w:num>
-  <w:num w:numId="5" w16cid:durableId="317341597">
-    <w:abstractNumId w:val="4"/>
+  <w:num w:numId="18" w16cid:durableId="665672076">
+    <w:abstractNumId w:val="14"/>
+  </w:num>
+  <w:num w:numId="19" w16cid:durableId="918909099">
+    <w:abstractNumId w:val="7"/>
+  </w:num>
+  <w:num w:numId="20" w16cid:durableId="629868316">
+    <w:abstractNumId w:val="15"/>
   </w:num>
 </w:numbering>
 </file>
@@ -2526,6 +7329,17 @@
     <w:uiPriority w:val="99"/>
     <w:rsid w:val="00616D7C"/>
   </w:style>
+  <w:style w:type="paragraph" w:styleId="NormalWeb">
+    <w:name w:val="Normal (Web)"/>
+    <w:basedOn w:val="Normal"/>
+    <w:uiPriority w:val="99"/>
+    <w:semiHidden/>
+    <w:unhideWhenUsed/>
+    <w:rsid w:val="00A24C83"/>
+    <w:rPr>
+      <w:rFonts w:ascii="Times New Roman" w:hAnsi="Times New Roman" w:cs="Times New Roman"/>
+    </w:rPr>
+  </w:style>
 </w:styles>
 </file>
 
